--- a/docs/customer/台灣福祉_階段一驗收SOP.docx
+++ b/docs/customer/台灣福祉_階段一驗收SOP.docx
@@ -4815,7 +4815,7 @@
     </w:p>
     <w:bookmarkEnd w:id="25"/>
     <w:bookmarkEnd w:id="26"/>
-    <w:bookmarkStart w:id="32" w:name="第三部分--功能二驗收--個人日報"/>
+    <w:bookmarkStart w:id="33" w:name="第三部分--功能二驗收--個人日報"/>
     <w:p>
       <w:pPr>
         <w:pStyle w:val="Heading1"/>
@@ -6507,7 +6507,7 @@
       </w:r>
     </w:p>
     <w:bookmarkEnd w:id="29"/>
-    <w:bookmarkStart w:id="30" w:name="步驟-12--員工看自己日報"/>
+    <w:bookmarkStart w:id="30" w:name="步驟-12--員工在-line-內看自己日報不用登入網頁"/>
     <w:p>
       <w:pPr>
         <w:pStyle w:val="Heading2"/>
@@ -6525,7 +6525,30 @@
         <w:rPr>
           <w:rFonts w:hint="eastAsia"/>
         </w:rPr>
-        <w:t xml:space="preserve">員工看自己日報</w:t>
+        <w:t xml:space="preserve">員工在</w:t>
+      </w:r>
+      <w:r>
+        <w:t xml:space="preserve"> LINE </w:t>
+      </w:r>
+      <w:r>
+        <w:rPr>
+          <w:rFonts w:hint="eastAsia"/>
+        </w:rPr>
+        <w:t xml:space="preserve">內看自己日報（</w:t>
+      </w:r>
+      <w:r>
+        <w:rPr>
+          <w:rFonts w:hint="eastAsia"/>
+          <w:b/>
+          <w:bCs/>
+        </w:rPr>
+        <w:t xml:space="preserve">不用登入網頁</w:t>
+      </w:r>
+      <w:r>
+        <w:rPr>
+          <w:rFonts w:hint="eastAsia"/>
+        </w:rPr>
+        <w:t xml:space="preserve">）</w:t>
       </w:r>
     </w:p>
     <w:p>
@@ -6535,6 +6558,53 @@
       <w:r>
         <w:rPr>
           <w:rFonts w:hint="eastAsia"/>
+        </w:rPr>
+        <w:t xml:space="preserve">員工端</w:t>
+      </w:r>
+      <w:r>
+        <w:t xml:space="preserve"> Alice </w:t>
+      </w:r>
+      <w:r>
+        <w:rPr>
+          <w:rFonts w:hint="eastAsia"/>
+        </w:rPr>
+        <w:t xml:space="preserve">全程在</w:t>
+      </w:r>
+      <w:r>
+        <w:t xml:space="preserve"> LINE App </w:t>
+      </w:r>
+      <w:r>
+        <w:rPr>
+          <w:rFonts w:hint="eastAsia"/>
+        </w:rPr>
+        <w:t xml:space="preserve">內操作</w:t>
+      </w:r>
+      <w:r>
+        <w:t xml:space="preserve"> · </w:t>
+      </w:r>
+      <w:r>
+        <w:rPr>
+          <w:rFonts w:hint="eastAsia"/>
+        </w:rPr>
+        <w:t xml:space="preserve">不需開瀏覽器</w:t>
+      </w:r>
+      <w:r>
+        <w:t xml:space="preserve"> · </w:t>
+      </w:r>
+      <w:r>
+        <w:rPr>
+          <w:rFonts w:hint="eastAsia"/>
+        </w:rPr>
+        <w:t xml:space="preserve">不需帳密。</w:t>
+      </w:r>
+    </w:p>
+    <w:p>
+      <w:pPr>
+        <w:pStyle w:val="BodyText"/>
+      </w:pPr>
+      <w:r>
+        <w:rPr>
+          <w:rFonts w:hint="eastAsia"/>
           <w:b/>
           <w:bCs/>
         </w:rPr>
@@ -6562,21 +6632,647 @@
         <w:rPr>
           <w:rFonts w:hint="eastAsia"/>
         </w:rPr>
-        <w:t xml:space="preserve">用</w:t>
-      </w:r>
-      <w:r>
-        <w:rPr>
-          <w:rFonts w:hint="eastAsia"/>
-          <w:b/>
-          <w:bCs/>
-        </w:rPr>
-        <w:t xml:space="preserve">自己的員工帳號</w:t>
-      </w:r>
-      <w:r>
-        <w:rPr>
-          <w:rFonts w:hint="eastAsia"/>
-        </w:rPr>
-        <w:t xml:space="preserve">登入</w:t>
+        <w:t xml:space="preserve">在</w:t>
+      </w:r>
+      <w:r>
+        <w:rPr>
+          <w:rFonts w:hint="eastAsia"/>
+          <w:b/>
+          <w:bCs/>
+        </w:rPr>
+        <w:t xml:space="preserve">跟</w:t>
+      </w:r>
+      <w:r>
+        <w:rPr>
+          <w:b/>
+          <w:bCs/>
+        </w:rPr>
+        <w:t xml:space="preserve"> bot </w:t>
+      </w:r>
+      <w:r>
+        <w:rPr>
+          <w:rFonts w:hint="eastAsia"/>
+          <w:b/>
+          <w:bCs/>
+        </w:rPr>
+        <w:t xml:space="preserve">的私訊視窗</w:t>
+      </w:r>
+      <w:r>
+        <w:t xml:space="preserve"> </w:t>
+      </w:r>
+      <w:r>
+        <w:t xml:space="preserve">· </w:t>
+      </w:r>
+      <w:r>
+        <w:rPr>
+          <w:rFonts w:hint="eastAsia"/>
+        </w:rPr>
+        <w:t xml:space="preserve">輸入「</w:t>
+      </w:r>
+      <w:r>
+        <w:rPr>
+          <w:rFonts w:hint="eastAsia"/>
+          <w:b/>
+          <w:bCs/>
+        </w:rPr>
+        <w:t xml:space="preserve">日報</w:t>
+      </w:r>
+      <w:r>
+        <w:rPr>
+          <w:rFonts w:hint="eastAsia"/>
+        </w:rPr>
+        <w:t xml:space="preserve">」二字</w:t>
+      </w:r>
+      <w:r>
+        <w:t xml:space="preserve"> · </w:t>
+      </w:r>
+      <w:r>
+        <w:rPr>
+          <w:rFonts w:hint="eastAsia"/>
+        </w:rPr>
+        <w:t xml:space="preserve">送出</w:t>
+      </w:r>
+    </w:p>
+    <w:p>
+      <w:pPr>
+        <w:pStyle w:val="Compact"/>
+        <w:numPr>
+          <w:ilvl w:val="0"/>
+          <w:numId w:val="1039"/>
+        </w:numPr>
+      </w:pPr>
+      <w:r>
+        <w:t xml:space="preserve">Bot </w:t>
+      </w:r>
+      <w:r>
+        <w:rPr>
+          <w:rFonts w:hint="eastAsia"/>
+        </w:rPr>
+        <w:t xml:space="preserve">立即回一則訊息</w:t>
+      </w:r>
+      <w:r>
+        <w:t xml:space="preserve"> + </w:t>
+      </w:r>
+      <w:r>
+        <w:rPr>
+          <w:rFonts w:hint="eastAsia"/>
+        </w:rPr>
+        <w:t xml:space="preserve">按鈕：</w:t>
+      </w:r>
+    </w:p>
+    <w:p>
+      <w:pPr>
+        <w:pStyle w:val="SourceCode"/>
+        <w:numPr>
+          <w:ilvl w:val="0"/>
+          <w:numId w:val="1000"/>
+        </w:numPr>
+      </w:pPr>
+      <w:r>
+        <w:rPr>
+          <w:rStyle w:val="VerbatimChar"/>
+          <w:rFonts w:hint="eastAsia"/>
+        </w:rPr>
+        <w:t xml:space="preserve">點按鈕看今日</w:t>
+      </w:r>
+      <w:r>
+        <w:rPr>
+          <w:rStyle w:val="VerbatimChar"/>
+        </w:rPr>
+        <w:t xml:space="preserve"> AI </w:t>
+      </w:r>
+      <w:r>
+        <w:rPr>
+          <w:rStyle w:val="VerbatimChar"/>
+          <w:rFonts w:hint="eastAsia"/>
+        </w:rPr>
+        <w:t xml:space="preserve">整理的日報</w:t>
+      </w:r>
+      <w:r>
+        <w:rPr>
+          <w:rStyle w:val="VerbatimChar"/>
+        </w:rPr>
+        <w:t xml:space="preserve"> · </w:t>
+      </w:r>
+      <w:r>
+        <w:rPr>
+          <w:rStyle w:val="VerbatimChar"/>
+          <w:rFonts w:hint="eastAsia"/>
+        </w:rPr>
+        <w:t xml:space="preserve">可編輯後送出主管</w:t>
+      </w:r>
+      <w:r>
+        <w:br/>
+      </w:r>
+      <w:r>
+        <w:rPr>
+          <w:rStyle w:val="VerbatimChar"/>
+        </w:rPr>
+        <w:t xml:space="preserve">[ 📋 </w:t>
+      </w:r>
+      <w:r>
+        <w:rPr>
+          <w:rStyle w:val="VerbatimChar"/>
+          <w:rFonts w:hint="eastAsia"/>
+        </w:rPr>
+        <w:t xml:space="preserve">查看我的日報</w:t>
+      </w:r>
+      <w:r>
+        <w:rPr>
+          <w:rStyle w:val="VerbatimChar"/>
+        </w:rPr>
+        <w:t xml:space="preserve"> ]</w:t>
+      </w:r>
+    </w:p>
+    <w:p>
+      <w:pPr>
+        <w:pStyle w:val="Compact"/>
+        <w:numPr>
+          <w:ilvl w:val="0"/>
+          <w:numId w:val="1039"/>
+        </w:numPr>
+      </w:pPr>
+      <w:r>
+        <w:t xml:space="preserve">Alice </w:t>
+      </w:r>
+      <w:r>
+        <w:rPr>
+          <w:rFonts w:hint="eastAsia"/>
+        </w:rPr>
+        <w:t xml:space="preserve">點「查看我的日報」·</w:t>
+      </w:r>
+      <w:r>
+        <w:t xml:space="preserve"> LINE</w:t>
+      </w:r>
+      <w:r>
+        <w:t xml:space="preserve"> </w:t>
+      </w:r>
+      <w:r>
+        <w:rPr>
+          <w:rFonts w:hint="eastAsia"/>
+          <w:b/>
+          <w:bCs/>
+        </w:rPr>
+        <w:t xml:space="preserve">在</w:t>
+      </w:r>
+      <w:r>
+        <w:rPr>
+          <w:b/>
+          <w:bCs/>
+        </w:rPr>
+        <w:t xml:space="preserve"> App </w:t>
+      </w:r>
+      <w:r>
+        <w:rPr>
+          <w:rFonts w:hint="eastAsia"/>
+          <w:b/>
+          <w:bCs/>
+        </w:rPr>
+        <w:t xml:space="preserve">內開一個小網頁</w:t>
+      </w:r>
+      <w:r>
+        <w:rPr>
+          <w:rFonts w:hint="eastAsia"/>
+        </w:rPr>
+        <w:t xml:space="preserve">（LIFF</w:t>
+      </w:r>
+      <w:r>
+        <w:t xml:space="preserve"> · </w:t>
+      </w:r>
+      <w:r>
+        <w:rPr>
+          <w:rFonts w:hint="eastAsia"/>
+        </w:rPr>
+        <w:t xml:space="preserve">不跳出瀏覽器）</w:t>
+      </w:r>
+    </w:p>
+    <w:p>
+      <w:pPr>
+        <w:pStyle w:val="Compact"/>
+        <w:numPr>
+          <w:ilvl w:val="0"/>
+          <w:numId w:val="1039"/>
+        </w:numPr>
+      </w:pPr>
+      <w:r>
+        <w:rPr>
+          <w:rFonts w:hint="eastAsia"/>
+        </w:rPr>
+        <w:t xml:space="preserve">小網頁顯示今日日報</w:t>
+      </w:r>
+      <w:r>
+        <w:t xml:space="preserve"> · AI </w:t>
+      </w:r>
+      <w:r>
+        <w:rPr>
+          <w:rFonts w:hint="eastAsia"/>
+        </w:rPr>
+        <w:t xml:space="preserve">已整理項目</w:t>
+      </w:r>
+    </w:p>
+    <w:p>
+      <w:pPr>
+        <w:pStyle w:val="FirstParagraph"/>
+      </w:pPr>
+      <w:r>
+        <w:rPr>
+          <w:rFonts w:hint="eastAsia"/>
+          <w:b/>
+          <w:bCs/>
+        </w:rPr>
+        <w:t xml:space="preserve">應該看到</w:t>
+      </w:r>
+      <w:r>
+        <w:rPr>
+          <w:rFonts w:hint="eastAsia"/>
+        </w:rPr>
+        <w:t xml:space="preserve">：</w:t>
+      </w:r>
+    </w:p>
+    <w:p>
+      <w:pPr>
+        <w:pStyle w:val="Compact"/>
+        <w:numPr>
+          <w:ilvl w:val="0"/>
+          <w:numId w:val="1040"/>
+        </w:numPr>
+      </w:pPr>
+      <w:r>
+        <w:t xml:space="preserve">✅ </w:t>
+      </w:r>
+      <w:r>
+        <w:rPr>
+          <w:rFonts w:hint="eastAsia"/>
+        </w:rPr>
+        <w:t xml:space="preserve">頁面上方顯</w:t>
+      </w:r>
+      <w:r>
+        <w:t xml:space="preserve"> Alice </w:t>
+      </w:r>
+      <w:r>
+        <w:rPr>
+          <w:rFonts w:hint="eastAsia"/>
+        </w:rPr>
+        <w:t xml:space="preserve">姓名</w:t>
+      </w:r>
+      <w:r>
+        <w:t xml:space="preserve"> + </w:t>
+      </w:r>
+      <w:r>
+        <w:rPr>
+          <w:rFonts w:hint="eastAsia"/>
+        </w:rPr>
+        <w:t xml:space="preserve">今日日期</w:t>
+      </w:r>
+    </w:p>
+    <w:p>
+      <w:pPr>
+        <w:pStyle w:val="Compact"/>
+        <w:numPr>
+          <w:ilvl w:val="0"/>
+          <w:numId w:val="1040"/>
+        </w:numPr>
+      </w:pPr>
+      <w:r>
+        <w:t xml:space="preserve">✅ </w:t>
+      </w:r>
+      <w:r>
+        <w:rPr>
+          <w:rFonts w:hint="eastAsia"/>
+        </w:rPr>
+        <w:t xml:space="preserve">顯</w:t>
+      </w:r>
+      <w:r>
+        <w:t xml:space="preserve"> AI </w:t>
+      </w:r>
+      <w:r>
+        <w:rPr>
+          <w:rFonts w:hint="eastAsia"/>
+        </w:rPr>
+        <w:t xml:space="preserve">整理的項目卡片</w:t>
+      </w:r>
+      <w:r>
+        <w:t xml:space="preserve"> · </w:t>
+      </w:r>
+      <w:r>
+        <w:rPr>
+          <w:rFonts w:hint="eastAsia"/>
+        </w:rPr>
+        <w:t xml:space="preserve">每項有：</w:t>
+      </w:r>
+    </w:p>
+    <w:p>
+      <w:pPr>
+        <w:pStyle w:val="Compact"/>
+        <w:numPr>
+          <w:ilvl w:val="1"/>
+          <w:numId w:val="1041"/>
+        </w:numPr>
+      </w:pPr>
+      <w:r>
+        <w:rPr>
+          <w:rFonts w:hint="eastAsia"/>
+        </w:rPr>
+        <w:t xml:space="preserve">時間（例：08:30-10:00）</w:t>
+      </w:r>
+    </w:p>
+    <w:p>
+      <w:pPr>
+        <w:pStyle w:val="Compact"/>
+        <w:numPr>
+          <w:ilvl w:val="1"/>
+          <w:numId w:val="1041"/>
+        </w:numPr>
+      </w:pPr>
+      <w:r>
+        <w:rPr>
+          <w:rFonts w:hint="eastAsia"/>
+        </w:rPr>
+        <w:t xml:space="preserve">標題（例：A</w:t>
+      </w:r>
+      <w:r>
+        <w:t xml:space="preserve"> </w:t>
+      </w:r>
+      <w:r>
+        <w:rPr>
+          <w:rFonts w:hint="eastAsia"/>
+        </w:rPr>
+        <w:t xml:space="preserve">客戶</w:t>
+      </w:r>
+      <w:r>
+        <w:t xml:space="preserve"> Q3 </w:t>
+      </w:r>
+      <w:r>
+        <w:rPr>
+          <w:rFonts w:hint="eastAsia"/>
+        </w:rPr>
+        <w:t xml:space="preserve">交期討論）</w:t>
+      </w:r>
+    </w:p>
+    <w:p>
+      <w:pPr>
+        <w:pStyle w:val="Compact"/>
+        <w:numPr>
+          <w:ilvl w:val="1"/>
+          <w:numId w:val="1041"/>
+        </w:numPr>
+      </w:pPr>
+      <w:r>
+        <w:rPr>
+          <w:rFonts w:hint="eastAsia"/>
+        </w:rPr>
+        <w:t xml:space="preserve">詳情（例：客戶要求提早</w:t>
+      </w:r>
+      <w:r>
+        <w:t xml:space="preserve"> 15 </w:t>
+      </w:r>
+      <w:r>
+        <w:rPr>
+          <w:rFonts w:hint="eastAsia"/>
+        </w:rPr>
+        <w:t xml:space="preserve">天）</w:t>
+      </w:r>
+    </w:p>
+    <w:p>
+      <w:pPr>
+        <w:pStyle w:val="Compact"/>
+        <w:numPr>
+          <w:ilvl w:val="1"/>
+          <w:numId w:val="1041"/>
+        </w:numPr>
+      </w:pPr>
+      <w:r>
+        <w:rPr>
+          <w:rFonts w:hint="eastAsia"/>
+        </w:rPr>
+        <w:t xml:space="preserve">追蹤事項（若有）</w:t>
+      </w:r>
+    </w:p>
+    <w:p>
+      <w:pPr>
+        <w:pStyle w:val="Compact"/>
+        <w:numPr>
+          <w:ilvl w:val="0"/>
+          <w:numId w:val="1040"/>
+        </w:numPr>
+      </w:pPr>
+      <w:r>
+        <w:t xml:space="preserve">✅ </w:t>
+      </w:r>
+      <w:r>
+        <w:rPr>
+          <w:rFonts w:hint="eastAsia"/>
+        </w:rPr>
+        <w:t xml:space="preserve">每項有「編輯」「刪除」按鈕</w:t>
+      </w:r>
+    </w:p>
+    <w:p>
+      <w:pPr>
+        <w:pStyle w:val="Compact"/>
+        <w:numPr>
+          <w:ilvl w:val="0"/>
+          <w:numId w:val="1040"/>
+        </w:numPr>
+      </w:pPr>
+      <w:r>
+        <w:t xml:space="preserve">✅ </w:t>
+      </w:r>
+      <w:r>
+        <w:rPr>
+          <w:rFonts w:hint="eastAsia"/>
+        </w:rPr>
+        <w:t xml:space="preserve">底部有「+</w:t>
+      </w:r>
+      <w:r>
+        <w:t xml:space="preserve"> </w:t>
+      </w:r>
+      <w:r>
+        <w:rPr>
+          <w:rFonts w:hint="eastAsia"/>
+        </w:rPr>
+        <w:t xml:space="preserve">手動加一項」按鈕</w:t>
+      </w:r>
+    </w:p>
+    <w:p>
+      <w:pPr>
+        <w:pStyle w:val="Compact"/>
+        <w:numPr>
+          <w:ilvl w:val="0"/>
+          <w:numId w:val="1040"/>
+        </w:numPr>
+      </w:pPr>
+      <w:r>
+        <w:t xml:space="preserve">✅ </w:t>
+      </w:r>
+      <w:r>
+        <w:rPr>
+          <w:rFonts w:hint="eastAsia"/>
+        </w:rPr>
+        <w:t xml:space="preserve">最下方</w:t>
+      </w:r>
+      <w:r>
+        <w:t xml:space="preserve"> 3 </w:t>
+      </w:r>
+      <w:r>
+        <w:rPr>
+          <w:rFonts w:hint="eastAsia"/>
+        </w:rPr>
+        <w:t xml:space="preserve">個按鈕：「重新生成」「儲存草稿」「送出日報」</w:t>
+      </w:r>
+    </w:p>
+    <w:p>
+      <w:pPr>
+        <w:pStyle w:val="FirstParagraph"/>
+      </w:pPr>
+      <w:r>
+        <w:rPr>
+          <w:rFonts w:hint="eastAsia"/>
+          <w:b/>
+          <w:bCs/>
+        </w:rPr>
+        <w:t xml:space="preserve">若看到「今日尚未有記錄」</w:t>
+      </w:r>
+      <w:r>
+        <w:rPr>
+          <w:rFonts w:hint="eastAsia"/>
+        </w:rPr>
+        <w:t xml:space="preserve">：</w:t>
+      </w:r>
+    </w:p>
+    <w:p>
+      <w:pPr>
+        <w:pStyle w:val="Compact"/>
+        <w:numPr>
+          <w:ilvl w:val="0"/>
+          <w:numId w:val="1042"/>
+        </w:numPr>
+      </w:pPr>
+      <w:r>
+        <w:t xml:space="preserve">Alice </w:t>
+      </w:r>
+      <w:r>
+        <w:rPr>
+          <w:rFonts w:hint="eastAsia"/>
+        </w:rPr>
+        <w:t xml:space="preserve">當天沒私訊</w:t>
+      </w:r>
+      <w:r>
+        <w:t xml:space="preserve"> bot · </w:t>
+      </w:r>
+      <w:r>
+        <w:rPr>
+          <w:rFonts w:hint="eastAsia"/>
+        </w:rPr>
+        <w:t xml:space="preserve">或都是貼圖沒文字</w:t>
+      </w:r>
+    </w:p>
+    <w:p>
+      <w:pPr>
+        <w:pStyle w:val="Compact"/>
+        <w:numPr>
+          <w:ilvl w:val="0"/>
+          <w:numId w:val="1042"/>
+        </w:numPr>
+      </w:pPr>
+      <w:r>
+        <w:rPr>
+          <w:rFonts w:hint="eastAsia"/>
+        </w:rPr>
+        <w:t xml:space="preserve">請</w:t>
+      </w:r>
+      <w:r>
+        <w:t xml:space="preserve"> Alice </w:t>
+      </w:r>
+      <w:r>
+        <w:rPr>
+          <w:rFonts w:hint="eastAsia"/>
+        </w:rPr>
+        <w:t xml:space="preserve">先私訊幾則工作內容</w:t>
+      </w:r>
+      <w:r>
+        <w:t xml:space="preserve"> · </w:t>
+      </w:r>
+      <w:r>
+        <w:rPr>
+          <w:rFonts w:hint="eastAsia"/>
+        </w:rPr>
+        <w:t xml:space="preserve">再打「日報」查</w:t>
+      </w:r>
+    </w:p>
+    <w:p>
+      <w:pPr>
+        <w:pStyle w:val="FirstParagraph"/>
+      </w:pPr>
+      <w:r>
+        <w:rPr>
+          <w:rFonts w:hint="eastAsia"/>
+          <w:b/>
+          <w:bCs/>
+        </w:rPr>
+        <w:t xml:space="preserve">若按鈕跳出網頁到</w:t>
+      </w:r>
+      <w:r>
+        <w:rPr>
+          <w:b/>
+          <w:bCs/>
+        </w:rPr>
+        <w:t xml:space="preserve"> Chrome/Safari </w:t>
+      </w:r>
+      <w:r>
+        <w:rPr>
+          <w:rFonts w:hint="eastAsia"/>
+          <w:b/>
+          <w:bCs/>
+        </w:rPr>
+        <w:t xml:space="preserve">而非</w:t>
+      </w:r>
+      <w:r>
+        <w:rPr>
+          <w:b/>
+          <w:bCs/>
+        </w:rPr>
+        <w:t xml:space="preserve"> App </w:t>
+      </w:r>
+      <w:r>
+        <w:rPr>
+          <w:rFonts w:hint="eastAsia"/>
+          <w:b/>
+          <w:bCs/>
+        </w:rPr>
+        <w:t xml:space="preserve">內</w:t>
+      </w:r>
+      <w:r>
+        <w:rPr>
+          <w:rFonts w:hint="eastAsia"/>
+        </w:rPr>
+        <w:t xml:space="preserve">：</w:t>
+      </w:r>
+    </w:p>
+    <w:p>
+      <w:pPr>
+        <w:pStyle w:val="Compact"/>
+        <w:numPr>
+          <w:ilvl w:val="0"/>
+          <w:numId w:val="1043"/>
+        </w:numPr>
+      </w:pPr>
+      <w:r>
+        <w:t xml:space="preserve">LIFF </w:t>
+      </w:r>
+      <w:r>
+        <w:rPr>
+          <w:rFonts w:hint="eastAsia"/>
+        </w:rPr>
+        <w:t xml:space="preserve">配置問題</w:t>
+      </w:r>
+      <w:r>
+        <w:t xml:space="preserve"> · </w:t>
+      </w:r>
+      <w:r>
+        <w:rPr>
+          <w:rFonts w:hint="eastAsia"/>
+        </w:rPr>
+        <w:t xml:space="preserve">聯繫</w:t>
       </w:r>
       <w:r>
         <w:t xml:space="preserve"> aiproot </w:t>
@@ -6585,661 +7281,7 @@
         <w:rPr>
           <w:rFonts w:hint="eastAsia"/>
         </w:rPr>
-        <w:t xml:space="preserve">系統</w:t>
-      </w:r>
-    </w:p>
-    <w:p>
-      <w:pPr>
-        <w:pStyle w:val="Compact"/>
-        <w:numPr>
-          <w:ilvl w:val="1"/>
-          <w:numId w:val="1040"/>
-        </w:numPr>
-      </w:pPr>
-      <w:r>
-        <w:rPr>
-          <w:rFonts w:hint="eastAsia"/>
-        </w:rPr>
-        <w:t xml:space="preserve">帳號</w:t>
-      </w:r>
-      <w:r>
-        <w:t xml:space="preserve"> email =</w:t>
-      </w:r>
-      <w:r>
-        <w:t xml:space="preserve"> </w:t>
-      </w:r>
-      <w:r>
-        <w:rPr>
-          <w:rStyle w:val="VerbatimChar"/>
-        </w:rPr>
-        <w:t xml:space="preserve">&lt;Alice </w:t>
-      </w:r>
-      <w:r>
-        <w:rPr>
-          <w:rStyle w:val="VerbatimChar"/>
-          <w:rFonts w:hint="eastAsia"/>
-        </w:rPr>
-        <w:t xml:space="preserve">的</w:t>
-      </w:r>
-      <w:r>
-        <w:rPr>
-          <w:rStyle w:val="VerbatimChar"/>
-        </w:rPr>
-        <w:t xml:space="preserve"> lineUserId&gt;@line.local</w:t>
-      </w:r>
-      <w:r>
-        <w:rPr>
-          <w:rFonts w:hint="eastAsia"/>
-        </w:rPr>
-        <w:t xml:space="preserve">（例：</w:t>
-      </w:r>
-      <w:r>
-        <w:rPr>
-          <w:rStyle w:val="VerbatimChar"/>
-        </w:rPr>
-        <w:t xml:space="preserve">Ualice123@line.local</w:t>
-      </w:r>
-      <w:r>
-        <w:rPr>
-          <w:rFonts w:hint="eastAsia"/>
-        </w:rPr>
-        <w:t xml:space="preserve">）</w:t>
-      </w:r>
-    </w:p>
-    <w:p>
-      <w:pPr>
-        <w:pStyle w:val="Compact"/>
-        <w:numPr>
-          <w:ilvl w:val="1"/>
-          <w:numId w:val="1040"/>
-        </w:numPr>
-      </w:pPr>
-      <w:r>
-        <w:rPr>
-          <w:rFonts w:hint="eastAsia"/>
-        </w:rPr>
-        <w:t xml:space="preserve">密碼</w:t>
-      </w:r>
-      <w:r>
-        <w:t xml:space="preserve"> →</w:t>
-      </w:r>
-      <w:r>
-        <w:t xml:space="preserve"> </w:t>
-      </w:r>
-      <w:r>
-        <w:rPr>
-          <w:rFonts w:hint="eastAsia"/>
-          <w:b/>
-          <w:bCs/>
-        </w:rPr>
-        <w:t xml:space="preserve">需</w:t>
-      </w:r>
-      <w:r>
-        <w:rPr>
-          <w:b/>
-          <w:bCs/>
-        </w:rPr>
-        <w:t xml:space="preserve"> aiproot </w:t>
-      </w:r>
-      <w:r>
-        <w:rPr>
-          <w:rFonts w:hint="eastAsia"/>
-          <w:b/>
-          <w:bCs/>
-        </w:rPr>
-        <w:t xml:space="preserve">業助另外設定</w:t>
-      </w:r>
-      <w:r>
-        <w:t xml:space="preserve"> </w:t>
-      </w:r>
-      <w:r>
-        <w:t xml:space="preserve">· </w:t>
-      </w:r>
-      <w:r>
-        <w:rPr>
-          <w:rFonts w:hint="eastAsia"/>
-        </w:rPr>
-        <w:t xml:space="preserve">或走「忘記密碼」流程</w:t>
-      </w:r>
-    </w:p>
-    <w:p>
-      <w:pPr>
-        <w:pStyle w:val="Compact"/>
-        <w:numPr>
-          <w:ilvl w:val="0"/>
-          <w:numId w:val="1039"/>
-        </w:numPr>
-      </w:pPr>
-      <w:r>
-        <w:rPr>
-          <w:rFonts w:hint="eastAsia"/>
-        </w:rPr>
-        <w:t xml:space="preserve">側欄「戰情室</w:t>
-      </w:r>
-      <w:r>
-        <w:t xml:space="preserve"> →</w:t>
-      </w:r>
-      <w:r>
-        <w:t xml:space="preserve"> </w:t>
-      </w:r>
-      <w:r>
-        <w:rPr>
-          <w:rFonts w:hint="eastAsia"/>
-          <w:b/>
-          <w:bCs/>
-        </w:rPr>
-        <w:t xml:space="preserve">我的日報</w:t>
-      </w:r>
-      <w:r>
-        <w:t xml:space="preserve">」</w:t>
-      </w:r>
-    </w:p>
-    <w:p>
-      <w:pPr>
-        <w:pStyle w:val="Compact"/>
-        <w:numPr>
-          <w:ilvl w:val="0"/>
-          <w:numId w:val="1039"/>
-        </w:numPr>
-      </w:pPr>
-      <w:r>
-        <w:rPr>
-          <w:rFonts w:hint="eastAsia"/>
-        </w:rPr>
-        <w:t xml:space="preserve">若當日還沒到</w:t>
-      </w:r>
-      <w:r>
-        <w:t xml:space="preserve"> </w:t>
-      </w:r>
-      <w:r>
-        <w:rPr>
-          <w:rFonts w:hint="eastAsia"/>
-        </w:rPr>
-        <w:t xml:space="preserve">17:30（AI</w:t>
-      </w:r>
-      <w:r>
-        <w:t xml:space="preserve"> </w:t>
-      </w:r>
-      <w:r>
-        <w:rPr>
-          <w:rFonts w:hint="eastAsia"/>
-        </w:rPr>
-        <w:t xml:space="preserve">自動生成時間）·</w:t>
-      </w:r>
-      <w:r>
-        <w:t xml:space="preserve"> </w:t>
-      </w:r>
-      <w:r>
-        <w:rPr>
-          <w:rFonts w:hint="eastAsia"/>
-        </w:rPr>
-        <w:t xml:space="preserve">點「</w:t>
-      </w:r>
-      <w:r>
-        <w:rPr>
-          <w:rFonts w:hint="eastAsia"/>
-          <w:b/>
-          <w:bCs/>
-        </w:rPr>
-        <w:t xml:space="preserve">重新生成</w:t>
-      </w:r>
-      <w:r>
-        <w:rPr>
-          <w:rFonts w:hint="eastAsia"/>
-        </w:rPr>
-        <w:t xml:space="preserve">」按鈕</w:t>
-      </w:r>
-    </w:p>
-    <w:p>
-      <w:pPr>
-        <w:pStyle w:val="FirstParagraph"/>
-      </w:pPr>
-      <w:r>
-        <w:rPr>
-          <w:rFonts w:hint="eastAsia"/>
-          <w:b/>
-          <w:bCs/>
-        </w:rPr>
-        <w:t xml:space="preserve">應該看到</w:t>
-      </w:r>
-      <w:r>
-        <w:rPr>
-          <w:rFonts w:hint="eastAsia"/>
-        </w:rPr>
-        <w:t xml:space="preserve">：</w:t>
-      </w:r>
-    </w:p>
-    <w:p>
-      <w:pPr>
-        <w:pStyle w:val="Compact"/>
-        <w:numPr>
-          <w:ilvl w:val="0"/>
-          <w:numId w:val="1041"/>
-        </w:numPr>
-      </w:pPr>
-      <w:r>
-        <w:t xml:space="preserve">✅ </w:t>
-      </w:r>
-      <w:r>
-        <w:rPr>
-          <w:rFonts w:hint="eastAsia"/>
-        </w:rPr>
-        <w:t xml:space="preserve">頁面顯今日日期</w:t>
-      </w:r>
-      <w:r>
-        <w:t xml:space="preserve"> + AI </w:t>
-      </w:r>
-      <w:r>
-        <w:rPr>
-          <w:rFonts w:hint="eastAsia"/>
-        </w:rPr>
-        <w:t xml:space="preserve">整理的項目</w:t>
-      </w:r>
-    </w:p>
-    <w:p>
-      <w:pPr>
-        <w:pStyle w:val="Compact"/>
-        <w:numPr>
-          <w:ilvl w:val="0"/>
-          <w:numId w:val="1041"/>
-        </w:numPr>
-      </w:pPr>
-      <w:r>
-        <w:t xml:space="preserve">✅ </w:t>
-      </w:r>
-      <w:r>
-        <w:rPr>
-          <w:rFonts w:hint="eastAsia"/>
-        </w:rPr>
-        <w:t xml:space="preserve">每項顯：</w:t>
-      </w:r>
-    </w:p>
-    <w:p>
-      <w:pPr>
-        <w:pStyle w:val="Compact"/>
-        <w:numPr>
-          <w:ilvl w:val="1"/>
-          <w:numId w:val="1042"/>
-        </w:numPr>
-      </w:pPr>
-      <w:r>
-        <w:rPr>
-          <w:rFonts w:hint="eastAsia"/>
-        </w:rPr>
-        <w:t xml:space="preserve">時間（例：08:30-10:00）</w:t>
-      </w:r>
-    </w:p>
-    <w:p>
-      <w:pPr>
-        <w:pStyle w:val="Compact"/>
-        <w:numPr>
-          <w:ilvl w:val="1"/>
-          <w:numId w:val="1042"/>
-        </w:numPr>
-      </w:pPr>
-      <w:r>
-        <w:rPr>
-          <w:rFonts w:hint="eastAsia"/>
-        </w:rPr>
-        <w:t xml:space="preserve">標題（例：A</w:t>
-      </w:r>
-      <w:r>
-        <w:t xml:space="preserve"> </w:t>
-      </w:r>
-      <w:r>
-        <w:rPr>
-          <w:rFonts w:hint="eastAsia"/>
-        </w:rPr>
-        <w:t xml:space="preserve">客戶</w:t>
-      </w:r>
-      <w:r>
-        <w:t xml:space="preserve"> Q3 </w:t>
-      </w:r>
-      <w:r>
-        <w:rPr>
-          <w:rFonts w:hint="eastAsia"/>
-        </w:rPr>
-        <w:t xml:space="preserve">交期討論）</w:t>
-      </w:r>
-    </w:p>
-    <w:p>
-      <w:pPr>
-        <w:pStyle w:val="Compact"/>
-        <w:numPr>
-          <w:ilvl w:val="1"/>
-          <w:numId w:val="1042"/>
-        </w:numPr>
-      </w:pPr>
-      <w:r>
-        <w:rPr>
-          <w:rFonts w:hint="eastAsia"/>
-        </w:rPr>
-        <w:t xml:space="preserve">詳情（例：客戶要求提早</w:t>
-      </w:r>
-      <w:r>
-        <w:t xml:space="preserve"> 15 </w:t>
-      </w:r>
-      <w:r>
-        <w:rPr>
-          <w:rFonts w:hint="eastAsia"/>
-        </w:rPr>
-        <w:t xml:space="preserve">天</w:t>
-      </w:r>
-      <w:r>
-        <w:t xml:space="preserve"> · </w:t>
-      </w:r>
-      <w:r>
-        <w:rPr>
-          <w:rFonts w:hint="eastAsia"/>
-        </w:rPr>
-        <w:t xml:space="preserve">品保確認可配合）</w:t>
-      </w:r>
-    </w:p>
-    <w:p>
-      <w:pPr>
-        <w:pStyle w:val="Compact"/>
-        <w:numPr>
-          <w:ilvl w:val="1"/>
-          <w:numId w:val="1042"/>
-        </w:numPr>
-      </w:pPr>
-      <w:r>
-        <w:rPr>
-          <w:rFonts w:hint="eastAsia"/>
-        </w:rPr>
-        <w:t xml:space="preserve">追蹤事項（若有</w:t>
-      </w:r>
-      <w:r>
-        <w:t xml:space="preserve"> · </w:t>
-      </w:r>
-      <w:r>
-        <w:rPr>
-          <w:rFonts w:hint="eastAsia"/>
-        </w:rPr>
-        <w:t xml:space="preserve">例：明日</w:t>
-      </w:r>
-      <w:r>
-        <w:t xml:space="preserve"> 09:00 </w:t>
-      </w:r>
-      <w:r>
-        <w:rPr>
-          <w:rFonts w:hint="eastAsia"/>
-        </w:rPr>
-        <w:t xml:space="preserve">跟人資申請</w:t>
-      </w:r>
-      <w:r>
-        <w:t xml:space="preserve"> 2 </w:t>
-      </w:r>
-      <w:r>
-        <w:rPr>
-          <w:rFonts w:hint="eastAsia"/>
-        </w:rPr>
-        <w:t xml:space="preserve">名）</w:t>
-      </w:r>
-    </w:p>
-    <w:p>
-      <w:pPr>
-        <w:pStyle w:val="Compact"/>
-        <w:numPr>
-          <w:ilvl w:val="0"/>
-          <w:numId w:val="1041"/>
-        </w:numPr>
-      </w:pPr>
-      <w:r>
-        <w:t xml:space="preserve">✅ </w:t>
-      </w:r>
-      <w:r>
-        <w:rPr>
-          <w:rFonts w:hint="eastAsia"/>
-        </w:rPr>
-        <w:t xml:space="preserve">每項有「</w:t>
-      </w:r>
-      <w:r>
-        <w:rPr>
-          <w:rFonts w:hint="eastAsia"/>
-          <w:b/>
-          <w:bCs/>
-        </w:rPr>
-        <w:t xml:space="preserve">編輯</w:t>
-      </w:r>
-      <w:r>
-        <w:t xml:space="preserve">」「</w:t>
-      </w:r>
-      <w:r>
-        <w:rPr>
-          <w:rFonts w:hint="eastAsia"/>
-          <w:b/>
-          <w:bCs/>
-        </w:rPr>
-        <w:t xml:space="preserve">刪除</w:t>
-      </w:r>
-      <w:r>
-        <w:rPr>
-          <w:rFonts w:hint="eastAsia"/>
-        </w:rPr>
-        <w:t xml:space="preserve">」按鈕</w:t>
-      </w:r>
-    </w:p>
-    <w:p>
-      <w:pPr>
-        <w:pStyle w:val="Compact"/>
-        <w:numPr>
-          <w:ilvl w:val="0"/>
-          <w:numId w:val="1041"/>
-        </w:numPr>
-      </w:pPr>
-      <w:r>
-        <w:t xml:space="preserve">✅ </w:t>
-      </w:r>
-      <w:r>
-        <w:rPr>
-          <w:rFonts w:hint="eastAsia"/>
-        </w:rPr>
-        <w:t xml:space="preserve">底部有「</w:t>
-      </w:r>
-      <w:r>
-        <w:rPr>
-          <w:b/>
-          <w:bCs/>
-        </w:rPr>
-        <w:t xml:space="preserve">+ </w:t>
-      </w:r>
-      <w:r>
-        <w:rPr>
-          <w:rFonts w:hint="eastAsia"/>
-          <w:b/>
-          <w:bCs/>
-        </w:rPr>
-        <w:t xml:space="preserve">手動加一項</w:t>
-      </w:r>
-      <w:r>
-        <w:t xml:space="preserve">」</w:t>
-      </w:r>
-    </w:p>
-    <w:p>
-      <w:pPr>
-        <w:pStyle w:val="Compact"/>
-        <w:numPr>
-          <w:ilvl w:val="0"/>
-          <w:numId w:val="1041"/>
-        </w:numPr>
-      </w:pPr>
-      <w:r>
-        <w:t xml:space="preserve">✅ </w:t>
-      </w:r>
-      <w:r>
-        <w:rPr>
-          <w:rFonts w:hint="eastAsia"/>
-        </w:rPr>
-        <w:t xml:space="preserve">底部有「</w:t>
-      </w:r>
-      <w:r>
-        <w:rPr>
-          <w:rFonts w:hint="eastAsia"/>
-          <w:b/>
-          <w:bCs/>
-        </w:rPr>
-        <w:t xml:space="preserve">儲存草稿</w:t>
-      </w:r>
-      <w:r>
-        <w:t xml:space="preserve">」「</w:t>
-      </w:r>
-      <w:r>
-        <w:rPr>
-          <w:rFonts w:hint="eastAsia"/>
-          <w:b/>
-          <w:bCs/>
-        </w:rPr>
-        <w:t xml:space="preserve">送出日報</w:t>
-      </w:r>
-      <w:r>
-        <w:rPr>
-          <w:rFonts w:hint="eastAsia"/>
-        </w:rPr>
-        <w:t xml:space="preserve">」按鈕</w:t>
-      </w:r>
-    </w:p>
-    <w:p>
-      <w:pPr>
-        <w:pStyle w:val="FirstParagraph"/>
-      </w:pPr>
-      <w:r>
-        <w:rPr>
-          <w:rFonts w:hint="eastAsia"/>
-          <w:b/>
-          <w:bCs/>
-        </w:rPr>
-        <w:t xml:space="preserve">若看到「今日尚未有記錄」</w:t>
-      </w:r>
-      <w:r>
-        <w:rPr>
-          <w:rFonts w:hint="eastAsia"/>
-        </w:rPr>
-        <w:t xml:space="preserve">：</w:t>
-      </w:r>
-    </w:p>
-    <w:p>
-      <w:pPr>
-        <w:pStyle w:val="Compact"/>
-        <w:numPr>
-          <w:ilvl w:val="0"/>
-          <w:numId w:val="1043"/>
-        </w:numPr>
-      </w:pPr>
-      <w:r>
-        <w:t xml:space="preserve">Alice </w:t>
-      </w:r>
-      <w:r>
-        <w:rPr>
-          <w:rFonts w:hint="eastAsia"/>
-        </w:rPr>
-        <w:t xml:space="preserve">當天沒私訊</w:t>
-      </w:r>
-      <w:r>
-        <w:t xml:space="preserve"> bot · </w:t>
-      </w:r>
-      <w:r>
-        <w:rPr>
-          <w:rFonts w:hint="eastAsia"/>
-        </w:rPr>
-        <w:t xml:space="preserve">或都是貼圖沒文字</w:t>
-      </w:r>
-    </w:p>
-    <w:p>
-      <w:pPr>
-        <w:pStyle w:val="Compact"/>
-        <w:numPr>
-          <w:ilvl w:val="0"/>
-          <w:numId w:val="1043"/>
-        </w:numPr>
-      </w:pPr>
-      <w:r>
-        <w:rPr>
-          <w:rFonts w:hint="eastAsia"/>
-        </w:rPr>
-        <w:t xml:space="preserve">請</w:t>
-      </w:r>
-      <w:r>
-        <w:t xml:space="preserve"> Alice </w:t>
-      </w:r>
-      <w:r>
-        <w:rPr>
-          <w:rFonts w:hint="eastAsia"/>
-        </w:rPr>
-        <w:t xml:space="preserve">先私訊幾則</w:t>
-      </w:r>
-      <w:r>
-        <w:t xml:space="preserve"> · </w:t>
-      </w:r>
-      <w:r>
-        <w:rPr>
-          <w:rFonts w:hint="eastAsia"/>
-        </w:rPr>
-        <w:t xml:space="preserve">再按「重新生成」</w:t>
-      </w:r>
-    </w:p>
-    <w:p>
-      <w:pPr>
-        <w:pStyle w:val="FirstParagraph"/>
-      </w:pPr>
-      <w:r>
-        <w:rPr>
-          <w:rFonts w:hint="eastAsia"/>
-          <w:b/>
-          <w:bCs/>
-        </w:rPr>
-        <w:t xml:space="preserve">若看到「AI</w:t>
-      </w:r>
-      <w:r>
-        <w:rPr>
-          <w:b/>
-          <w:bCs/>
-        </w:rPr>
-        <w:t xml:space="preserve"> </w:t>
-      </w:r>
-      <w:r>
-        <w:rPr>
-          <w:rFonts w:hint="eastAsia"/>
-          <w:b/>
-          <w:bCs/>
-        </w:rPr>
-        <w:t xml:space="preserve">整理失敗」</w:t>
-      </w:r>
-      <w:r>
-        <w:rPr>
-          <w:rFonts w:hint="eastAsia"/>
-        </w:rPr>
-        <w:t xml:space="preserve">：</w:t>
-      </w:r>
-    </w:p>
-    <w:p>
-      <w:pPr>
-        <w:pStyle w:val="Compact"/>
-        <w:numPr>
-          <w:ilvl w:val="0"/>
-          <w:numId w:val="1044"/>
-        </w:numPr>
-      </w:pPr>
-      <w:r>
-        <w:t xml:space="preserve">Backend </w:t>
-      </w:r>
-      <w:r>
-        <w:rPr>
-          <w:rFonts w:hint="eastAsia"/>
-        </w:rPr>
-        <w:t xml:space="preserve">錯誤</w:t>
-      </w:r>
-      <w:r>
-        <w:t xml:space="preserve"> · </w:t>
-      </w:r>
-      <w:r>
-        <w:rPr>
-          <w:rFonts w:hint="eastAsia"/>
-        </w:rPr>
-        <w:t xml:space="preserve">貼截圖聯繫</w:t>
-      </w:r>
-      <w:r>
-        <w:t xml:space="preserve"> aiproot</w:t>
+        <w:t xml:space="preserve">業助</w:t>
       </w:r>
     </w:p>
     <w:p>
@@ -7305,7 +7347,175 @@
         <w:rPr>
           <w:rFonts w:hint="eastAsia"/>
         </w:rPr>
-        <w:t xml:space="preserve">端）：</w:t>
+        <w:t xml:space="preserve">端</w:t>
+      </w:r>
+      <w:r>
+        <w:t xml:space="preserve"> · </w:t>
+      </w:r>
+      <w:r>
+        <w:rPr>
+          <w:rFonts w:hint="eastAsia"/>
+        </w:rPr>
+        <w:t xml:space="preserve">在</w:t>
+      </w:r>
+      <w:r>
+        <w:t xml:space="preserve"> LIFF </w:t>
+      </w:r>
+      <w:r>
+        <w:rPr>
+          <w:rFonts w:hint="eastAsia"/>
+        </w:rPr>
+        <w:t xml:space="preserve">頁）：</w:t>
+      </w:r>
+    </w:p>
+    <w:p>
+      <w:pPr>
+        <w:pStyle w:val="Compact"/>
+        <w:numPr>
+          <w:ilvl w:val="0"/>
+          <w:numId w:val="1044"/>
+        </w:numPr>
+      </w:pPr>
+      <w:r>
+        <w:rPr>
+          <w:rFonts w:hint="eastAsia"/>
+        </w:rPr>
+        <w:t xml:space="preserve">檢查每項</w:t>
+      </w:r>
+      <w:r>
+        <w:t xml:space="preserve"> OK · </w:t>
+      </w:r>
+      <w:r>
+        <w:rPr>
+          <w:rFonts w:hint="eastAsia"/>
+        </w:rPr>
+        <w:t xml:space="preserve">若有錯</w:t>
+      </w:r>
+      <w:r>
+        <w:t xml:space="preserve"> · </w:t>
+      </w:r>
+      <w:r>
+        <w:rPr>
+          <w:rFonts w:hint="eastAsia"/>
+        </w:rPr>
+        <w:t xml:space="preserve">點「編輯」改</w:t>
+      </w:r>
+      <w:r>
+        <w:t xml:space="preserve"> · </w:t>
+      </w:r>
+      <w:r>
+        <w:rPr>
+          <w:rFonts w:hint="eastAsia"/>
+        </w:rPr>
+        <w:t xml:space="preserve">或「刪除」不要的</w:t>
+      </w:r>
+    </w:p>
+    <w:p>
+      <w:pPr>
+        <w:pStyle w:val="Compact"/>
+        <w:numPr>
+          <w:ilvl w:val="0"/>
+          <w:numId w:val="1044"/>
+        </w:numPr>
+      </w:pPr>
+      <w:r>
+        <w:rPr>
+          <w:rFonts w:hint="eastAsia"/>
+        </w:rPr>
+        <w:t xml:space="preserve">都對</w:t>
+      </w:r>
+      <w:r>
+        <w:t xml:space="preserve"> · </w:t>
+      </w:r>
+      <w:r>
+        <w:rPr>
+          <w:rFonts w:hint="eastAsia"/>
+        </w:rPr>
+        <w:t xml:space="preserve">點「</w:t>
+      </w:r>
+      <w:r>
+        <w:rPr>
+          <w:rFonts w:hint="eastAsia"/>
+          <w:b/>
+          <w:bCs/>
+        </w:rPr>
+        <w:t xml:space="preserve">送出日報</w:t>
+      </w:r>
+      <w:r>
+        <w:t xml:space="preserve">」</w:t>
+      </w:r>
+    </w:p>
+    <w:p>
+      <w:pPr>
+        <w:pStyle w:val="Compact"/>
+        <w:numPr>
+          <w:ilvl w:val="0"/>
+          <w:numId w:val="1044"/>
+        </w:numPr>
+      </w:pPr>
+      <w:r>
+        <w:rPr>
+          <w:rFonts w:hint="eastAsia"/>
+        </w:rPr>
+        <w:t xml:space="preserve">彈出確認：「確定送出</w:t>
+      </w:r>
+      <w:r>
+        <w:t xml:space="preserve"> 3 </w:t>
+      </w:r>
+      <w:r>
+        <w:rPr>
+          <w:rFonts w:hint="eastAsia"/>
+        </w:rPr>
+        <w:t xml:space="preserve">項給主管？送出後不能再改。」</w:t>
+      </w:r>
+    </w:p>
+    <w:p>
+      <w:pPr>
+        <w:pStyle w:val="Compact"/>
+        <w:numPr>
+          <w:ilvl w:val="0"/>
+          <w:numId w:val="1044"/>
+        </w:numPr>
+      </w:pPr>
+      <w:r>
+        <w:rPr>
+          <w:rFonts w:hint="eastAsia"/>
+        </w:rPr>
+        <w:t xml:space="preserve">按「確定」</w:t>
+      </w:r>
+    </w:p>
+    <w:p>
+      <w:pPr>
+        <w:pStyle w:val="FirstParagraph"/>
+      </w:pPr>
+      <w:r>
+        <w:rPr>
+          <w:rFonts w:hint="eastAsia"/>
+          <w:b/>
+          <w:bCs/>
+        </w:rPr>
+        <w:t xml:space="preserve">應該看到（Alice</w:t>
+      </w:r>
+      <w:r>
+        <w:rPr>
+          <w:b/>
+          <w:bCs/>
+        </w:rPr>
+        <w:t xml:space="preserve"> </w:t>
+      </w:r>
+      <w:r>
+        <w:rPr>
+          <w:rFonts w:hint="eastAsia"/>
+          <w:b/>
+          <w:bCs/>
+        </w:rPr>
+        <w:t xml:space="preserve">端）</w:t>
+      </w:r>
+      <w:r>
+        <w:rPr>
+          <w:rFonts w:hint="eastAsia"/>
+        </w:rPr>
+        <w:t xml:space="preserve">：</w:t>
       </w:r>
     </w:p>
     <w:p>
@@ -7317,10 +7527,22 @@
         </w:numPr>
       </w:pPr>
       <w:r>
-        <w:rPr>
-          <w:rFonts w:hint="eastAsia"/>
-        </w:rPr>
-        <w:t xml:space="preserve">我的日報頁</w:t>
+        <w:t xml:space="preserve">✅ </w:t>
+      </w:r>
+      <w:r>
+        <w:rPr>
+          <w:rFonts w:hint="eastAsia"/>
+        </w:rPr>
+        <w:t xml:space="preserve">頁面顯「✓</w:t>
+      </w:r>
+      <w:r>
+        <w:t xml:space="preserve"> </w:t>
+      </w:r>
+      <w:r>
+        <w:rPr>
+          <w:rFonts w:hint="eastAsia"/>
+        </w:rPr>
+        <w:t xml:space="preserve">日報已送出</w:t>
       </w:r>
       <w:r>
         <w:t xml:space="preserve"> · </w:t>
@@ -7329,10 +7551,16 @@
         <w:rPr>
           <w:rFonts w:hint="eastAsia"/>
         </w:rPr>
-        <w:t xml:space="preserve">檢查項目</w:t>
-      </w:r>
-      <w:r>
-        <w:t xml:space="preserve"> OK</w:t>
+        <w:t xml:space="preserve">主管會立即收到</w:t>
+      </w:r>
+      <w:r>
+        <w:t xml:space="preserve"> LINE </w:t>
+      </w:r>
+      <w:r>
+        <w:rPr>
+          <w:rFonts w:hint="eastAsia"/>
+        </w:rPr>
+        <w:t xml:space="preserve">通知」</w:t>
       </w:r>
     </w:p>
     <w:p>
@@ -7344,10 +7572,22 @@
         </w:numPr>
       </w:pPr>
       <w:r>
-        <w:rPr>
-          <w:rFonts w:hint="eastAsia"/>
-        </w:rPr>
-        <w:t xml:space="preserve">若有錯</w:t>
+        <w:t xml:space="preserve">✅ 1 </w:t>
+      </w:r>
+      <w:r>
+        <w:rPr>
+          <w:rFonts w:hint="eastAsia"/>
+        </w:rPr>
+        <w:t xml:space="preserve">秒後</w:t>
+      </w:r>
+      <w:r>
+        <w:t xml:space="preserve"> LIFF </w:t>
+      </w:r>
+      <w:r>
+        <w:rPr>
+          <w:rFonts w:hint="eastAsia"/>
+        </w:rPr>
+        <w:t xml:space="preserve">頁自動關閉</w:t>
       </w:r>
       <w:r>
         <w:t xml:space="preserve"> · </w:t>
@@ -7356,7 +7596,34 @@
         <w:rPr>
           <w:rFonts w:hint="eastAsia"/>
         </w:rPr>
-        <w:t xml:space="preserve">點「編輯」改</w:t>
+        <w:t xml:space="preserve">跳回</w:t>
+      </w:r>
+      <w:r>
+        <w:t xml:space="preserve"> LINE </w:t>
+      </w:r>
+      <w:r>
+        <w:rPr>
+          <w:rFonts w:hint="eastAsia"/>
+        </w:rPr>
+        <w:t xml:space="preserve">聊天</w:t>
+      </w:r>
+    </w:p>
+    <w:p>
+      <w:pPr>
+        <w:pStyle w:val="Compact"/>
+        <w:numPr>
+          <w:ilvl w:val="0"/>
+          <w:numId w:val="1045"/>
+        </w:numPr>
+      </w:pPr>
+      <w:r>
+        <w:t xml:space="preserve">✅ </w:t>
+      </w:r>
+      <w:r>
+        <w:rPr>
+          <w:rFonts w:hint="eastAsia"/>
+        </w:rPr>
+        <w:t xml:space="preserve">再打「日報」查</w:t>
       </w:r>
       <w:r>
         <w:t xml:space="preserve"> · </w:t>
@@ -7365,7 +7632,230 @@
         <w:rPr>
           <w:rFonts w:hint="eastAsia"/>
         </w:rPr>
-        <w:t xml:space="preserve">或「刪除」不要的</w:t>
+        <w:t xml:space="preserve">頂部顯「✓</w:t>
+      </w:r>
+      <w:r>
+        <w:t xml:space="preserve"> </w:t>
+      </w:r>
+      <w:r>
+        <w:rPr>
+          <w:rFonts w:hint="eastAsia"/>
+        </w:rPr>
+        <w:t xml:space="preserve">已於</w:t>
+      </w:r>
+      <w:r>
+        <w:t xml:space="preserve"> XX:XX </w:t>
+      </w:r>
+      <w:r>
+        <w:rPr>
+          <w:rFonts w:hint="eastAsia"/>
+        </w:rPr>
+        <w:t xml:space="preserve">送出主管」·</w:t>
+      </w:r>
+      <w:r>
+        <w:t xml:space="preserve"> </w:t>
+      </w:r>
+      <w:r>
+        <w:rPr>
+          <w:rFonts w:hint="eastAsia"/>
+        </w:rPr>
+        <w:t xml:space="preserve">按鈕不能再改</w:t>
+      </w:r>
+    </w:p>
+    <w:p>
+      <w:pPr>
+        <w:pStyle w:val="FirstParagraph"/>
+      </w:pPr>
+      <w:r>
+        <w:rPr>
+          <w:rFonts w:hint="eastAsia"/>
+          <w:b/>
+          <w:bCs/>
+        </w:rPr>
+        <w:t xml:space="preserve">應該看到（Alice</w:t>
+      </w:r>
+      <w:r>
+        <w:rPr>
+          <w:b/>
+          <w:bCs/>
+        </w:rPr>
+        <w:t xml:space="preserve"> </w:t>
+      </w:r>
+      <w:r>
+        <w:rPr>
+          <w:rFonts w:hint="eastAsia"/>
+          <w:b/>
+          <w:bCs/>
+        </w:rPr>
+        <w:t xml:space="preserve">部門主管的</w:t>
+      </w:r>
+      <w:r>
+        <w:rPr>
+          <w:b/>
+          <w:bCs/>
+        </w:rPr>
+        <w:t xml:space="preserve"> LINE </w:t>
+      </w:r>
+      <w:r>
+        <w:rPr>
+          <w:rFonts w:hint="eastAsia"/>
+          <w:b/>
+          <w:bCs/>
+        </w:rPr>
+        <w:t xml:space="preserve">端）</w:t>
+      </w:r>
+      <w:r>
+        <w:rPr>
+          <w:rFonts w:hint="eastAsia"/>
+        </w:rPr>
+        <w:t xml:space="preserve">：</w:t>
+      </w:r>
+    </w:p>
+    <w:p>
+      <w:pPr>
+        <w:pStyle w:val="Compact"/>
+        <w:numPr>
+          <w:ilvl w:val="0"/>
+          <w:numId w:val="1046"/>
+        </w:numPr>
+      </w:pPr>
+      <w:r>
+        <w:t xml:space="preserve">✅ </w:t>
+      </w:r>
+      <w:r>
+        <w:rPr>
+          <w:rFonts w:hint="eastAsia"/>
+        </w:rPr>
+        <w:t xml:space="preserve">主管</w:t>
+      </w:r>
+      <w:r>
+        <w:t xml:space="preserve"> LINE </w:t>
+      </w:r>
+      <w:r>
+        <w:rPr>
+          <w:rFonts w:hint="eastAsia"/>
+        </w:rPr>
+        <w:t xml:space="preserve">立即收到</w:t>
+      </w:r>
+      <w:r>
+        <w:t xml:space="preserve"> push </w:t>
+      </w:r>
+      <w:r>
+        <w:rPr>
+          <w:rFonts w:hint="eastAsia"/>
+        </w:rPr>
+        <w:t xml:space="preserve">通知：</w:t>
+      </w:r>
+    </w:p>
+    <w:p>
+      <w:pPr>
+        <w:pStyle w:val="SourceCode"/>
+        <w:numPr>
+          <w:ilvl w:val="0"/>
+          <w:numId w:val="1000"/>
+        </w:numPr>
+      </w:pPr>
+      <w:r>
+        <w:rPr>
+          <w:rStyle w:val="VerbatimChar"/>
+        </w:rPr>
+        <w:t xml:space="preserve">📋 </w:t>
+      </w:r>
+      <w:r>
+        <w:rPr>
+          <w:rStyle w:val="VerbatimChar"/>
+          <w:rFonts w:hint="eastAsia"/>
+        </w:rPr>
+        <w:t xml:space="preserve">王愛麗絲</w:t>
+      </w:r>
+      <w:r>
+        <w:rPr>
+          <w:rStyle w:val="VerbatimChar"/>
+        </w:rPr>
+        <w:t xml:space="preserve"> </w:t>
+      </w:r>
+      <w:r>
+        <w:rPr>
+          <w:rStyle w:val="VerbatimChar"/>
+          <w:rFonts w:hint="eastAsia"/>
+        </w:rPr>
+        <w:t xml:space="preserve">已送出</w:t>
+      </w:r>
+      <w:r>
+        <w:rPr>
+          <w:rStyle w:val="VerbatimChar"/>
+        </w:rPr>
+        <w:t xml:space="preserve"> 2026-07-23 </w:t>
+      </w:r>
+      <w:r>
+        <w:rPr>
+          <w:rStyle w:val="VerbatimChar"/>
+          <w:rFonts w:hint="eastAsia"/>
+        </w:rPr>
+        <w:t xml:space="preserve">個人日報</w:t>
+      </w:r>
+      <w:r>
+        <w:rPr>
+          <w:rStyle w:val="VerbatimChar"/>
+        </w:rPr>
+        <w:t xml:space="preserve"> · 3 </w:t>
+      </w:r>
+      <w:r>
+        <w:rPr>
+          <w:rStyle w:val="VerbatimChar"/>
+          <w:rFonts w:hint="eastAsia"/>
+        </w:rPr>
+        <w:t xml:space="preserve">項</w:t>
+      </w:r>
+      <w:r>
+        <w:br/>
+      </w:r>
+      <w:r>
+        <w:rPr>
+          <w:rStyle w:val="VerbatimChar"/>
+          <w:rFonts w:hint="eastAsia"/>
+        </w:rPr>
+        <w:t xml:space="preserve">進「戰情室</w:t>
+      </w:r>
+      <w:r>
+        <w:rPr>
+          <w:rStyle w:val="VerbatimChar"/>
+        </w:rPr>
+        <w:t xml:space="preserve"> → </w:t>
+      </w:r>
+      <w:r>
+        <w:rPr>
+          <w:rStyle w:val="VerbatimChar"/>
+          <w:rFonts w:hint="eastAsia"/>
+        </w:rPr>
+        <w:t xml:space="preserve">部門日報」查看</w:t>
+      </w:r>
+    </w:p>
+    <w:p>
+      <w:pPr>
+        <w:pStyle w:val="Compact"/>
+        <w:numPr>
+          <w:ilvl w:val="0"/>
+          <w:numId w:val="1046"/>
+        </w:numPr>
+      </w:pPr>
+      <w:r>
+        <w:t xml:space="preserve">✅ </w:t>
+      </w:r>
+      <w:r>
+        <w:rPr>
+          <w:rFonts w:hint="eastAsia"/>
+        </w:rPr>
+        <w:t xml:space="preserve">主管進</w:t>
+      </w:r>
+      <w:r>
+        <w:t xml:space="preserve"> aiproot </w:t>
+      </w:r>
+      <w:r>
+        <w:rPr>
+          <w:rFonts w:hint="eastAsia"/>
+        </w:rPr>
+        <w:t xml:space="preserve">網頁</w:t>
       </w:r>
       <w:r>
         <w:t xml:space="preserve"> · </w:t>
@@ -7374,31 +7864,16 @@
         <w:rPr>
           <w:rFonts w:hint="eastAsia"/>
         </w:rPr>
-        <w:t xml:space="preserve">或「+</w:t>
-      </w:r>
-      <w:r>
-        <w:t xml:space="preserve"> </w:t>
-      </w:r>
-      <w:r>
-        <w:rPr>
-          <w:rFonts w:hint="eastAsia"/>
-        </w:rPr>
-        <w:t xml:space="preserve">手動加一項」補</w:t>
-      </w:r>
-    </w:p>
-    <w:p>
-      <w:pPr>
-        <w:pStyle w:val="Compact"/>
-        <w:numPr>
-          <w:ilvl w:val="0"/>
-          <w:numId w:val="1045"/>
-        </w:numPr>
-      </w:pPr>
-      <w:r>
-        <w:rPr>
-          <w:rFonts w:hint="eastAsia"/>
-        </w:rPr>
-        <w:t xml:space="preserve">都對</w:t>
+        <w:t xml:space="preserve">戰情室</w:t>
+      </w:r>
+      <w:r>
+        <w:t xml:space="preserve"> → </w:t>
+      </w:r>
+      <w:r>
+        <w:rPr>
+          <w:rFonts w:hint="eastAsia"/>
+        </w:rPr>
+        <w:t xml:space="preserve">部門日報</w:t>
       </w:r>
       <w:r>
         <w:t xml:space="preserve"> · </w:t>
@@ -7407,53 +7882,7 @@
         <w:rPr>
           <w:rFonts w:hint="eastAsia"/>
         </w:rPr>
-        <w:t xml:space="preserve">點「</w:t>
-      </w:r>
-      <w:r>
-        <w:rPr>
-          <w:rFonts w:hint="eastAsia"/>
-          <w:b/>
-          <w:bCs/>
-        </w:rPr>
-        <w:t xml:space="preserve">送出日報</w:t>
-      </w:r>
-      <w:r>
-        <w:t xml:space="preserve">」</w:t>
-      </w:r>
-    </w:p>
-    <w:p>
-      <w:pPr>
-        <w:pStyle w:val="Compact"/>
-        <w:numPr>
-          <w:ilvl w:val="0"/>
-          <w:numId w:val="1045"/>
-        </w:numPr>
-      </w:pPr>
-      <w:r>
-        <w:rPr>
-          <w:rFonts w:hint="eastAsia"/>
-        </w:rPr>
-        <w:t xml:space="preserve">彈出確認對話</w:t>
-      </w:r>
-      <w:r>
-        <w:t xml:space="preserve"> · </w:t>
-      </w:r>
-      <w:r>
-        <w:rPr>
-          <w:rFonts w:hint="eastAsia"/>
-        </w:rPr>
-        <w:t xml:space="preserve">點「</w:t>
-      </w:r>
-      <w:r>
-        <w:rPr>
-          <w:rFonts w:hint="eastAsia"/>
-          <w:b/>
-          <w:bCs/>
-        </w:rPr>
-        <w:t xml:space="preserve">送出</w:t>
-      </w:r>
-      <w:r>
-        <w:t xml:space="preserve">」</w:t>
+        <w:t xml:space="preserve">看部門所有員工當日日報</w:t>
       </w:r>
     </w:p>
     <w:p>
@@ -7466,22 +7895,7 @@
           <w:b/>
           <w:bCs/>
         </w:rPr>
-        <w:t xml:space="preserve">應該看到（Alice</w:t>
-      </w:r>
-      <w:r>
-        <w:rPr>
-          <w:b/>
-          <w:bCs/>
-        </w:rPr>
-        <w:t xml:space="preserve"> </w:t>
-      </w:r>
-      <w:r>
-        <w:rPr>
-          <w:rFonts w:hint="eastAsia"/>
-          <w:b/>
-          <w:bCs/>
-        </w:rPr>
-        <w:t xml:space="preserve">端）</w:t>
+        <w:t xml:space="preserve">若主管沒收到通知</w:t>
       </w:r>
       <w:r>
         <w:rPr>
@@ -7495,373 +7909,72 @@
         <w:pStyle w:val="Compact"/>
         <w:numPr>
           <w:ilvl w:val="0"/>
-          <w:numId w:val="1046"/>
-        </w:numPr>
-      </w:pPr>
-      <w:r>
-        <w:t xml:space="preserve">✅ </w:t>
-      </w:r>
-      <w:r>
-        <w:rPr>
-          <w:rFonts w:hint="eastAsia"/>
-        </w:rPr>
-        <w:t xml:space="preserve">頁面顯「✓</w:t>
-      </w:r>
-      <w:r>
-        <w:t xml:space="preserve"> </w:t>
-      </w:r>
-      <w:r>
-        <w:rPr>
-          <w:rFonts w:hint="eastAsia"/>
-        </w:rPr>
-        <w:t xml:space="preserve">已送出</w:t>
-      </w:r>
-      <w:r>
-        <w:t xml:space="preserve"> · </w:t>
-      </w:r>
-      <w:r>
-        <w:rPr>
-          <w:rFonts w:hint="eastAsia"/>
-        </w:rPr>
-        <w:t xml:space="preserve">主管已收到通知」</w:t>
-      </w:r>
-    </w:p>
-    <w:p>
-      <w:pPr>
-        <w:pStyle w:val="Compact"/>
-        <w:numPr>
-          <w:ilvl w:val="0"/>
-          <w:numId w:val="1046"/>
-        </w:numPr>
-      </w:pPr>
-      <w:r>
-        <w:t xml:space="preserve">✅ </w:t>
-      </w:r>
-      <w:r>
-        <w:rPr>
-          <w:rFonts w:hint="eastAsia"/>
-        </w:rPr>
-        <w:t xml:space="preserve">日報狀態變「已送出」·</w:t>
-      </w:r>
-      <w:r>
-        <w:t xml:space="preserve"> </w:t>
-      </w:r>
-      <w:r>
-        <w:rPr>
-          <w:rFonts w:hint="eastAsia"/>
-        </w:rPr>
-        <w:t xml:space="preserve">不能再改</w:t>
-      </w:r>
-    </w:p>
-    <w:p>
-      <w:pPr>
-        <w:pStyle w:val="FirstParagraph"/>
-      </w:pPr>
-      <w:r>
-        <w:rPr>
-          <w:rFonts w:hint="eastAsia"/>
-          <w:b/>
-          <w:bCs/>
-        </w:rPr>
-        <w:t xml:space="preserve">應該看到（Alice</w:t>
-      </w:r>
-      <w:r>
-        <w:rPr>
-          <w:b/>
-          <w:bCs/>
-        </w:rPr>
-        <w:t xml:space="preserve"> </w:t>
-      </w:r>
-      <w:r>
-        <w:rPr>
-          <w:rFonts w:hint="eastAsia"/>
-          <w:b/>
-          <w:bCs/>
-        </w:rPr>
-        <w:t xml:space="preserve">部門主管的</w:t>
-      </w:r>
-      <w:r>
-        <w:rPr>
-          <w:b/>
-          <w:bCs/>
-        </w:rPr>
+          <w:numId w:val="1047"/>
+        </w:numPr>
+      </w:pPr>
+      <w:r>
+        <w:rPr>
+          <w:rFonts w:hint="eastAsia"/>
+        </w:rPr>
+        <w:t xml:space="preserve">主管未綁定</w:t>
+      </w:r>
+      <w:r>
+        <w:t xml:space="preserve"> LINE · </w:t>
+      </w:r>
+      <w:r>
+        <w:rPr>
+          <w:rFonts w:hint="eastAsia"/>
+        </w:rPr>
+        <w:t xml:space="preserve">系統無法</w:t>
+      </w:r>
+      <w:r>
+        <w:t xml:space="preserve"> push</w:t>
+      </w:r>
+    </w:p>
+    <w:p>
+      <w:pPr>
+        <w:pStyle w:val="Compact"/>
+        <w:numPr>
+          <w:ilvl w:val="0"/>
+          <w:numId w:val="1047"/>
+        </w:numPr>
+      </w:pPr>
+      <w:r>
+        <w:rPr>
+          <w:rFonts w:hint="eastAsia"/>
+        </w:rPr>
+        <w:t xml:space="preserve">請主管先走步驟</w:t>
+      </w:r>
+      <w:r>
+        <w:t xml:space="preserve"> 10 </w:t>
+      </w:r>
+      <w:r>
+        <w:rPr>
+          <w:rFonts w:hint="eastAsia"/>
+        </w:rPr>
+        <w:t xml:space="preserve">綁定</w:t>
+      </w:r>
+    </w:p>
+    <w:p>
+      <w:pPr>
+        <w:pStyle w:val="Compact"/>
+        <w:numPr>
+          <w:ilvl w:val="0"/>
+          <w:numId w:val="1047"/>
+        </w:numPr>
+      </w:pPr>
+      <w:r>
+        <w:rPr>
+          <w:rFonts w:hint="eastAsia"/>
+        </w:rPr>
+        <w:t xml:space="preserve">主管</w:t>
+      </w:r>
+      <w:r>
         <w:t xml:space="preserve"> LINE </w:t>
       </w:r>
       <w:r>
         <w:rPr>
           <w:rFonts w:hint="eastAsia"/>
-          <w:b/>
-          <w:bCs/>
-        </w:rPr>
-        <w:t xml:space="preserve">端）</w:t>
-      </w:r>
-      <w:r>
-        <w:rPr>
-          <w:rFonts w:hint="eastAsia"/>
-        </w:rPr>
-        <w:t xml:space="preserve">：</w:t>
-      </w:r>
-    </w:p>
-    <w:p>
-      <w:pPr>
-        <w:pStyle w:val="Compact"/>
-        <w:numPr>
-          <w:ilvl w:val="0"/>
-          <w:numId w:val="1047"/>
-        </w:numPr>
-      </w:pPr>
-      <w:r>
-        <w:t xml:space="preserve">✅ </w:t>
-      </w:r>
-      <w:r>
-        <w:rPr>
-          <w:rFonts w:hint="eastAsia"/>
-        </w:rPr>
-        <w:t xml:space="preserve">主管</w:t>
-      </w:r>
-      <w:r>
-        <w:t xml:space="preserve"> LINE </w:t>
-      </w:r>
-      <w:r>
-        <w:rPr>
-          <w:rFonts w:hint="eastAsia"/>
-        </w:rPr>
-        <w:t xml:space="preserve">立即收到</w:t>
-      </w:r>
-      <w:r>
-        <w:t xml:space="preserve"> push </w:t>
-      </w:r>
-      <w:r>
-        <w:rPr>
-          <w:rFonts w:hint="eastAsia"/>
-        </w:rPr>
-        <w:t xml:space="preserve">通知：</w:t>
-      </w:r>
-    </w:p>
-    <w:p>
-      <w:pPr>
-        <w:pStyle w:val="SourceCode"/>
-        <w:numPr>
-          <w:ilvl w:val="0"/>
-          <w:numId w:val="1000"/>
-        </w:numPr>
-      </w:pPr>
-      <w:r>
-        <w:rPr>
-          <w:rStyle w:val="VerbatimChar"/>
-        </w:rPr>
-        <w:t xml:space="preserve">📋 </w:t>
-      </w:r>
-      <w:r>
-        <w:rPr>
-          <w:rStyle w:val="VerbatimChar"/>
-          <w:rFonts w:hint="eastAsia"/>
-        </w:rPr>
-        <w:t xml:space="preserve">王愛麗絲</w:t>
-      </w:r>
-      <w:r>
-        <w:rPr>
-          <w:rStyle w:val="VerbatimChar"/>
-        </w:rPr>
-        <w:t xml:space="preserve"> </w:t>
-      </w:r>
-      <w:r>
-        <w:rPr>
-          <w:rStyle w:val="VerbatimChar"/>
-          <w:rFonts w:hint="eastAsia"/>
-        </w:rPr>
-        <w:t xml:space="preserve">已送出</w:t>
-      </w:r>
-      <w:r>
-        <w:rPr>
-          <w:rStyle w:val="VerbatimChar"/>
-        </w:rPr>
-        <w:t xml:space="preserve"> 2026-07-23 </w:t>
-      </w:r>
-      <w:r>
-        <w:rPr>
-          <w:rStyle w:val="VerbatimChar"/>
-          <w:rFonts w:hint="eastAsia"/>
-        </w:rPr>
-        <w:t xml:space="preserve">個人日報</w:t>
-      </w:r>
-      <w:r>
-        <w:rPr>
-          <w:rStyle w:val="VerbatimChar"/>
-        </w:rPr>
-        <w:t xml:space="preserve"> · 3 </w:t>
-      </w:r>
-      <w:r>
-        <w:rPr>
-          <w:rStyle w:val="VerbatimChar"/>
-          <w:rFonts w:hint="eastAsia"/>
-        </w:rPr>
-        <w:t xml:space="preserve">項</w:t>
-      </w:r>
-      <w:r>
-        <w:br/>
-      </w:r>
-      <w:r>
-        <w:rPr>
-          <w:rStyle w:val="VerbatimChar"/>
-          <w:rFonts w:hint="eastAsia"/>
-        </w:rPr>
-        <w:t xml:space="preserve">進「戰情室</w:t>
-      </w:r>
-      <w:r>
-        <w:rPr>
-          <w:rStyle w:val="VerbatimChar"/>
-        </w:rPr>
-        <w:t xml:space="preserve"> → </w:t>
-      </w:r>
-      <w:r>
-        <w:rPr>
-          <w:rStyle w:val="VerbatimChar"/>
-          <w:rFonts w:hint="eastAsia"/>
-        </w:rPr>
-        <w:t xml:space="preserve">部門日報」查看</w:t>
-      </w:r>
-    </w:p>
-    <w:p>
-      <w:pPr>
-        <w:pStyle w:val="Compact"/>
-        <w:numPr>
-          <w:ilvl w:val="0"/>
-          <w:numId w:val="1047"/>
-        </w:numPr>
-      </w:pPr>
-      <w:r>
-        <w:t xml:space="preserve">✅ </w:t>
-      </w:r>
-      <w:r>
-        <w:rPr>
-          <w:rFonts w:hint="eastAsia"/>
-        </w:rPr>
-        <w:t xml:space="preserve">若總經理室的人也是</w:t>
-      </w:r>
-      <w:r>
-        <w:rPr>
-          <w:rFonts w:hint="eastAsia"/>
-          <w:b/>
-          <w:bCs/>
-        </w:rPr>
-        <w:t xml:space="preserve">部門級主管</w:t>
-      </w:r>
-      <w:r>
-        <w:rPr>
-          <w:rFonts w:hint="eastAsia"/>
-        </w:rPr>
-        <w:t xml:space="preserve">（罕見）·</w:t>
-      </w:r>
-      <w:r>
-        <w:t xml:space="preserve"> </w:t>
-      </w:r>
-      <w:r>
-        <w:rPr>
-          <w:rFonts w:hint="eastAsia"/>
-        </w:rPr>
-        <w:t xml:space="preserve">也會收到</w:t>
-      </w:r>
-    </w:p>
-    <w:p>
-      <w:pPr>
-        <w:pStyle w:val="Compact"/>
-        <w:numPr>
-          <w:ilvl w:val="0"/>
-          <w:numId w:val="1047"/>
-        </w:numPr>
-      </w:pPr>
-      <w:r>
-        <w:t xml:space="preserve">✅ Aiproot </w:t>
-      </w:r>
-      <w:r>
-        <w:rPr>
-          <w:rFonts w:hint="eastAsia"/>
-        </w:rPr>
-        <w:t xml:space="preserve">業助不會收到（沒相關）</w:t>
-      </w:r>
-    </w:p>
-    <w:p>
-      <w:pPr>
-        <w:pStyle w:val="FirstParagraph"/>
-      </w:pPr>
-      <w:r>
-        <w:rPr>
-          <w:rFonts w:hint="eastAsia"/>
-          <w:b/>
-          <w:bCs/>
-        </w:rPr>
-        <w:t xml:space="preserve">若主管沒收到通知</w:t>
-      </w:r>
-      <w:r>
-        <w:rPr>
-          <w:rFonts w:hint="eastAsia"/>
-        </w:rPr>
-        <w:t xml:space="preserve">：</w:t>
-      </w:r>
-    </w:p>
-    <w:p>
-      <w:pPr>
-        <w:pStyle w:val="Compact"/>
-        <w:numPr>
-          <w:ilvl w:val="0"/>
-          <w:numId w:val="1048"/>
-        </w:numPr>
-      </w:pPr>
-      <w:r>
-        <w:rPr>
-          <w:rFonts w:hint="eastAsia"/>
-        </w:rPr>
-        <w:t xml:space="preserve">主管未綁定</w:t>
-      </w:r>
-      <w:r>
-        <w:t xml:space="preserve"> LINE · </w:t>
-      </w:r>
-      <w:r>
-        <w:rPr>
-          <w:rFonts w:hint="eastAsia"/>
-        </w:rPr>
-        <w:t xml:space="preserve">系統無法</w:t>
-      </w:r>
-      <w:r>
-        <w:t xml:space="preserve"> push · </w:t>
-      </w:r>
-      <w:r>
-        <w:rPr>
-          <w:rFonts w:hint="eastAsia"/>
-        </w:rPr>
-        <w:t xml:space="preserve">請主管先走步驟</w:t>
-      </w:r>
-      <w:r>
-        <w:t xml:space="preserve"> 10 </w:t>
-      </w:r>
-      <w:r>
-        <w:rPr>
-          <w:rFonts w:hint="eastAsia"/>
-        </w:rPr>
-        <w:t xml:space="preserve">綁定</w:t>
-      </w:r>
-    </w:p>
-    <w:p>
-      <w:pPr>
-        <w:pStyle w:val="Compact"/>
-        <w:numPr>
-          <w:ilvl w:val="0"/>
-          <w:numId w:val="1048"/>
-        </w:numPr>
-      </w:pPr>
-      <w:r>
-        <w:rPr>
-          <w:rFonts w:hint="eastAsia"/>
-        </w:rPr>
-        <w:t xml:space="preserve">主管綁定</w:t>
-      </w:r>
-      <w:r>
-        <w:t xml:space="preserve"> LINE </w:t>
-      </w:r>
-      <w:r>
-        <w:rPr>
-          <w:rFonts w:hint="eastAsia"/>
         </w:rPr>
         <w:t xml:space="preserve">帳號跟</w:t>
       </w:r>
@@ -7886,16 +7999,7 @@
         <w:rPr>
           <w:rFonts w:hint="eastAsia"/>
         </w:rPr>
-        <w:t xml:space="preserve">（透過</w:t>
-      </w:r>
-      <w:r>
-        <w:t xml:space="preserve"> email </w:t>
-      </w:r>
-      <w:r>
-        <w:rPr>
-          <w:rFonts w:hint="eastAsia"/>
-        </w:rPr>
-        <w:t xml:space="preserve">對照）</w:t>
+        <w:t xml:space="preserve">（透過綁定表對照）</w:t>
       </w:r>
     </w:p>
     <w:p>
@@ -7906,8 +8010,366 @@
       </w:r>
     </w:p>
     <w:bookmarkEnd w:id="31"/>
+    <w:bookmarkStart w:id="32" w:name="為什麼員工不用登入網頁"/>
+    <w:p>
+      <w:pPr>
+        <w:pStyle w:val="Heading2"/>
+      </w:pPr>
+      <w:r>
+        <w:rPr>
+          <w:rFonts w:hint="eastAsia"/>
+        </w:rPr>
+        <w:t xml:space="preserve">為什麼員工不用登入網頁</w:t>
+      </w:r>
+    </w:p>
+    <w:p>
+      <w:pPr>
+        <w:pStyle w:val="FirstParagraph"/>
+      </w:pPr>
+      <w:r>
+        <w:rPr>
+          <w:rFonts w:hint="eastAsia"/>
+          <w:b/>
+          <w:bCs/>
+        </w:rPr>
+        <w:t xml:space="preserve">產品原則</w:t>
+      </w:r>
+      <w:r>
+        <w:rPr>
+          <w:rFonts w:hint="eastAsia"/>
+        </w:rPr>
+        <w:t xml:space="preserve">：</w:t>
+      </w:r>
+      <w:r>
+        <w:rPr>
+          <w:rFonts w:hint="eastAsia"/>
+          <w:b/>
+          <w:bCs/>
+        </w:rPr>
+        <w:t xml:space="preserve">不改變員工使用習慣</w:t>
+      </w:r>
+      <w:r>
+        <w:t xml:space="preserve">。</w:t>
+      </w:r>
+    </w:p>
+    <w:p>
+      <w:pPr>
+        <w:pStyle w:val="Compact"/>
+        <w:numPr>
+          <w:ilvl w:val="0"/>
+          <w:numId w:val="1048"/>
+        </w:numPr>
+      </w:pPr>
+      <w:r>
+        <w:rPr>
+          <w:rFonts w:hint="eastAsia"/>
+        </w:rPr>
+        <w:t xml:space="preserve">藍領員工不熟</w:t>
+      </w:r>
+      <w:r>
+        <w:t xml:space="preserve"> web </w:t>
+      </w:r>
+      <w:r>
+        <w:rPr>
+          <w:rFonts w:hint="eastAsia"/>
+        </w:rPr>
+        <w:t xml:space="preserve">帳密</w:t>
+      </w:r>
+      <w:r>
+        <w:t xml:space="preserve"> · </w:t>
+      </w:r>
+      <w:r>
+        <w:rPr>
+          <w:rFonts w:hint="eastAsia"/>
+        </w:rPr>
+        <w:t xml:space="preserve">記不住</w:t>
+      </w:r>
+      <w:r>
+        <w:t xml:space="preserve"> </w:t>
+      </w:r>
+      <w:r>
+        <w:rPr>
+          <w:rFonts w:hint="eastAsia"/>
+        </w:rPr>
+        <w:t xml:space="preserve">email/密碼</w:t>
+      </w:r>
+    </w:p>
+    <w:p>
+      <w:pPr>
+        <w:pStyle w:val="Compact"/>
+        <w:numPr>
+          <w:ilvl w:val="0"/>
+          <w:numId w:val="1048"/>
+        </w:numPr>
+      </w:pPr>
+      <w:r>
+        <w:rPr>
+          <w:rFonts w:hint="eastAsia"/>
+        </w:rPr>
+        <w:t xml:space="preserve">全程在</w:t>
+      </w:r>
+      <w:r>
+        <w:t xml:space="preserve"> LINE App </w:t>
+      </w:r>
+      <w:r>
+        <w:rPr>
+          <w:rFonts w:hint="eastAsia"/>
+        </w:rPr>
+        <w:t xml:space="preserve">內</w:t>
+      </w:r>
+      <w:r>
+        <w:t xml:space="preserve"> · </w:t>
+      </w:r>
+      <w:r>
+        <w:rPr>
+          <w:rFonts w:hint="eastAsia"/>
+        </w:rPr>
+        <w:t xml:space="preserve">開</w:t>
+      </w:r>
+      <w:r>
+        <w:t xml:space="preserve"> LIFF </w:t>
+      </w:r>
+      <w:r>
+        <w:rPr>
+          <w:rFonts w:hint="eastAsia"/>
+        </w:rPr>
+        <w:t xml:space="preserve">網頁像用</w:t>
+      </w:r>
+      <w:r>
+        <w:t xml:space="preserve"> LINE </w:t>
+      </w:r>
+      <w:r>
+        <w:rPr>
+          <w:rFonts w:hint="eastAsia"/>
+        </w:rPr>
+        <w:t xml:space="preserve">貼圖一樣自然</w:t>
+      </w:r>
+    </w:p>
+    <w:p>
+      <w:pPr>
+        <w:pStyle w:val="Compact"/>
+        <w:numPr>
+          <w:ilvl w:val="0"/>
+          <w:numId w:val="1048"/>
+        </w:numPr>
+      </w:pPr>
+      <w:r>
+        <w:t xml:space="preserve">Alice </w:t>
+      </w:r>
+      <w:r>
+        <w:rPr>
+          <w:rFonts w:hint="eastAsia"/>
+        </w:rPr>
+        <w:t xml:space="preserve">只需記一個關鍵字：「</w:t>
+      </w:r>
+      <w:r>
+        <w:rPr>
+          <w:rFonts w:hint="eastAsia"/>
+          <w:b/>
+          <w:bCs/>
+        </w:rPr>
+        <w:t xml:space="preserve">日報</w:t>
+      </w:r>
+      <w:r>
+        <w:t xml:space="preserve">」</w:t>
+      </w:r>
+    </w:p>
+    <w:p>
+      <w:pPr>
+        <w:pStyle w:val="Compact"/>
+        <w:numPr>
+          <w:ilvl w:val="0"/>
+          <w:numId w:val="1048"/>
+        </w:numPr>
+      </w:pPr>
+      <w:r>
+        <w:rPr>
+          <w:rFonts w:hint="eastAsia"/>
+        </w:rPr>
+        <w:t xml:space="preserve">打「日報」→</w:t>
+      </w:r>
+      <w:r>
+        <w:t xml:space="preserve"> </w:t>
+      </w:r>
+      <w:r>
+        <w:rPr>
+          <w:rFonts w:hint="eastAsia"/>
+        </w:rPr>
+        <w:t xml:space="preserve">出現按鈕</w:t>
+      </w:r>
+      <w:r>
+        <w:t xml:space="preserve"> → </w:t>
+      </w:r>
+      <w:r>
+        <w:rPr>
+          <w:rFonts w:hint="eastAsia"/>
+        </w:rPr>
+        <w:t xml:space="preserve">點</w:t>
+      </w:r>
+      <w:r>
+        <w:t xml:space="preserve"> → </w:t>
+      </w:r>
+      <w:r>
+        <w:rPr>
+          <w:rFonts w:hint="eastAsia"/>
+        </w:rPr>
+        <w:t xml:space="preserve">看</w:t>
+      </w:r>
+      <w:r>
+        <w:t xml:space="preserve"> → </w:t>
+      </w:r>
+      <w:r>
+        <w:rPr>
+          <w:rFonts w:hint="eastAsia"/>
+        </w:rPr>
+        <w:t xml:space="preserve">送出</w:t>
+      </w:r>
+      <w:r>
+        <w:t xml:space="preserve"> · </w:t>
+      </w:r>
+      <w:r>
+        <w:rPr>
+          <w:rFonts w:hint="eastAsia"/>
+        </w:rPr>
+        <w:t xml:space="preserve">全程</w:t>
+      </w:r>
+      <w:r>
+        <w:t xml:space="preserve"> 60 </w:t>
+      </w:r>
+      <w:r>
+        <w:rPr>
+          <w:rFonts w:hint="eastAsia"/>
+        </w:rPr>
+        <w:t xml:space="preserve">秒</w:t>
+      </w:r>
+    </w:p>
+    <w:p>
+      <w:pPr>
+        <w:pStyle w:val="FirstParagraph"/>
+      </w:pPr>
+      <w:r>
+        <w:rPr>
+          <w:rFonts w:hint="eastAsia"/>
+          <w:b/>
+          <w:bCs/>
+        </w:rPr>
+        <w:t xml:space="preserve">主管級（tenant_admin</w:t>
+      </w:r>
+      <w:r>
+        <w:rPr>
+          <w:b/>
+          <w:bCs/>
+        </w:rPr>
+        <w:t xml:space="preserve"> / group_owner from real </w:t>
+      </w:r>
+      <w:r>
+        <w:rPr>
+          <w:rFonts w:hint="eastAsia"/>
+          <w:b/>
+          <w:bCs/>
+        </w:rPr>
+        <w:t xml:space="preserve">user）仍用網頁</w:t>
+      </w:r>
+      <w:r>
+        <w:rPr>
+          <w:rFonts w:hint="eastAsia"/>
+        </w:rPr>
+        <w:t xml:space="preserve">：</w:t>
+      </w:r>
+    </w:p>
+    <w:p>
+      <w:pPr>
+        <w:pStyle w:val="Compact"/>
+        <w:numPr>
+          <w:ilvl w:val="0"/>
+          <w:numId w:val="1049"/>
+        </w:numPr>
+      </w:pPr>
+      <w:r>
+        <w:rPr>
+          <w:rFonts w:hint="eastAsia"/>
+        </w:rPr>
+        <w:t xml:space="preserve">主管管理任務看板</w:t>
+      </w:r>
+      <w:r>
+        <w:t xml:space="preserve"> · </w:t>
+      </w:r>
+      <w:r>
+        <w:rPr>
+          <w:rFonts w:hint="eastAsia"/>
+        </w:rPr>
+        <w:t xml:space="preserve">看部門日報</w:t>
+      </w:r>
+      <w:r>
+        <w:t xml:space="preserve"> · </w:t>
+      </w:r>
+      <w:r>
+        <w:rPr>
+          <w:rFonts w:hint="eastAsia"/>
+        </w:rPr>
+        <w:t xml:space="preserve">建部門主管帳號</w:t>
+      </w:r>
+    </w:p>
+    <w:p>
+      <w:pPr>
+        <w:pStyle w:val="Compact"/>
+        <w:numPr>
+          <w:ilvl w:val="0"/>
+          <w:numId w:val="1049"/>
+        </w:numPr>
+      </w:pPr>
+      <w:r>
+        <w:rPr>
+          <w:rFonts w:hint="eastAsia"/>
+        </w:rPr>
+        <w:t xml:space="preserve">這些</w:t>
+      </w:r>
+      <w:r>
+        <w:rPr>
+          <w:rFonts w:hint="eastAsia"/>
+          <w:b/>
+          <w:bCs/>
+        </w:rPr>
+        <w:t xml:space="preserve">需要大螢幕</w:t>
+      </w:r>
+      <w:r>
+        <w:rPr>
+          <w:b/>
+          <w:bCs/>
+        </w:rPr>
+        <w:t xml:space="preserve"> + </w:t>
+      </w:r>
+      <w:r>
+        <w:rPr>
+          <w:rFonts w:hint="eastAsia"/>
+          <w:b/>
+          <w:bCs/>
+        </w:rPr>
+        <w:t xml:space="preserve">複雜互動</w:t>
+      </w:r>
+      <w:r>
+        <w:t xml:space="preserve"> </w:t>
+      </w:r>
+      <w:r>
+        <w:t xml:space="preserve">· </w:t>
+      </w:r>
+      <w:r>
+        <w:rPr>
+          <w:rFonts w:hint="eastAsia"/>
+        </w:rPr>
+        <w:t xml:space="preserve">網頁比手機好用</w:t>
+      </w:r>
+    </w:p>
+    <w:p>
+      <w:r>
+        <w:pict>
+          <v:rect style="width:0;height:1.5pt" o:hralign="center" o:hrstd="t" o:hr="t"/>
+        </w:pict>
+      </w:r>
+    </w:p>
     <w:bookmarkEnd w:id="32"/>
-    <w:bookmarkStart w:id="35" w:name="第四部分--驗收-checklist"/>
+    <w:bookmarkEnd w:id="33"/>
+    <w:bookmarkStart w:id="36" w:name="第四部分--驗收-checklist"/>
     <w:p>
       <w:pPr>
         <w:pStyle w:val="Heading1"/>
@@ -7967,7 +8429,7 @@
         <w:t xml:space="preserve">：__________________</w:t>
       </w:r>
     </w:p>
-    <w:bookmarkStart w:id="33" w:name="功能一--line-群組日誌與任務看板"/>
+    <w:bookmarkStart w:id="34" w:name="功能一--line-群組日誌與任務看板"/>
     <w:p>
       <w:pPr>
         <w:pStyle w:val="Heading2"/>
@@ -8540,8 +9002,8 @@
         </w:tc>
       </w:tr>
     </w:tbl>
-    <w:bookmarkEnd w:id="33"/>
-    <w:bookmarkStart w:id="34" w:name="功能二--line-個人日報"/>
+    <w:bookmarkEnd w:id="34"/>
+    <w:bookmarkStart w:id="35" w:name="功能二--line-個人日報"/>
     <w:p>
       <w:pPr>
         <w:pStyle w:val="Heading2"/>
@@ -8794,16 +9256,43 @@
               <w:rPr>
                 <w:rFonts w:hint="eastAsia"/>
               </w:rPr>
-              <w:t xml:space="preserve">我的日報顯示</w:t>
-            </w:r>
-            <w:r>
-              <w:t xml:space="preserve"> AI </w:t>
+              <w:t xml:space="preserve">員工打「日報」·</w:t>
+            </w:r>
+            <w:r>
+              <w:t xml:space="preserve"> bot </w:t>
             </w:r>
             <w:r>
               <w:rPr>
                 <w:rFonts w:hint="eastAsia"/>
               </w:rPr>
-              <w:t xml:space="preserve">整理項目</w:t>
+              <w:t xml:space="preserve">回按鈕</w:t>
+            </w:r>
+            <w:r>
+              <w:t xml:space="preserve"> · LINE </w:t>
+            </w:r>
+            <w:r>
+              <w:rPr>
+                <w:rFonts w:hint="eastAsia"/>
+              </w:rPr>
+              <w:t xml:space="preserve">內開</w:t>
+            </w:r>
+            <w:r>
+              <w:t xml:space="preserve"> LIFF </w:t>
+            </w:r>
+            <w:r>
+              <w:rPr>
+                <w:rFonts w:hint="eastAsia"/>
+              </w:rPr>
+              <w:t xml:space="preserve">顯</w:t>
+            </w:r>
+            <w:r>
+              <w:t xml:space="preserve"> AI </w:t>
+            </w:r>
+            <w:r>
+              <w:rPr>
+                <w:rFonts w:hint="eastAsia"/>
+              </w:rPr>
+              <w:t xml:space="preserve">整理</w:t>
             </w:r>
           </w:p>
         </w:tc>
@@ -8847,19 +9336,31 @@
               <w:pStyle w:val="Compact"/>
             </w:pPr>
             <w:r>
+              <w:t xml:space="preserve">LIFF </w:t>
+            </w:r>
+            <w:r>
               <w:rPr>
                 <w:rFonts w:hint="eastAsia"/>
               </w:rPr>
-              <w:t xml:space="preserve">送出後主管</w:t>
-            </w:r>
-            <w:r>
-              <w:t xml:space="preserve"> LINE </w:t>
+              <w:t xml:space="preserve">頁「送出日報」·</w:t>
+            </w:r>
+            <w:r>
+              <w:t xml:space="preserve"> </w:t>
             </w:r>
             <w:r>
               <w:rPr>
                 <w:rFonts w:hint="eastAsia"/>
               </w:rPr>
-              <w:t xml:space="preserve">立即收到通知</w:t>
+              <w:t xml:space="preserve">主管</w:t>
+            </w:r>
+            <w:r>
+              <w:t xml:space="preserve"> LINE </w:t>
+            </w:r>
+            <w:r>
+              <w:rPr>
+                <w:rFonts w:hint="eastAsia"/>
+              </w:rPr>
+              <w:t xml:space="preserve">立即收通知</w:t>
             </w:r>
           </w:p>
         </w:tc>
@@ -8892,9 +9393,9 @@
         </w:pict>
       </w:r>
     </w:p>
-    <w:bookmarkEnd w:id="34"/>
     <w:bookmarkEnd w:id="35"/>
-    <w:bookmarkStart w:id="39" w:name="第五部分--遇到問題怎麼辦"/>
+    <w:bookmarkEnd w:id="36"/>
+    <w:bookmarkStart w:id="40" w:name="第五部分--遇到問題怎麼辦"/>
     <w:p>
       <w:pPr>
         <w:pStyle w:val="Heading1"/>
@@ -8915,7 +9416,7 @@
         <w:t xml:space="preserve">遇到問題怎麼辦</w:t>
       </w:r>
     </w:p>
-    <w:bookmarkStart w:id="36" w:name="步驟"/>
+    <w:bookmarkStart w:id="37" w:name="步驟"/>
     <w:p>
       <w:pPr>
         <w:pStyle w:val="Heading2"/>
@@ -8932,7 +9433,7 @@
         <w:pStyle w:val="Compact"/>
         <w:numPr>
           <w:ilvl w:val="0"/>
-          <w:numId w:val="1049"/>
+          <w:numId w:val="1050"/>
         </w:numPr>
       </w:pPr>
       <w:r>
@@ -8973,7 +9474,7 @@
         <w:pStyle w:val="Compact"/>
         <w:numPr>
           <w:ilvl w:val="0"/>
-          <w:numId w:val="1049"/>
+          <w:numId w:val="1050"/>
         </w:numPr>
       </w:pPr>
       <w:r>
@@ -9023,7 +9524,7 @@
         <w:pStyle w:val="Compact"/>
         <w:numPr>
           <w:ilvl w:val="0"/>
-          <w:numId w:val="1049"/>
+          <w:numId w:val="1050"/>
         </w:numPr>
       </w:pPr>
       <w:r>
@@ -9070,7 +9571,7 @@
         <w:pStyle w:val="Compact"/>
         <w:numPr>
           <w:ilvl w:val="0"/>
-          <w:numId w:val="1049"/>
+          <w:numId w:val="1050"/>
         </w:numPr>
       </w:pPr>
       <w:r>
@@ -9110,8 +9611,8 @@
         <w:t xml:space="preserve">說明</w:t>
       </w:r>
     </w:p>
-    <w:bookmarkEnd w:id="36"/>
-    <w:bookmarkStart w:id="37" w:name="常見問題-quick-table"/>
+    <w:bookmarkEnd w:id="37"/>
+    <w:bookmarkStart w:id="38" w:name="常見問題-quick-table"/>
     <w:p>
       <w:pPr>
         <w:pStyle w:val="Heading2"/>
@@ -9546,7 +10047,16 @@
               <w:rPr>
                 <w:rFonts w:hint="eastAsia"/>
               </w:rPr>
-              <w:t xml:space="preserve">我的日報空的</w:t>
+              <w:t xml:space="preserve">打「日報」bot</w:t>
+            </w:r>
+            <w:r>
+              <w:t xml:space="preserve"> </w:t>
+            </w:r>
+            <w:r>
+              <w:rPr>
+                <w:rFonts w:hint="eastAsia"/>
+              </w:rPr>
+              <w:t xml:space="preserve">沒回</w:t>
             </w:r>
           </w:p>
         </w:tc>
@@ -9557,10 +10067,25 @@
               <w:pStyle w:val="Compact"/>
             </w:pPr>
             <w:r>
+              <w:t xml:space="preserve">Alice </w:t>
+            </w:r>
+            <w:r>
               <w:rPr>
                 <w:rFonts w:hint="eastAsia"/>
               </w:rPr>
-              <w:t xml:space="preserve">員工當天沒私訊</w:t>
+              <w:t xml:space="preserve">未綁定</w:t>
+            </w:r>
+            <w:r>
+              <w:t xml:space="preserve"> · </w:t>
+            </w:r>
+            <w:r>
+              <w:rPr>
+                <w:rFonts w:hint="eastAsia"/>
+              </w:rPr>
+              <w:t xml:space="preserve">或訊息</w:t>
+            </w:r>
+            <w:r>
+              <w:t xml:space="preserve"> typo</w:t>
             </w:r>
           </w:p>
         </w:tc>
@@ -9574,7 +10099,19 @@
               <w:rPr>
                 <w:rFonts w:hint="eastAsia"/>
               </w:rPr>
-              <w:t xml:space="preserve">請員工先私訊幾則</w:t>
+              <w:t xml:space="preserve">檢查是否綁定</w:t>
+            </w:r>
+            <w:r>
+              <w:t xml:space="preserve"> · </w:t>
+            </w:r>
+            <w:r>
+              <w:rPr>
+                <w:rFonts w:hint="eastAsia"/>
+              </w:rPr>
+              <w:t xml:space="preserve">確認</w:t>
+            </w:r>
+            <w:r>
+              <w:t xml:space="preserve"> typo</w:t>
             </w:r>
           </w:p>
         </w:tc>
@@ -9587,13 +10124,13 @@
               <w:pStyle w:val="Compact"/>
             </w:pPr>
             <w:r>
+              <w:t xml:space="preserve">LIFF </w:t>
+            </w:r>
+            <w:r>
               <w:rPr>
                 <w:rFonts w:hint="eastAsia"/>
               </w:rPr>
-              <w:t xml:space="preserve">主管沒收</w:t>
-            </w:r>
-            <w:r>
-              <w:t xml:space="preserve"> push</w:t>
+              <w:t xml:space="preserve">開錯地方（跳瀏覽器）</w:t>
             </w:r>
           </w:p>
         </w:tc>
@@ -9604,13 +10141,13 @@
               <w:pStyle w:val="Compact"/>
             </w:pPr>
             <w:r>
+              <w:t xml:space="preserve">LIFF </w:t>
+            </w:r>
+            <w:r>
               <w:rPr>
                 <w:rFonts w:hint="eastAsia"/>
               </w:rPr>
-              <w:t xml:space="preserve">主管未綁定</w:t>
-            </w:r>
-            <w:r>
-              <w:t xml:space="preserve"> LINE</w:t>
+              <w:t xml:space="preserve">配置問題</w:t>
             </w:r>
           </w:p>
         </w:tc>
@@ -9624,6 +10161,112 @@
               <w:rPr>
                 <w:rFonts w:hint="eastAsia"/>
               </w:rPr>
+              <w:t xml:space="preserve">聯繫</w:t>
+            </w:r>
+            <w:r>
+              <w:t xml:space="preserve"> aiproot</w:t>
+            </w:r>
+          </w:p>
+        </w:tc>
+      </w:tr>
+      <w:tr>
+        <w:tc>
+          <w:tcPr/>
+          <w:p>
+            <w:pPr>
+              <w:pStyle w:val="Compact"/>
+            </w:pPr>
+            <w:r>
+              <w:rPr>
+                <w:rFonts w:hint="eastAsia"/>
+              </w:rPr>
+              <w:t xml:space="preserve">我的日報空的</w:t>
+            </w:r>
+          </w:p>
+        </w:tc>
+        <w:tc>
+          <w:tcPr/>
+          <w:p>
+            <w:pPr>
+              <w:pStyle w:val="Compact"/>
+            </w:pPr>
+            <w:r>
+              <w:rPr>
+                <w:rFonts w:hint="eastAsia"/>
+              </w:rPr>
+              <w:t xml:space="preserve">員工當天沒私訊</w:t>
+            </w:r>
+          </w:p>
+        </w:tc>
+        <w:tc>
+          <w:tcPr/>
+          <w:p>
+            <w:pPr>
+              <w:pStyle w:val="Compact"/>
+            </w:pPr>
+            <w:r>
+              <w:rPr>
+                <w:rFonts w:hint="eastAsia"/>
+              </w:rPr>
+              <w:t xml:space="preserve">請員工先私訊幾則</w:t>
+            </w:r>
+            <w:r>
+              <w:t xml:space="preserve"> · </w:t>
+            </w:r>
+            <w:r>
+              <w:rPr>
+                <w:rFonts w:hint="eastAsia"/>
+              </w:rPr>
+              <w:t xml:space="preserve">再打「日報」</w:t>
+            </w:r>
+          </w:p>
+        </w:tc>
+      </w:tr>
+      <w:tr>
+        <w:tc>
+          <w:tcPr/>
+          <w:p>
+            <w:pPr>
+              <w:pStyle w:val="Compact"/>
+            </w:pPr>
+            <w:r>
+              <w:rPr>
+                <w:rFonts w:hint="eastAsia"/>
+              </w:rPr>
+              <w:t xml:space="preserve">主管沒收</w:t>
+            </w:r>
+            <w:r>
+              <w:t xml:space="preserve"> push</w:t>
+            </w:r>
+          </w:p>
+        </w:tc>
+        <w:tc>
+          <w:tcPr/>
+          <w:p>
+            <w:pPr>
+              <w:pStyle w:val="Compact"/>
+            </w:pPr>
+            <w:r>
+              <w:rPr>
+                <w:rFonts w:hint="eastAsia"/>
+              </w:rPr>
+              <w:t xml:space="preserve">主管未綁定</w:t>
+            </w:r>
+            <w:r>
+              <w:t xml:space="preserve"> LINE</w:t>
+            </w:r>
+          </w:p>
+        </w:tc>
+        <w:tc>
+          <w:tcPr/>
+          <w:p>
+            <w:pPr>
+              <w:pStyle w:val="Compact"/>
+            </w:pPr>
+            <w:r>
+              <w:rPr>
+                <w:rFonts w:hint="eastAsia"/>
+              </w:rPr>
               <w:t xml:space="preserve">主管走步驟</w:t>
             </w:r>
             <w:r>
@@ -9633,8 +10276,8 @@
         </w:tc>
       </w:tr>
     </w:tbl>
-    <w:bookmarkEnd w:id="37"/>
-    <w:bookmarkStart w:id="38" w:name="聯繫-aiproot"/>
+    <w:bookmarkEnd w:id="38"/>
+    <w:bookmarkStart w:id="39" w:name="聯繫-aiproot"/>
     <w:p>
       <w:pPr>
         <w:pStyle w:val="Heading2"/>
@@ -9654,7 +10297,7 @@
         <w:pStyle w:val="Compact"/>
         <w:numPr>
           <w:ilvl w:val="0"/>
-          <w:numId w:val="1050"/>
+          <w:numId w:val="1051"/>
         </w:numPr>
       </w:pPr>
       <w:r>
@@ -9678,7 +10321,7 @@
         <w:pStyle w:val="Compact"/>
         <w:numPr>
           <w:ilvl w:val="0"/>
-          <w:numId w:val="1050"/>
+          <w:numId w:val="1051"/>
         </w:numPr>
       </w:pPr>
       <w:r>
@@ -9693,7 +10336,7 @@
         <w:pStyle w:val="Compact"/>
         <w:numPr>
           <w:ilvl w:val="0"/>
-          <w:numId w:val="1050"/>
+          <w:numId w:val="1051"/>
         </w:numPr>
       </w:pPr>
       <w:r>
@@ -9710,9 +10353,9 @@
         </w:pict>
       </w:r>
     </w:p>
-    <w:bookmarkEnd w:id="38"/>
     <w:bookmarkEnd w:id="39"/>
-    <w:bookmarkStart w:id="40" w:name="附錄--給資訊窗口的自檢清單"/>
+    <w:bookmarkEnd w:id="40"/>
+    <w:bookmarkStart w:id="41" w:name="附錄--給資訊窗口的自檢清單"/>
     <w:p>
       <w:pPr>
         <w:pStyle w:val="Heading1"/>
@@ -9827,7 +10470,7 @@
         <w:pStyle w:val="Compact"/>
         <w:numPr>
           <w:ilvl w:val="0"/>
-          <w:numId w:val="1051"/>
+          <w:numId w:val="1052"/>
         </w:numPr>
       </w:pPr>
       <w:r>
@@ -9860,7 +10503,7 @@
         <w:pStyle w:val="Compact"/>
         <w:numPr>
           <w:ilvl w:val="0"/>
-          <w:numId w:val="1052"/>
+          <w:numId w:val="1053"/>
         </w:numPr>
       </w:pPr>
       <w:r>
@@ -9902,7 +10545,7 @@
         <w:pStyle w:val="Compact"/>
         <w:numPr>
           <w:ilvl w:val="0"/>
-          <w:numId w:val="1053"/>
+          <w:numId w:val="1054"/>
         </w:numPr>
       </w:pPr>
       <w:r>
@@ -9937,8 +10580,8 @@
         </w:pict>
       </w:r>
     </w:p>
-    <w:bookmarkEnd w:id="40"/>
-    <w:bookmarkStart w:id="41" w:name="交付簽收"/>
+    <w:bookmarkEnd w:id="41"/>
+    <w:bookmarkStart w:id="42" w:name="交付簽收"/>
     <w:p>
       <w:pPr>
         <w:pStyle w:val="Heading1"/>
@@ -10101,10 +10744,48 @@
           <w:i/>
           <w:iCs/>
         </w:rPr>
-        <w:t xml:space="preserve"> · 2026-07-23 · v1.0</w:t>
-      </w:r>
-    </w:p>
-    <w:bookmarkEnd w:id="41"/>
+        <w:t xml:space="preserve"> · 2026-07-23 · </w:t>
+      </w:r>
+      <w:r>
+        <w:rPr>
+          <w:rFonts w:hint="eastAsia"/>
+          <w:i/>
+          <w:iCs/>
+        </w:rPr>
+        <w:t xml:space="preserve">v1.1（Step</w:t>
+      </w:r>
+      <w:r>
+        <w:rPr>
+          <w:i/>
+          <w:iCs/>
+        </w:rPr>
+        <w:t xml:space="preserve"> 12/13 </w:t>
+      </w:r>
+      <w:r>
+        <w:rPr>
+          <w:rFonts w:hint="eastAsia"/>
+          <w:i/>
+          <w:iCs/>
+        </w:rPr>
+        <w:t xml:space="preserve">改</w:t>
+      </w:r>
+      <w:r>
+        <w:rPr>
+          <w:i/>
+          <w:iCs/>
+        </w:rPr>
+        <w:t xml:space="preserve"> LIFF flow · </w:t>
+      </w:r>
+      <w:r>
+        <w:rPr>
+          <w:rFonts w:hint="eastAsia"/>
+          <w:i/>
+          <w:iCs/>
+        </w:rPr>
+        <w:t xml:space="preserve">員工端零帳密）</w:t>
+      </w:r>
+    </w:p>
+    <w:bookmarkEnd w:id="42"/>
     <w:sectPr>
       <w:footnotePr>
         <w:numRestart w:val="eachSect"/>
@@ -10936,9 +11617,6 @@
     <w:abstractNumId w:val="991"/>
   </w:num>
   <w:num w:numId="1044">
-    <w:abstractNumId w:val="991"/>
-  </w:num>
-  <w:num w:numId="1045">
     <w:abstractNumId w:val="99411"/>
     <w:lvlOverride w:ilvl="0">
       <w:startOverride w:val="1"/>
@@ -10968,6 +11646,9 @@
       <w:startOverride w:val="1"/>
     </w:lvlOverride>
   </w:num>
+  <w:num w:numId="1045">
+    <w:abstractNumId w:val="991"/>
+  </w:num>
   <w:num w:numId="1046">
     <w:abstractNumId w:val="991"/>
   </w:num>
@@ -10978,6 +11659,9 @@
     <w:abstractNumId w:val="991"/>
   </w:num>
   <w:num w:numId="1049">
+    <w:abstractNumId w:val="991"/>
+  </w:num>
+  <w:num w:numId="1050">
     <w:abstractNumId w:val="99411"/>
     <w:lvlOverride w:ilvl="0">
       <w:startOverride w:val="1"/>
@@ -11007,16 +11691,16 @@
       <w:startOverride w:val="1"/>
     </w:lvlOverride>
   </w:num>
-  <w:num w:numId="1050">
+  <w:num w:numId="1051">
     <w:abstractNumId w:val="991"/>
-  </w:num>
-  <w:num w:numId="1051">
-    <w:abstractNumId w:val="992"/>
   </w:num>
   <w:num w:numId="1052">
     <w:abstractNumId w:val="992"/>
   </w:num>
   <w:num w:numId="1053">
+    <w:abstractNumId w:val="992"/>
+  </w:num>
+  <w:num w:numId="1054">
     <w:abstractNumId w:val="992"/>
   </w:num>
 </w:numbering>

--- a/docs/customer/台灣福祉_階段一驗收SOP.docx
+++ b/docs/customer/台灣福祉_階段一驗收SOP.docx
@@ -8010,7 +8010,7 @@
       </w:r>
     </w:p>
     <w:bookmarkEnd w:id="31"/>
-    <w:bookmarkStart w:id="32" w:name="為什麼員工不用登入網頁"/>
+    <w:bookmarkStart w:id="32" w:name="員工也可以用-web--兩條路並行"/>
     <w:p>
       <w:pPr>
         <w:pStyle w:val="Heading2"/>
@@ -8019,7 +8019,16 @@
         <w:rPr>
           <w:rFonts w:hint="eastAsia"/>
         </w:rPr>
-        <w:t xml:space="preserve">為什麼員工不用登入網頁</w:t>
+        <w:t xml:space="preserve">員工也可以用</w:t>
+      </w:r>
+      <w:r>
+        <w:t xml:space="preserve"> web · </w:t>
+      </w:r>
+      <w:r>
+        <w:rPr>
+          <w:rFonts w:hint="eastAsia"/>
+        </w:rPr>
+        <w:t xml:space="preserve">兩條路並行</w:t>
       </w:r>
     </w:p>
     <w:p>
@@ -8028,11 +8037,18 @@
       </w:pPr>
       <w:r>
         <w:rPr>
-          <w:rFonts w:hint="eastAsia"/>
-          <w:b/>
-          <w:bCs/>
-        </w:rPr>
-        <w:t xml:space="preserve">產品原則</w:t>
+          <w:b/>
+          <w:bCs/>
+        </w:rPr>
+        <w:t xml:space="preserve">LIFF </w:t>
+      </w:r>
+      <w:r>
+        <w:rPr>
+          <w:rFonts w:hint="eastAsia"/>
+          <w:b/>
+          <w:bCs/>
+        </w:rPr>
+        <w:t xml:space="preserve">路（推薦快速用）</w:t>
       </w:r>
       <w:r>
         <w:rPr>
@@ -8040,17 +8056,6 @@
         </w:rPr>
         <w:t xml:space="preserve">：</w:t>
       </w:r>
-      <w:r>
-        <w:rPr>
-          <w:rFonts w:hint="eastAsia"/>
-          <w:b/>
-          <w:bCs/>
-        </w:rPr>
-        <w:t xml:space="preserve">不改變員工使用習慣</w:t>
-      </w:r>
-      <w:r>
-        <w:t xml:space="preserve">。</w:t>
-      </w:r>
     </w:p>
     <w:p>
       <w:pPr>
@@ -8064,16 +8069,82 @@
         <w:rPr>
           <w:rFonts w:hint="eastAsia"/>
         </w:rPr>
-        <w:t xml:space="preserve">藍領員工不熟</w:t>
-      </w:r>
-      <w:r>
-        <w:t xml:space="preserve"> web </w:t>
-      </w:r>
-      <w:r>
-        <w:rPr>
-          <w:rFonts w:hint="eastAsia"/>
-        </w:rPr>
-        <w:t xml:space="preserve">帳密</w:t>
+        <w:t xml:space="preserve">打「日報」→</w:t>
+      </w:r>
+      <w:r>
+        <w:t xml:space="preserve"> </w:t>
+      </w:r>
+      <w:r>
+        <w:rPr>
+          <w:rFonts w:hint="eastAsia"/>
+        </w:rPr>
+        <w:t xml:space="preserve">秒開</w:t>
+      </w:r>
+      <w:r>
+        <w:t xml:space="preserve"> → </w:t>
+      </w:r>
+      <w:r>
+        <w:rPr>
+          <w:rFonts w:hint="eastAsia"/>
+        </w:rPr>
+        <w:t xml:space="preserve">送出</w:t>
+      </w:r>
+      <w:r>
+        <w:t xml:space="preserve"> · 60 </w:t>
+      </w:r>
+      <w:r>
+        <w:rPr>
+          <w:rFonts w:hint="eastAsia"/>
+        </w:rPr>
+        <w:t xml:space="preserve">秒完事</w:t>
+      </w:r>
+    </w:p>
+    <w:p>
+      <w:pPr>
+        <w:pStyle w:val="Compact"/>
+        <w:numPr>
+          <w:ilvl w:val="0"/>
+          <w:numId w:val="1048"/>
+        </w:numPr>
+      </w:pPr>
+      <w:r>
+        <w:rPr>
+          <w:rFonts w:hint="eastAsia"/>
+        </w:rPr>
+        <w:t xml:space="preserve">適合小編輯</w:t>
+      </w:r>
+      <w:r>
+        <w:t xml:space="preserve"> / </w:t>
+      </w:r>
+      <w:r>
+        <w:rPr>
+          <w:rFonts w:hint="eastAsia"/>
+        </w:rPr>
+        <w:t xml:space="preserve">快速查看</w:t>
+      </w:r>
+    </w:p>
+    <w:p>
+      <w:pPr>
+        <w:pStyle w:val="Compact"/>
+        <w:numPr>
+          <w:ilvl w:val="0"/>
+          <w:numId w:val="1048"/>
+        </w:numPr>
+      </w:pPr>
+      <w:r>
+        <w:rPr>
+          <w:rFonts w:hint="eastAsia"/>
+        </w:rPr>
+        <w:t xml:space="preserve">在</w:t>
+      </w:r>
+      <w:r>
+        <w:t xml:space="preserve"> LINE App </w:t>
+      </w:r>
+      <w:r>
+        <w:rPr>
+          <w:rFonts w:hint="eastAsia"/>
+        </w:rPr>
+        <w:t xml:space="preserve">內</w:t>
       </w:r>
       <w:r>
         <w:t xml:space="preserve"> · </w:t>
@@ -8082,40 +8153,339 @@
         <w:rPr>
           <w:rFonts w:hint="eastAsia"/>
         </w:rPr>
-        <w:t xml:space="preserve">記不住</w:t>
+        <w:t xml:space="preserve">手機友善</w:t>
+      </w:r>
+    </w:p>
+    <w:p>
+      <w:pPr>
+        <w:pStyle w:val="FirstParagraph"/>
+      </w:pPr>
+      <w:r>
+        <w:rPr>
+          <w:b/>
+          <w:bCs/>
+        </w:rPr>
+        <w:t xml:space="preserve">Web </w:t>
+      </w:r>
+      <w:r>
+        <w:rPr>
+          <w:rFonts w:hint="eastAsia"/>
+          <w:b/>
+          <w:bCs/>
+        </w:rPr>
+        <w:t xml:space="preserve">路（適合詳細編輯）</w:t>
+      </w:r>
+      <w:r>
+        <w:rPr>
+          <w:rFonts w:hint="eastAsia"/>
+        </w:rPr>
+        <w:t xml:space="preserve">：</w:t>
+      </w:r>
+    </w:p>
+    <w:p>
+      <w:pPr>
+        <w:pStyle w:val="Compact"/>
+        <w:numPr>
+          <w:ilvl w:val="0"/>
+          <w:numId w:val="1049"/>
+        </w:numPr>
+      </w:pPr>
+      <w:r>
+        <w:rPr>
+          <w:rFonts w:hint="eastAsia"/>
+        </w:rPr>
+        <w:t xml:space="preserve">打開</w:t>
+      </w:r>
+      <w:r>
+        <w:t xml:space="preserve"> aiproot </w:t>
+      </w:r>
+      <w:r>
+        <w:rPr>
+          <w:rFonts w:hint="eastAsia"/>
+        </w:rPr>
+        <w:t xml:space="preserve">網址</w:t>
+      </w:r>
+      <w:r>
+        <w:t xml:space="preserve"> → </w:t>
+      </w:r>
+      <w:r>
+        <w:rPr>
+          <w:rFonts w:hint="eastAsia"/>
+        </w:rPr>
+        <w:t xml:space="preserve">點「</w:t>
+      </w:r>
+      <w:r>
+        <w:rPr>
+          <w:rFonts w:hint="eastAsia"/>
+          <w:b/>
+          <w:bCs/>
+        </w:rPr>
+        <w:t xml:space="preserve">以</w:t>
+      </w:r>
+      <w:r>
+        <w:rPr>
+          <w:b/>
+          <w:bCs/>
+        </w:rPr>
+        <w:t xml:space="preserve"> LINE </w:t>
+      </w:r>
+      <w:r>
+        <w:rPr>
+          <w:rFonts w:hint="eastAsia"/>
+          <w:b/>
+          <w:bCs/>
+        </w:rPr>
+        <w:t xml:space="preserve">登入</w:t>
+      </w:r>
+      <w:r>
+        <w:rPr>
+          <w:rFonts w:hint="eastAsia"/>
+        </w:rPr>
+        <w:t xml:space="preserve">」按鈕</w:t>
+      </w:r>
+    </w:p>
+    <w:p>
+      <w:pPr>
+        <w:pStyle w:val="Compact"/>
+        <w:numPr>
+          <w:ilvl w:val="0"/>
+          <w:numId w:val="1049"/>
+        </w:numPr>
+      </w:pPr>
+      <w:r>
+        <w:rPr>
+          <w:rFonts w:hint="eastAsia"/>
+        </w:rPr>
+        <w:t xml:space="preserve">用</w:t>
+      </w:r>
+      <w:r>
+        <w:t xml:space="preserve"> Alice </w:t>
+      </w:r>
+      <w:r>
+        <w:rPr>
+          <w:rFonts w:hint="eastAsia"/>
+        </w:rPr>
+        <w:t xml:space="preserve">的</w:t>
+      </w:r>
+      <w:r>
+        <w:t xml:space="preserve"> LINE </w:t>
+      </w:r>
+      <w:r>
+        <w:rPr>
+          <w:rFonts w:hint="eastAsia"/>
+        </w:rPr>
+        <w:t xml:space="preserve">帳號授權（不用打帳號密碼）</w:t>
+      </w:r>
+    </w:p>
+    <w:p>
+      <w:pPr>
+        <w:pStyle w:val="Compact"/>
+        <w:numPr>
+          <w:ilvl w:val="0"/>
+          <w:numId w:val="1049"/>
+        </w:numPr>
+      </w:pPr>
+      <w:r>
+        <w:rPr>
+          <w:rFonts w:hint="eastAsia"/>
+        </w:rPr>
+        <w:t xml:space="preserve">登入後</w:t>
+      </w:r>
+      <w:r>
+        <w:t xml:space="preserve"> sidebar </w:t>
+      </w:r>
+      <w:r>
+        <w:rPr>
+          <w:rFonts w:hint="eastAsia"/>
+        </w:rPr>
+        <w:t xml:space="preserve">只有「我的日報」（角色是</w:t>
       </w:r>
       <w:r>
         <w:t xml:space="preserve"> </w:t>
       </w:r>
       <w:r>
         <w:rPr>
+          <w:rStyle w:val="VerbatimChar"/>
+        </w:rPr>
+        <w:t xml:space="preserve">employee</w:t>
+      </w:r>
+      <w:r>
+        <w:rPr>
+          <w:rFonts w:hint="eastAsia"/>
+        </w:rPr>
+        <w:t xml:space="preserve">）</w:t>
+      </w:r>
+    </w:p>
+    <w:p>
+      <w:pPr>
+        <w:pStyle w:val="Compact"/>
+        <w:numPr>
+          <w:ilvl w:val="0"/>
+          <w:numId w:val="1049"/>
+        </w:numPr>
+      </w:pPr>
+      <w:r>
+        <w:rPr>
+          <w:rFonts w:hint="eastAsia"/>
+        </w:rPr>
+        <w:t xml:space="preserve">大螢幕編輯</w:t>
+      </w:r>
+      <w:r>
+        <w:t xml:space="preserve"> · </w:t>
+      </w:r>
+      <w:r>
+        <w:rPr>
+          <w:rFonts w:hint="eastAsia"/>
+        </w:rPr>
+        <w:t xml:space="preserve">適合處理多項工作</w:t>
+      </w:r>
+    </w:p>
+    <w:p>
+      <w:pPr>
+        <w:pStyle w:val="FirstParagraph"/>
+      </w:pPr>
+      <w:r>
+        <w:rPr>
+          <w:rFonts w:hint="eastAsia"/>
+          <w:b/>
+          <w:bCs/>
+        </w:rPr>
+        <w:t xml:space="preserve">主管級（tenant_admin</w:t>
+      </w:r>
+      <w:r>
+        <w:rPr>
+          <w:b/>
+          <w:bCs/>
+        </w:rPr>
+        <w:t xml:space="preserve"> / group_owner from real </w:t>
+      </w:r>
+      <w:r>
+        <w:rPr>
+          <w:rFonts w:hint="eastAsia"/>
+          <w:b/>
+          <w:bCs/>
+        </w:rPr>
+        <w:t xml:space="preserve">user）仍用</w:t>
+      </w:r>
+      <w:r>
+        <w:rPr>
+          <w:b/>
+          <w:bCs/>
+        </w:rPr>
+        <w:t xml:space="preserve"> email </w:t>
+      </w:r>
+      <w:r>
+        <w:rPr>
+          <w:rFonts w:hint="eastAsia"/>
+          <w:b/>
+          <w:bCs/>
+        </w:rPr>
+        <w:t xml:space="preserve">登入</w:t>
+      </w:r>
+      <w:r>
+        <w:rPr>
+          <w:rFonts w:hint="eastAsia"/>
+        </w:rPr>
+        <w:t xml:space="preserve">：</w:t>
+      </w:r>
+    </w:p>
+    <w:p>
+      <w:pPr>
+        <w:pStyle w:val="Compact"/>
+        <w:numPr>
+          <w:ilvl w:val="0"/>
+          <w:numId w:val="1050"/>
+        </w:numPr>
+      </w:pPr>
+      <w:r>
+        <w:rPr>
+          <w:rFonts w:hint="eastAsia"/>
+        </w:rPr>
+        <w:t xml:space="preserve">主管管理任務看板</w:t>
+      </w:r>
+      <w:r>
+        <w:t xml:space="preserve"> · </w:t>
+      </w:r>
+      <w:r>
+        <w:rPr>
+          <w:rFonts w:hint="eastAsia"/>
+        </w:rPr>
+        <w:t xml:space="preserve">看部門日報</w:t>
+      </w:r>
+      <w:r>
+        <w:t xml:space="preserve"> · </w:t>
+      </w:r>
+      <w:r>
+        <w:rPr>
+          <w:rFonts w:hint="eastAsia"/>
+        </w:rPr>
+        <w:t xml:space="preserve">建部門主管帳號</w:t>
+      </w:r>
+    </w:p>
+    <w:p>
+      <w:pPr>
+        <w:pStyle w:val="Compact"/>
+        <w:numPr>
+          <w:ilvl w:val="0"/>
+          <w:numId w:val="1050"/>
+        </w:numPr>
+      </w:pPr>
+      <w:r>
+        <w:rPr>
+          <w:rFonts w:hint="eastAsia"/>
+        </w:rPr>
+        <w:t xml:space="preserve">兩者皆可</w:t>
+      </w:r>
+      <w:r>
+        <w:t xml:space="preserve"> · </w:t>
+      </w:r>
+      <w:r>
+        <w:rPr>
           <w:rFonts w:hint="eastAsia"/>
         </w:rPr>
         <w:t xml:space="preserve">email/密碼</w:t>
       </w:r>
-    </w:p>
-    <w:p>
-      <w:pPr>
-        <w:pStyle w:val="Compact"/>
-        <w:numPr>
-          <w:ilvl w:val="0"/>
-          <w:numId w:val="1048"/>
-        </w:numPr>
-      </w:pPr>
-      <w:r>
-        <w:rPr>
-          <w:rFonts w:hint="eastAsia"/>
-        </w:rPr>
-        <w:t xml:space="preserve">全程在</w:t>
-      </w:r>
-      <w:r>
-        <w:t xml:space="preserve"> LINE App </w:t>
-      </w:r>
-      <w:r>
-        <w:rPr>
-          <w:rFonts w:hint="eastAsia"/>
-        </w:rPr>
-        <w:t xml:space="preserve">內</w:t>
+      <w:r>
+        <w:t xml:space="preserve"> </w:t>
+      </w:r>
+      <w:r>
+        <w:rPr>
+          <w:rFonts w:hint="eastAsia"/>
+        </w:rPr>
+        <w:t xml:space="preserve">或</w:t>
+      </w:r>
+      <w:r>
+        <w:t xml:space="preserve"> LINE </w:t>
+      </w:r>
+      <w:r>
+        <w:rPr>
+          <w:rFonts w:hint="eastAsia"/>
+        </w:rPr>
+        <w:t xml:space="preserve">登入</w:t>
+      </w:r>
+    </w:p>
+    <w:p>
+      <w:pPr>
+        <w:pStyle w:val="Compact"/>
+        <w:numPr>
+          <w:ilvl w:val="0"/>
+          <w:numId w:val="1050"/>
+        </w:numPr>
+      </w:pPr>
+      <w:r>
+        <w:rPr>
+          <w:rFonts w:hint="eastAsia"/>
+        </w:rPr>
+        <w:t xml:space="preserve">建議主管用</w:t>
+      </w:r>
+      <w:r>
+        <w:t xml:space="preserve"> email </w:t>
+      </w:r>
+      <w:r>
+        <w:rPr>
+          <w:rFonts w:hint="eastAsia"/>
+        </w:rPr>
+        <w:t xml:space="preserve">登入（可雙因子</w:t>
       </w:r>
       <w:r>
         <w:t xml:space="preserve"> · </w:t>
@@ -8124,240 +8494,7 @@
         <w:rPr>
           <w:rFonts w:hint="eastAsia"/>
         </w:rPr>
-        <w:t xml:space="preserve">開</w:t>
-      </w:r>
-      <w:r>
-        <w:t xml:space="preserve"> LIFF </w:t>
-      </w:r>
-      <w:r>
-        <w:rPr>
-          <w:rFonts w:hint="eastAsia"/>
-        </w:rPr>
-        <w:t xml:space="preserve">網頁像用</w:t>
-      </w:r>
-      <w:r>
-        <w:t xml:space="preserve"> LINE </w:t>
-      </w:r>
-      <w:r>
-        <w:rPr>
-          <w:rFonts w:hint="eastAsia"/>
-        </w:rPr>
-        <w:t xml:space="preserve">貼圖一樣自然</w:t>
-      </w:r>
-    </w:p>
-    <w:p>
-      <w:pPr>
-        <w:pStyle w:val="Compact"/>
-        <w:numPr>
-          <w:ilvl w:val="0"/>
-          <w:numId w:val="1048"/>
-        </w:numPr>
-      </w:pPr>
-      <w:r>
-        <w:t xml:space="preserve">Alice </w:t>
-      </w:r>
-      <w:r>
-        <w:rPr>
-          <w:rFonts w:hint="eastAsia"/>
-        </w:rPr>
-        <w:t xml:space="preserve">只需記一個關鍵字：「</w:t>
-      </w:r>
-      <w:r>
-        <w:rPr>
-          <w:rFonts w:hint="eastAsia"/>
-          <w:b/>
-          <w:bCs/>
-        </w:rPr>
-        <w:t xml:space="preserve">日報</w:t>
-      </w:r>
-      <w:r>
-        <w:t xml:space="preserve">」</w:t>
-      </w:r>
-    </w:p>
-    <w:p>
-      <w:pPr>
-        <w:pStyle w:val="Compact"/>
-        <w:numPr>
-          <w:ilvl w:val="0"/>
-          <w:numId w:val="1048"/>
-        </w:numPr>
-      </w:pPr>
-      <w:r>
-        <w:rPr>
-          <w:rFonts w:hint="eastAsia"/>
-        </w:rPr>
-        <w:t xml:space="preserve">打「日報」→</w:t>
-      </w:r>
-      <w:r>
-        <w:t xml:space="preserve"> </w:t>
-      </w:r>
-      <w:r>
-        <w:rPr>
-          <w:rFonts w:hint="eastAsia"/>
-        </w:rPr>
-        <w:t xml:space="preserve">出現按鈕</w:t>
-      </w:r>
-      <w:r>
-        <w:t xml:space="preserve"> → </w:t>
-      </w:r>
-      <w:r>
-        <w:rPr>
-          <w:rFonts w:hint="eastAsia"/>
-        </w:rPr>
-        <w:t xml:space="preserve">點</w:t>
-      </w:r>
-      <w:r>
-        <w:t xml:space="preserve"> → </w:t>
-      </w:r>
-      <w:r>
-        <w:rPr>
-          <w:rFonts w:hint="eastAsia"/>
-        </w:rPr>
-        <w:t xml:space="preserve">看</w:t>
-      </w:r>
-      <w:r>
-        <w:t xml:space="preserve"> → </w:t>
-      </w:r>
-      <w:r>
-        <w:rPr>
-          <w:rFonts w:hint="eastAsia"/>
-        </w:rPr>
-        <w:t xml:space="preserve">送出</w:t>
-      </w:r>
-      <w:r>
-        <w:t xml:space="preserve"> · </w:t>
-      </w:r>
-      <w:r>
-        <w:rPr>
-          <w:rFonts w:hint="eastAsia"/>
-        </w:rPr>
-        <w:t xml:space="preserve">全程</w:t>
-      </w:r>
-      <w:r>
-        <w:t xml:space="preserve"> 60 </w:t>
-      </w:r>
-      <w:r>
-        <w:rPr>
-          <w:rFonts w:hint="eastAsia"/>
-        </w:rPr>
-        <w:t xml:space="preserve">秒</w:t>
-      </w:r>
-    </w:p>
-    <w:p>
-      <w:pPr>
-        <w:pStyle w:val="FirstParagraph"/>
-      </w:pPr>
-      <w:r>
-        <w:rPr>
-          <w:rFonts w:hint="eastAsia"/>
-          <w:b/>
-          <w:bCs/>
-        </w:rPr>
-        <w:t xml:space="preserve">主管級（tenant_admin</w:t>
-      </w:r>
-      <w:r>
-        <w:rPr>
-          <w:b/>
-          <w:bCs/>
-        </w:rPr>
-        <w:t xml:space="preserve"> / group_owner from real </w:t>
-      </w:r>
-      <w:r>
-        <w:rPr>
-          <w:rFonts w:hint="eastAsia"/>
-          <w:b/>
-          <w:bCs/>
-        </w:rPr>
-        <w:t xml:space="preserve">user）仍用網頁</w:t>
-      </w:r>
-      <w:r>
-        <w:rPr>
-          <w:rFonts w:hint="eastAsia"/>
-        </w:rPr>
-        <w:t xml:space="preserve">：</w:t>
-      </w:r>
-    </w:p>
-    <w:p>
-      <w:pPr>
-        <w:pStyle w:val="Compact"/>
-        <w:numPr>
-          <w:ilvl w:val="0"/>
-          <w:numId w:val="1049"/>
-        </w:numPr>
-      </w:pPr>
-      <w:r>
-        <w:rPr>
-          <w:rFonts w:hint="eastAsia"/>
-        </w:rPr>
-        <w:t xml:space="preserve">主管管理任務看板</w:t>
-      </w:r>
-      <w:r>
-        <w:t xml:space="preserve"> · </w:t>
-      </w:r>
-      <w:r>
-        <w:rPr>
-          <w:rFonts w:hint="eastAsia"/>
-        </w:rPr>
-        <w:t xml:space="preserve">看部門日報</w:t>
-      </w:r>
-      <w:r>
-        <w:t xml:space="preserve"> · </w:t>
-      </w:r>
-      <w:r>
-        <w:rPr>
-          <w:rFonts w:hint="eastAsia"/>
-        </w:rPr>
-        <w:t xml:space="preserve">建部門主管帳號</w:t>
-      </w:r>
-    </w:p>
-    <w:p>
-      <w:pPr>
-        <w:pStyle w:val="Compact"/>
-        <w:numPr>
-          <w:ilvl w:val="0"/>
-          <w:numId w:val="1049"/>
-        </w:numPr>
-      </w:pPr>
-      <w:r>
-        <w:rPr>
-          <w:rFonts w:hint="eastAsia"/>
-        </w:rPr>
-        <w:t xml:space="preserve">這些</w:t>
-      </w:r>
-      <w:r>
-        <w:rPr>
-          <w:rFonts w:hint="eastAsia"/>
-          <w:b/>
-          <w:bCs/>
-        </w:rPr>
-        <w:t xml:space="preserve">需要大螢幕</w:t>
-      </w:r>
-      <w:r>
-        <w:rPr>
-          <w:b/>
-          <w:bCs/>
-        </w:rPr>
-        <w:t xml:space="preserve"> + </w:t>
-      </w:r>
-      <w:r>
-        <w:rPr>
-          <w:rFonts w:hint="eastAsia"/>
-          <w:b/>
-          <w:bCs/>
-        </w:rPr>
-        <w:t xml:space="preserve">複雜互動</w:t>
-      </w:r>
-      <w:r>
-        <w:t xml:space="preserve"> </w:t>
-      </w:r>
-      <w:r>
-        <w:t xml:space="preserve">· </w:t>
-      </w:r>
-      <w:r>
-        <w:rPr>
-          <w:rFonts w:hint="eastAsia"/>
-        </w:rPr>
-        <w:t xml:space="preserve">網頁比手機好用</w:t>
+        <w:t xml:space="preserve">安全性高）</w:t>
       </w:r>
     </w:p>
     <w:p>
@@ -9433,7 +9570,7 @@
         <w:pStyle w:val="Compact"/>
         <w:numPr>
           <w:ilvl w:val="0"/>
-          <w:numId w:val="1050"/>
+          <w:numId w:val="1051"/>
         </w:numPr>
       </w:pPr>
       <w:r>
@@ -9474,7 +9611,7 @@
         <w:pStyle w:val="Compact"/>
         <w:numPr>
           <w:ilvl w:val="0"/>
-          <w:numId w:val="1050"/>
+          <w:numId w:val="1051"/>
         </w:numPr>
       </w:pPr>
       <w:r>
@@ -9524,7 +9661,7 @@
         <w:pStyle w:val="Compact"/>
         <w:numPr>
           <w:ilvl w:val="0"/>
-          <w:numId w:val="1050"/>
+          <w:numId w:val="1051"/>
         </w:numPr>
       </w:pPr>
       <w:r>
@@ -9571,7 +9708,7 @@
         <w:pStyle w:val="Compact"/>
         <w:numPr>
           <w:ilvl w:val="0"/>
-          <w:numId w:val="1050"/>
+          <w:numId w:val="1051"/>
         </w:numPr>
       </w:pPr>
       <w:r>
@@ -10297,7 +10434,7 @@
         <w:pStyle w:val="Compact"/>
         <w:numPr>
           <w:ilvl w:val="0"/>
-          <w:numId w:val="1051"/>
+          <w:numId w:val="1052"/>
         </w:numPr>
       </w:pPr>
       <w:r>
@@ -10321,7 +10458,7 @@
         <w:pStyle w:val="Compact"/>
         <w:numPr>
           <w:ilvl w:val="0"/>
-          <w:numId w:val="1051"/>
+          <w:numId w:val="1052"/>
         </w:numPr>
       </w:pPr>
       <w:r>
@@ -10336,7 +10473,7 @@
         <w:pStyle w:val="Compact"/>
         <w:numPr>
           <w:ilvl w:val="0"/>
-          <w:numId w:val="1051"/>
+          <w:numId w:val="1052"/>
         </w:numPr>
       </w:pPr>
       <w:r>
@@ -10470,7 +10607,7 @@
         <w:pStyle w:val="Compact"/>
         <w:numPr>
           <w:ilvl w:val="0"/>
-          <w:numId w:val="1052"/>
+          <w:numId w:val="1053"/>
         </w:numPr>
       </w:pPr>
       <w:r>
@@ -10503,7 +10640,7 @@
         <w:pStyle w:val="Compact"/>
         <w:numPr>
           <w:ilvl w:val="0"/>
-          <w:numId w:val="1053"/>
+          <w:numId w:val="1054"/>
         </w:numPr>
       </w:pPr>
       <w:r>
@@ -10545,7 +10682,7 @@
         <w:pStyle w:val="Compact"/>
         <w:numPr>
           <w:ilvl w:val="0"/>
-          <w:numId w:val="1054"/>
+          <w:numId w:val="1055"/>
         </w:numPr>
       </w:pPr>
       <w:r>
@@ -11662,6 +11799,9 @@
     <w:abstractNumId w:val="991"/>
   </w:num>
   <w:num w:numId="1050">
+    <w:abstractNumId w:val="991"/>
+  </w:num>
+  <w:num w:numId="1051">
     <w:abstractNumId w:val="99411"/>
     <w:lvlOverride w:ilvl="0">
       <w:startOverride w:val="1"/>
@@ -11691,16 +11831,16 @@
       <w:startOverride w:val="1"/>
     </w:lvlOverride>
   </w:num>
-  <w:num w:numId="1051">
+  <w:num w:numId="1052">
     <w:abstractNumId w:val="991"/>
-  </w:num>
-  <w:num w:numId="1052">
-    <w:abstractNumId w:val="992"/>
   </w:num>
   <w:num w:numId="1053">
     <w:abstractNumId w:val="992"/>
   </w:num>
   <w:num w:numId="1054">
+    <w:abstractNumId w:val="992"/>
+  </w:num>
+  <w:num w:numId="1055">
     <w:abstractNumId w:val="992"/>
   </w:num>
 </w:numbering>

--- a/docs/customer/台灣福祉_階段一驗收SOP.docx
+++ b/docs/customer/台灣福祉_階段一驗收SOP.docx
@@ -5168,59 +5168,20 @@
           <w:rStyle w:val="VerbatimChar"/>
           <w:rFonts w:hint="eastAsia"/>
         </w:rPr>
-        <w:t xml:space="preserve">歡迎！點下方按鈕在</w:t>
+        <w:t xml:space="preserve">歡迎加入！請點下方按鈕完成綁定</w:t>
       </w:r>
       <w:r>
         <w:rPr>
           <w:rStyle w:val="VerbatimChar"/>
         </w:rPr>
-        <w:t xml:space="preserve"> LINE </w:t>
+        <w:t xml:space="preserve"> · </w:t>
       </w:r>
       <w:r>
         <w:rPr>
           <w:rStyle w:val="VerbatimChar"/>
           <w:rFonts w:hint="eastAsia"/>
         </w:rPr>
-        <w:t xml:space="preserve">內完成綁定</w:t>
-      </w:r>
-      <w:r>
-        <w:rPr>
-          <w:rStyle w:val="VerbatimChar"/>
-        </w:rPr>
-        <w:t xml:space="preserve"> · </w:t>
-      </w:r>
-      <w:r>
-        <w:rPr>
-          <w:rStyle w:val="VerbatimChar"/>
-          <w:rFonts w:hint="eastAsia"/>
-        </w:rPr>
-        <w:t xml:space="preserve">全程</w:t>
-      </w:r>
-      <w:r>
-        <w:rPr>
-          <w:rStyle w:val="VerbatimChar"/>
-        </w:rPr>
-        <w:t xml:space="preserve"> 60 </w:t>
-      </w:r>
-      <w:r>
-        <w:rPr>
-          <w:rStyle w:val="VerbatimChar"/>
-          <w:rFonts w:hint="eastAsia"/>
-        </w:rPr>
-        <w:t xml:space="preserve">秒</w:t>
-      </w:r>
-      <w:r>
-        <w:rPr>
-          <w:rStyle w:val="VerbatimChar"/>
-        </w:rPr>
-        <w:t xml:space="preserve"> · </w:t>
-      </w:r>
-      <w:r>
-        <w:rPr>
-          <w:rStyle w:val="VerbatimChar"/>
-          <w:rFonts w:hint="eastAsia"/>
-        </w:rPr>
-        <w:t xml:space="preserve">免登入網頁</w:t>
+        <w:t xml:space="preserve">綁定後即可使用個人日報功能</w:t>
       </w:r>
       <w:r>
         <w:br/>
@@ -9264,24 +9225,6 @@
                 <w:rFonts w:hint="eastAsia"/>
               </w:rPr>
               <w:t xml:space="preserve">綁定</w:t>
-            </w:r>
-            <w:r>
-              <w:t xml:space="preserve"> · </w:t>
-            </w:r>
-            <w:r>
-              <w:rPr>
-                <w:rFonts w:hint="eastAsia"/>
-              </w:rPr>
-              <w:t xml:space="preserve">全程</w:t>
-            </w:r>
-            <w:r>
-              <w:t xml:space="preserve"> 60 </w:t>
-            </w:r>
-            <w:r>
-              <w:rPr>
-                <w:rFonts w:hint="eastAsia"/>
-              </w:rPr>
-              <w:t xml:space="preserve">秒</w:t>
             </w:r>
           </w:p>
         </w:tc>

--- a/docs/customer/台灣福祉_階段一驗收SOP.docx
+++ b/docs/customer/台灣福祉_階段一驗收SOP.docx
@@ -155,7 +155,7 @@
         <w:rPr>
           <w:rFonts w:hint="eastAsia"/>
         </w:rPr>
-        <w:t xml:space="preserve">：v1.0（2026-07-23）｜對應：階段一開發（2026-07）｜aiproot</w:t>
+        <w:t xml:space="preserve">：v1.1（2026-07-23）｜對應：階段一開發（2026-07）｜aiproot</w:t>
       </w:r>
       <w:r>
         <w:t xml:space="preserve"> </w:t>
@@ -165,6 +165,140 @@
           <w:rFonts w:hint="eastAsia"/>
         </w:rPr>
         <w:t xml:space="preserve">交付</w:t>
+      </w:r>
+    </w:p>
+    <w:p>
+      <w:pPr>
+        <w:pStyle w:val="BlockText"/>
+      </w:pPr>
+      <w:r>
+        <w:rPr>
+          <w:b/>
+          <w:bCs/>
+        </w:rPr>
+        <w:t xml:space="preserve">v1.1 </w:t>
+      </w:r>
+      <w:r>
+        <w:rPr>
+          <w:rFonts w:hint="eastAsia"/>
+          <w:b/>
+          <w:bCs/>
+        </w:rPr>
+        <w:t xml:space="preserve">修訂</w:t>
+      </w:r>
+      <w:r>
+        <w:rPr>
+          <w:rFonts w:hint="eastAsia"/>
+        </w:rPr>
+        <w:t xml:space="preserve">：新增「日報</w:t>
+      </w:r>
+      <w:r>
+        <w:t xml:space="preserve"> empty state </w:t>
+      </w:r>
+      <w:r>
+        <w:rPr>
+          <w:rFonts w:hint="eastAsia"/>
+        </w:rPr>
+        <w:t xml:space="preserve">顯已私訊</w:t>
+      </w:r>
+      <w:r>
+        <w:t xml:space="preserve"> N </w:t>
+      </w:r>
+      <w:r>
+        <w:rPr>
+          <w:rFonts w:hint="eastAsia"/>
+        </w:rPr>
+        <w:t xml:space="preserve">則</w:t>
+      </w:r>
+      <w:r>
+        <w:t xml:space="preserve"> + </w:t>
+      </w:r>
+      <w:r>
+        <w:rPr>
+          <w:rFonts w:hint="eastAsia"/>
+        </w:rPr>
+        <w:t xml:space="preserve">原始訊息</w:t>
+      </w:r>
+      <w:r>
+        <w:t xml:space="preserve"> </w:t>
+      </w:r>
+      <w:r>
+        <w:rPr>
+          <w:rFonts w:hint="eastAsia"/>
+        </w:rPr>
+        <w:t xml:space="preserve">list」、「送出前完整</w:t>
+      </w:r>
+      <w:r>
+        <w:t xml:space="preserve"> </w:t>
+      </w:r>
+      <w:r>
+        <w:rPr>
+          <w:rFonts w:hint="eastAsia"/>
+        </w:rPr>
+        <w:t xml:space="preserve">preview（LIFF</w:t>
+      </w:r>
+      <w:r>
+        <w:t xml:space="preserve"> confirm dialog + Web </w:t>
+      </w:r>
+      <w:r>
+        <w:rPr>
+          <w:rFonts w:hint="eastAsia"/>
+        </w:rPr>
+        <w:t xml:space="preserve">編輯區下方</w:t>
+      </w:r>
+      <w:r>
+        <w:t xml:space="preserve"> live </w:t>
+      </w:r>
+      <w:r>
+        <w:rPr>
+          <w:rFonts w:hint="eastAsia"/>
+        </w:rPr>
+        <w:t xml:space="preserve">preview）」、「Web</w:t>
+      </w:r>
+      <w:r>
+        <w:t xml:space="preserve"> </w:t>
+      </w:r>
+      <w:r>
+        <w:rPr>
+          <w:rFonts w:hint="eastAsia"/>
+        </w:rPr>
+        <w:t xml:space="preserve">我的日報</w:t>
+      </w:r>
+      <w:r>
+        <w:t xml:space="preserve"> pane-hdr </w:t>
+      </w:r>
+      <w:r>
+        <w:rPr>
+          <w:rFonts w:hint="eastAsia"/>
+        </w:rPr>
+        <w:t xml:space="preserve">分區工具列（查看日期</w:t>
+      </w:r>
+      <w:r>
+        <w:t xml:space="preserve"> + </w:t>
+      </w:r>
+      <w:r>
+        <w:rPr>
+          <w:rFonts w:hint="eastAsia"/>
+        </w:rPr>
+        <w:t xml:space="preserve">當日操作）」、「移除</w:t>
+      </w:r>
+      <w:r>
+        <w:t xml:space="preserve"> UI </w:t>
+      </w:r>
+      <w:r>
+        <w:rPr>
+          <w:rFonts w:hint="eastAsia"/>
+        </w:rPr>
+        <w:t xml:space="preserve">圖示型</w:t>
+      </w:r>
+      <w:r>
+        <w:t xml:space="preserve"> emoji」、「Web employee default landing = </w:t>
+      </w:r>
+      <w:r>
+        <w:rPr>
+          <w:rFonts w:hint="eastAsia"/>
+        </w:rPr>
+        <w:t xml:space="preserve">我的日報」等驗收項</w:t>
       </w:r>
     </w:p>
     <w:p>
@@ -6729,7 +6863,7 @@
         <w:rPr>
           <w:rStyle w:val="VerbatimChar"/>
         </w:rPr>
-        <w:t xml:space="preserve">[ 📋 </w:t>
+        <w:t xml:space="preserve">[ </w:t>
       </w:r>
       <w:r>
         <w:rPr>
@@ -6821,15 +6955,6 @@
         </w:rPr>
         <w:t xml:space="preserve">小網頁顯示今日日報</w:t>
       </w:r>
-      <w:r>
-        <w:t xml:space="preserve"> · AI </w:t>
-      </w:r>
-      <w:r>
-        <w:rPr>
-          <w:rFonts w:hint="eastAsia"/>
-        </w:rPr>
-        <w:t xml:space="preserve">已整理項目</w:t>
-      </w:r>
     </w:p>
     <w:p>
       <w:pPr>
@@ -6841,13 +6966,65 @@
           <w:b/>
           <w:bCs/>
         </w:rPr>
-        <w:t xml:space="preserve">應該看到</w:t>
-      </w:r>
-      <w:r>
-        <w:rPr>
-          <w:rFonts w:hint="eastAsia"/>
-        </w:rPr>
-        <w:t xml:space="preserve">：</w:t>
+        <w:t xml:space="preserve">兩種可能情境</w:t>
+      </w:r>
+      <w:r>
+        <w:rPr>
+          <w:rFonts w:hint="eastAsia"/>
+        </w:rPr>
+        <w:t xml:space="preserve">（依當日訊息狀態）：</w:t>
+      </w:r>
+    </w:p>
+    <w:p>
+      <w:pPr>
+        <w:pStyle w:val="BodyText"/>
+      </w:pPr>
+      <w:r>
+        <w:rPr>
+          <w:rFonts w:hint="eastAsia"/>
+          <w:b/>
+          <w:bCs/>
+        </w:rPr>
+        <w:t xml:space="preserve">情境</w:t>
+      </w:r>
+      <w:r>
+        <w:rPr>
+          <w:b/>
+          <w:bCs/>
+        </w:rPr>
+        <w:t xml:space="preserve"> A · AI </w:t>
+      </w:r>
+      <w:r>
+        <w:rPr>
+          <w:rFonts w:hint="eastAsia"/>
+          <w:b/>
+          <w:bCs/>
+        </w:rPr>
+        <w:t xml:space="preserve">已整理</w:t>
+      </w:r>
+      <w:r>
+        <w:rPr>
+          <w:rFonts w:hint="eastAsia"/>
+        </w:rPr>
+        <w:t xml:space="preserve">（scheduler</w:t>
+      </w:r>
+      <w:r>
+        <w:t xml:space="preserve"> </w:t>
+      </w:r>
+      <w:r>
+        <w:rPr>
+          <w:rFonts w:hint="eastAsia"/>
+        </w:rPr>
+        <w:t xml:space="preserve">已跑</w:t>
+      </w:r>
+      <w:r>
+        <w:t xml:space="preserve"> / </w:t>
+      </w:r>
+      <w:r>
+        <w:rPr>
+          <w:rFonts w:hint="eastAsia"/>
+        </w:rPr>
+        <w:t xml:space="preserve">之前手動生成過）：</w:t>
       </w:r>
     </w:p>
     <w:p>
@@ -6859,9 +7036,6 @@
         </w:numPr>
       </w:pPr>
       <w:r>
-        <w:t xml:space="preserve">✅ </w:t>
-      </w:r>
-      <w:r>
         <w:rPr>
           <w:rFonts w:hint="eastAsia"/>
         </w:rPr>
@@ -6894,9 +7068,6 @@
           <w:numId w:val="1040"/>
         </w:numPr>
       </w:pPr>
-      <w:r>
-        <w:t xml:space="preserve">✅ </w:t>
-      </w:r>
       <w:r>
         <w:rPr>
           <w:rFonts w:hint="eastAsia"/>
@@ -7018,9 +7189,6 @@
         </w:numPr>
       </w:pPr>
       <w:r>
-        <w:t xml:space="preserve">✅ </w:t>
-      </w:r>
-      <w:r>
         <w:rPr>
           <w:rFonts w:hint="eastAsia"/>
         </w:rPr>
@@ -7036,9 +7204,6 @@
         </w:numPr>
       </w:pPr>
       <w:r>
-        <w:t xml:space="preserve">✅ </w:t>
-      </w:r>
-      <w:r>
         <w:rPr>
           <w:rFonts w:hint="eastAsia"/>
         </w:rPr>
@@ -7063,8 +7228,52 @@
         </w:numPr>
       </w:pPr>
       <w:r>
-        <w:t xml:space="preserve">✅ </w:t>
-      </w:r>
+        <w:rPr>
+          <w:rFonts w:hint="eastAsia"/>
+          <w:b/>
+          <w:bCs/>
+        </w:rPr>
+        <w:t xml:space="preserve">編輯區下方即時「主管將看到</w:t>
+      </w:r>
+      <w:r>
+        <w:rPr>
+          <w:b/>
+          <w:bCs/>
+        </w:rPr>
+        <w:t xml:space="preserve"> · </w:t>
+      </w:r>
+      <w:r>
+        <w:rPr>
+          <w:rFonts w:hint="eastAsia"/>
+          <w:b/>
+          <w:bCs/>
+        </w:rPr>
+        <w:t xml:space="preserve">預覽」</w:t>
+      </w:r>
+      <w:r>
+        <w:rPr>
+          <w:rFonts w:hint="eastAsia"/>
+        </w:rPr>
+        <w:t xml:space="preserve">（隨編輯</w:t>
+      </w:r>
+      <w:r>
+        <w:t xml:space="preserve"> live update · </w:t>
+      </w:r>
+      <w:r>
+        <w:rPr>
+          <w:rFonts w:hint="eastAsia"/>
+        </w:rPr>
+        <w:t xml:space="preserve">送出前可看整份報告樣式）</w:t>
+      </w:r>
+    </w:p>
+    <w:p>
+      <w:pPr>
+        <w:pStyle w:val="Compact"/>
+        <w:numPr>
+          <w:ilvl w:val="0"/>
+          <w:numId w:val="1040"/>
+        </w:numPr>
+      </w:pPr>
       <w:r>
         <w:rPr>
           <w:rFonts w:hint="eastAsia"/>
@@ -7091,7 +7300,275 @@
           <w:b/>
           <w:bCs/>
         </w:rPr>
-        <w:t xml:space="preserve">若看到「今日尚未有記錄」</w:t>
+        <w:t xml:space="preserve">情境</w:t>
+      </w:r>
+      <w:r>
+        <w:rPr>
+          <w:b/>
+          <w:bCs/>
+        </w:rPr>
+        <w:t xml:space="preserve"> B · </w:t>
+      </w:r>
+      <w:r>
+        <w:rPr>
+          <w:rFonts w:hint="eastAsia"/>
+          <w:b/>
+          <w:bCs/>
+        </w:rPr>
+        <w:t xml:space="preserve">尚未整理</w:t>
+      </w:r>
+      <w:r>
+        <w:rPr>
+          <w:rFonts w:hint="eastAsia"/>
+        </w:rPr>
+        <w:t xml:space="preserve">（今日有私訊</w:t>
+      </w:r>
+      <w:r>
+        <w:t xml:space="preserve"> · </w:t>
+      </w:r>
+      <w:r>
+        <w:rPr>
+          <w:rFonts w:hint="eastAsia"/>
+        </w:rPr>
+        <w:t xml:space="preserve">但</w:t>
+      </w:r>
+      <w:r>
+        <w:t xml:space="preserve"> AI </w:t>
+      </w:r>
+      <w:r>
+        <w:rPr>
+          <w:rFonts w:hint="eastAsia"/>
+        </w:rPr>
+        <w:t xml:space="preserve">還沒跑）：</w:t>
+      </w:r>
+    </w:p>
+    <w:p>
+      <w:pPr>
+        <w:pStyle w:val="Compact"/>
+        <w:numPr>
+          <w:ilvl w:val="0"/>
+          <w:numId w:val="1042"/>
+        </w:numPr>
+      </w:pPr>
+      <w:r>
+        <w:rPr>
+          <w:rFonts w:hint="eastAsia"/>
+        </w:rPr>
+        <w:t xml:space="preserve">頂部橘色</w:t>
+      </w:r>
+      <w:r>
+        <w:t xml:space="preserve"> status </w:t>
+      </w:r>
+      <w:r>
+        <w:rPr>
+          <w:rFonts w:hint="eastAsia"/>
+        </w:rPr>
+        <w:t xml:space="preserve">bar：「你今日已私訊</w:t>
+      </w:r>
+      <w:r>
+        <w:t xml:space="preserve"> bot</w:t>
+      </w:r>
+      <w:r>
+        <w:t xml:space="preserve"> </w:t>
+      </w:r>
+      <w:r>
+        <w:rPr>
+          <w:b/>
+          <w:bCs/>
+        </w:rPr>
+        <w:t xml:space="preserve">N</w:t>
+      </w:r>
+      <w:r>
+        <w:t xml:space="preserve"> </w:t>
+      </w:r>
+      <w:r>
+        <w:rPr>
+          <w:rFonts w:hint="eastAsia"/>
+        </w:rPr>
+        <w:t xml:space="preserve">則</w:t>
+      </w:r>
+      <w:r>
+        <w:t xml:space="preserve"> · AI </w:t>
+      </w:r>
+      <w:r>
+        <w:rPr>
+          <w:rFonts w:hint="eastAsia"/>
+        </w:rPr>
+        <w:t xml:space="preserve">尚未整理</w:t>
+      </w:r>
+      <w:r>
+        <w:t xml:space="preserve"> · </w:t>
+      </w:r>
+      <w:r>
+        <w:rPr>
+          <w:rFonts w:hint="eastAsia"/>
+        </w:rPr>
+        <w:t xml:space="preserve">按下方『重新生成』」</w:t>
+      </w:r>
+    </w:p>
+    <w:p>
+      <w:pPr>
+        <w:pStyle w:val="Compact"/>
+        <w:numPr>
+          <w:ilvl w:val="0"/>
+          <w:numId w:val="1042"/>
+        </w:numPr>
+      </w:pPr>
+      <w:r>
+        <w:rPr>
+          <w:rFonts w:hint="eastAsia"/>
+        </w:rPr>
+        <w:t xml:space="preserve">中間顯「今日已私訊</w:t>
+      </w:r>
+      <w:r>
+        <w:t xml:space="preserve"> </w:t>
+      </w:r>
+      <w:r>
+        <w:rPr>
+          <w:b/>
+          <w:bCs/>
+        </w:rPr>
+        <w:t xml:space="preserve">N</w:t>
+      </w:r>
+      <w:r>
+        <w:t xml:space="preserve"> </w:t>
+      </w:r>
+      <w:r>
+        <w:rPr>
+          <w:rFonts w:hint="eastAsia"/>
+        </w:rPr>
+        <w:t xml:space="preserve">則」</w:t>
+      </w:r>
+    </w:p>
+    <w:p>
+      <w:pPr>
+        <w:pStyle w:val="Compact"/>
+        <w:numPr>
+          <w:ilvl w:val="0"/>
+          <w:numId w:val="1042"/>
+        </w:numPr>
+      </w:pPr>
+      <w:r>
+        <w:rPr>
+          <w:rFonts w:hint="eastAsia"/>
+        </w:rPr>
+        <w:t xml:space="preserve">下方展開</w:t>
+      </w:r>
+      <w:r>
+        <w:t xml:space="preserve"> </w:t>
+      </w:r>
+      <w:r>
+        <w:rPr>
+          <w:b/>
+          <w:bCs/>
+        </w:rPr>
+        <w:t xml:space="preserve">bot </w:t>
+      </w:r>
+      <w:r>
+        <w:rPr>
+          <w:rFonts w:hint="eastAsia"/>
+          <w:b/>
+          <w:bCs/>
+        </w:rPr>
+        <w:t xml:space="preserve">收到的原始訊息</w:t>
+      </w:r>
+      <w:r>
+        <w:rPr>
+          <w:b/>
+          <w:bCs/>
+        </w:rPr>
+        <w:t xml:space="preserve"> list</w:t>
+      </w:r>
+      <w:r>
+        <w:rPr>
+          <w:rFonts w:hint="eastAsia"/>
+        </w:rPr>
+        <w:t xml:space="preserve">（依時間排序</w:t>
+      </w:r>
+      <w:r>
+        <w:t xml:space="preserve"> · Alice </w:t>
+      </w:r>
+      <w:r>
+        <w:rPr>
+          <w:rFonts w:hint="eastAsia"/>
+        </w:rPr>
+        <w:t xml:space="preserve">可確認</w:t>
+      </w:r>
+      <w:r>
+        <w:t xml:space="preserve"> bot </w:t>
+      </w:r>
+      <w:r>
+        <w:rPr>
+          <w:rFonts w:hint="eastAsia"/>
+        </w:rPr>
+        <w:t xml:space="preserve">有收到什麼）</w:t>
+      </w:r>
+    </w:p>
+    <w:p>
+      <w:pPr>
+        <w:pStyle w:val="Compact"/>
+        <w:numPr>
+          <w:ilvl w:val="0"/>
+          <w:numId w:val="1042"/>
+        </w:numPr>
+      </w:pPr>
+      <w:r>
+        <w:rPr>
+          <w:rFonts w:hint="eastAsia"/>
+        </w:rPr>
+        <w:t xml:space="preserve">按「重新生成」→</w:t>
+      </w:r>
+      <w:r>
+        <w:t xml:space="preserve"> 5–10 </w:t>
+      </w:r>
+      <w:r>
+        <w:rPr>
+          <w:rFonts w:hint="eastAsia"/>
+        </w:rPr>
+        <w:t xml:space="preserve">秒後</w:t>
+      </w:r>
+      <w:r>
+        <w:t xml:space="preserve"> AI </w:t>
+      </w:r>
+      <w:r>
+        <w:rPr>
+          <w:rFonts w:hint="eastAsia"/>
+        </w:rPr>
+        <w:t xml:space="preserve">整理完</w:t>
+      </w:r>
+      <w:r>
+        <w:t xml:space="preserve"> → </w:t>
+      </w:r>
+      <w:r>
+        <w:rPr>
+          <w:rFonts w:hint="eastAsia"/>
+        </w:rPr>
+        <w:t xml:space="preserve">頁面</w:t>
+      </w:r>
+      <w:r>
+        <w:t xml:space="preserve"> refresh </w:t>
+      </w:r>
+      <w:r>
+        <w:rPr>
+          <w:rFonts w:hint="eastAsia"/>
+        </w:rPr>
+        <w:t xml:space="preserve">到情境</w:t>
+      </w:r>
+      <w:r>
+        <w:t xml:space="preserve"> A</w:t>
+      </w:r>
+    </w:p>
+    <w:p>
+      <w:pPr>
+        <w:pStyle w:val="FirstParagraph"/>
+      </w:pPr>
+      <w:r>
+        <w:rPr>
+          <w:rFonts w:hint="eastAsia"/>
+          <w:b/>
+          <w:bCs/>
+        </w:rPr>
+        <w:t xml:space="preserve">若看到「還沒開始記錄」</w:t>
       </w:r>
       <w:r>
         <w:rPr>
@@ -7105,7 +7582,7 @@
         <w:pStyle w:val="Compact"/>
         <w:numPr>
           <w:ilvl w:val="0"/>
-          <w:numId w:val="1042"/>
+          <w:numId w:val="1043"/>
         </w:numPr>
       </w:pPr>
       <w:r>
@@ -7124,15 +7601,24 @@
         <w:rPr>
           <w:rFonts w:hint="eastAsia"/>
         </w:rPr>
-        <w:t xml:space="preserve">或都是貼圖沒文字</w:t>
-      </w:r>
-    </w:p>
-    <w:p>
-      <w:pPr>
-        <w:pStyle w:val="Compact"/>
-        <w:numPr>
-          <w:ilvl w:val="0"/>
-          <w:numId w:val="1042"/>
+        <w:t xml:space="preserve">或都是貼圖</w:t>
+      </w:r>
+      <w:r>
+        <w:t xml:space="preserve"> / </w:t>
+      </w:r>
+      <w:r>
+        <w:rPr>
+          <w:rFonts w:hint="eastAsia"/>
+        </w:rPr>
+        <w:t xml:space="preserve">圖片沒文字</w:t>
+      </w:r>
+    </w:p>
+    <w:p>
+      <w:pPr>
+        <w:pStyle w:val="Compact"/>
+        <w:numPr>
+          <w:ilvl w:val="0"/>
+          <w:numId w:val="1043"/>
         </w:numPr>
       </w:pPr>
       <w:r>
@@ -7214,7 +7700,7 @@
         <w:pStyle w:val="Compact"/>
         <w:numPr>
           <w:ilvl w:val="0"/>
-          <w:numId w:val="1043"/>
+          <w:numId w:val="1044"/>
         </w:numPr>
       </w:pPr>
       <w:r>
@@ -7334,7 +7820,7 @@
         <w:pStyle w:val="Compact"/>
         <w:numPr>
           <w:ilvl w:val="0"/>
-          <w:numId w:val="1044"/>
+          <w:numId w:val="1045"/>
         </w:numPr>
       </w:pPr>
       <w:r>
@@ -7376,7 +7862,7 @@
         <w:pStyle w:val="Compact"/>
         <w:numPr>
           <w:ilvl w:val="0"/>
-          <w:numId w:val="1044"/>
+          <w:numId w:val="1045"/>
         </w:numPr>
       </w:pPr>
       <w:r>
@@ -7411,38 +7897,543 @@
         <w:pStyle w:val="Compact"/>
         <w:numPr>
           <w:ilvl w:val="0"/>
-          <w:numId w:val="1044"/>
-        </w:numPr>
-      </w:pPr>
-      <w:r>
-        <w:rPr>
-          <w:rFonts w:hint="eastAsia"/>
-        </w:rPr>
-        <w:t xml:space="preserve">彈出確認：「確定送出</w:t>
-      </w:r>
-      <w:r>
+          <w:numId w:val="1045"/>
+        </w:numPr>
+      </w:pPr>
+      <w:r>
+        <w:rPr>
+          <w:rFonts w:hint="eastAsia"/>
+          <w:b/>
+          <w:bCs/>
+        </w:rPr>
+        <w:t xml:space="preserve">彈出</w:t>
+      </w:r>
+      <w:r>
+        <w:rPr>
+          <w:b/>
+          <w:bCs/>
+        </w:rPr>
+        <w:t xml:space="preserve"> confirm dialog</w:t>
+      </w:r>
+      <w:r>
+        <w:rPr>
+          <w:rFonts w:hint="eastAsia"/>
+        </w:rPr>
+        <w:t xml:space="preserve">（不是</w:t>
+      </w:r>
+      <w:r>
+        <w:t xml:space="preserve"> native </w:t>
+      </w:r>
+      <w:r>
+        <w:rPr>
+          <w:rFonts w:hint="eastAsia"/>
+        </w:rPr>
+        <w:t xml:space="preserve">prompt）·</w:t>
+      </w:r>
+      <w:r>
+        <w:t xml:space="preserve"> </w:t>
+      </w:r>
+      <w:r>
+        <w:rPr>
+          <w:rFonts w:hint="eastAsia"/>
+        </w:rPr>
+        <w:t xml:space="preserve">內含</w:t>
+      </w:r>
+      <w:r>
+        <w:rPr>
+          <w:rFonts w:hint="eastAsia"/>
+          <w:b/>
+          <w:bCs/>
+        </w:rPr>
+        <w:t xml:space="preserve">完整</w:t>
+      </w:r>
+      <w:r>
+        <w:rPr>
+          <w:b/>
+          <w:bCs/>
+        </w:rPr>
+        <w:t xml:space="preserve"> preview</w:t>
+      </w:r>
+      <w:r>
+        <w:rPr>
+          <w:rFonts w:hint="eastAsia"/>
+        </w:rPr>
+        <w:t xml:space="preserve">：</w:t>
+      </w:r>
+    </w:p>
+    <w:p>
+      <w:pPr>
+        <w:pStyle w:val="SourceCode"/>
+        <w:numPr>
+          <w:ilvl w:val="0"/>
+          <w:numId w:val="1000"/>
+        </w:numPr>
+      </w:pPr>
+      <w:r>
+        <w:rPr>
+          <w:rStyle w:val="VerbatimChar"/>
+          <w:rFonts w:hint="eastAsia"/>
+        </w:rPr>
+        <w:t xml:space="preserve">送出今日日報</w:t>
+      </w:r>
+      <w:r>
+        <w:br/>
+      </w:r>
+      <w:r>
+        <w:rPr>
+          <w:rStyle w:val="VerbatimChar"/>
+          <w:rFonts w:hint="eastAsia"/>
+        </w:rPr>
+        <w:t xml:space="preserve">主管將收到以下</w:t>
+      </w:r>
+      <w:r>
+        <w:rPr>
+          <w:rStyle w:val="VerbatimChar"/>
+        </w:rPr>
         <w:t xml:space="preserve"> 3 </w:t>
       </w:r>
       <w:r>
         <w:rPr>
-          <w:rFonts w:hint="eastAsia"/>
-        </w:rPr>
-        <w:t xml:space="preserve">項給主管？送出後不能再改。」</w:t>
-      </w:r>
-    </w:p>
-    <w:p>
-      <w:pPr>
-        <w:pStyle w:val="Compact"/>
-        <w:numPr>
-          <w:ilvl w:val="0"/>
-          <w:numId w:val="1044"/>
-        </w:numPr>
-      </w:pPr>
-      <w:r>
-        <w:rPr>
-          <w:rFonts w:hint="eastAsia"/>
-        </w:rPr>
-        <w:t xml:space="preserve">按「確定」</w:t>
+          <w:rStyle w:val="VerbatimChar"/>
+          <w:rFonts w:hint="eastAsia"/>
+        </w:rPr>
+        <w:t xml:space="preserve">項</w:t>
+      </w:r>
+      <w:r>
+        <w:rPr>
+          <w:rStyle w:val="VerbatimChar"/>
+        </w:rPr>
+        <w:t xml:space="preserve"> · </w:t>
+      </w:r>
+      <w:r>
+        <w:rPr>
+          <w:rStyle w:val="VerbatimChar"/>
+          <w:rFonts w:hint="eastAsia"/>
+        </w:rPr>
+        <w:t xml:space="preserve">送出後不能再改</w:t>
+      </w:r>
+      <w:r>
+        <w:br/>
+      </w:r>
+      <w:r>
+        <w:br/>
+      </w:r>
+      <w:r>
+        <w:rPr>
+          <w:rStyle w:val="VerbatimChar"/>
+        </w:rPr>
+        <w:t xml:space="preserve">┌────────────────────────────────┐</w:t>
+      </w:r>
+      <w:r>
+        <w:br/>
+      </w:r>
+      <w:r>
+        <w:rPr>
+          <w:rStyle w:val="VerbatimChar"/>
+        </w:rPr>
+        <w:t xml:space="preserve">│ </w:t>
+      </w:r>
+      <w:r>
+        <w:rPr>
+          <w:rStyle w:val="VerbatimChar"/>
+          <w:rFonts w:hint="eastAsia"/>
+        </w:rPr>
+        <w:t xml:space="preserve">王愛麗絲</w:t>
+      </w:r>
+      <w:r>
+        <w:rPr>
+          <w:rStyle w:val="VerbatimChar"/>
+        </w:rPr>
+        <w:t xml:space="preserve"> · </w:t>
+      </w:r>
+      <w:r>
+        <w:rPr>
+          <w:rStyle w:val="VerbatimChar"/>
+          <w:rFonts w:hint="eastAsia"/>
+        </w:rPr>
+        <w:t xml:space="preserve">個人日報</w:t>
+      </w:r>
+      <w:r>
+        <w:rPr>
+          <w:rStyle w:val="VerbatimChar"/>
+        </w:rPr>
+        <w:t xml:space="preserve">            │</w:t>
+      </w:r>
+      <w:r>
+        <w:br/>
+      </w:r>
+      <w:r>
+        <w:rPr>
+          <w:rStyle w:val="VerbatimChar"/>
+        </w:rPr>
+        <w:t xml:space="preserve">│ </w:t>
+      </w:r>
+      <w:r>
+        <w:rPr>
+          <w:rStyle w:val="VerbatimChar"/>
+          <w:rFonts w:hint="eastAsia"/>
+        </w:rPr>
+        <w:t xml:space="preserve">2026-07-23（週四）</w:t>
+      </w:r>
+      <w:r>
+        <w:rPr>
+          <w:rStyle w:val="VerbatimChar"/>
+        </w:rPr>
+        <w:t xml:space="preserve">             │</w:t>
+      </w:r>
+      <w:r>
+        <w:br/>
+      </w:r>
+      <w:r>
+        <w:rPr>
+          <w:rStyle w:val="VerbatimChar"/>
+        </w:rPr>
+        <w:t xml:space="preserve">│ ─────────────                  │</w:t>
+      </w:r>
+      <w:r>
+        <w:br/>
+      </w:r>
+      <w:r>
+        <w:rPr>
+          <w:rStyle w:val="VerbatimChar"/>
+        </w:rPr>
+        <w:t xml:space="preserve">│ 1. A </w:t>
+      </w:r>
+      <w:r>
+        <w:rPr>
+          <w:rStyle w:val="VerbatimChar"/>
+          <w:rFonts w:hint="eastAsia"/>
+        </w:rPr>
+        <w:t xml:space="preserve">客戶</w:t>
+      </w:r>
+      <w:r>
+        <w:rPr>
+          <w:rStyle w:val="VerbatimChar"/>
+        </w:rPr>
+        <w:t xml:space="preserve"> Q3 </w:t>
+      </w:r>
+      <w:r>
+        <w:rPr>
+          <w:rStyle w:val="VerbatimChar"/>
+          <w:rFonts w:hint="eastAsia"/>
+        </w:rPr>
+        <w:t xml:space="preserve">交期</w:t>
+      </w:r>
+      <w:r>
+        <w:rPr>
+          <w:rStyle w:val="VerbatimChar"/>
+        </w:rPr>
+        <w:t xml:space="preserve">  09:00-10:30 │</w:t>
+      </w:r>
+      <w:r>
+        <w:br/>
+      </w:r>
+      <w:r>
+        <w:rPr>
+          <w:rStyle w:val="VerbatimChar"/>
+        </w:rPr>
+        <w:t xml:space="preserve">│    </w:t>
+      </w:r>
+      <w:r>
+        <w:rPr>
+          <w:rStyle w:val="VerbatimChar"/>
+          <w:rFonts w:hint="eastAsia"/>
+        </w:rPr>
+        <w:t xml:space="preserve">客戶要求提早</w:t>
+      </w:r>
+      <w:r>
+        <w:rPr>
+          <w:rStyle w:val="VerbatimChar"/>
+        </w:rPr>
+        <w:t xml:space="preserve"> 15 </w:t>
+      </w:r>
+      <w:r>
+        <w:rPr>
+          <w:rStyle w:val="VerbatimChar"/>
+          <w:rFonts w:hint="eastAsia"/>
+        </w:rPr>
+        <w:t xml:space="preserve">天...</w:t>
+      </w:r>
+      <w:r>
+        <w:rPr>
+          <w:rStyle w:val="VerbatimChar"/>
+        </w:rPr>
+        <w:t xml:space="preserve">        │</w:t>
+      </w:r>
+      <w:r>
+        <w:br/>
+      </w:r>
+      <w:r>
+        <w:rPr>
+          <w:rStyle w:val="VerbatimChar"/>
+        </w:rPr>
+        <w:t xml:space="preserve">│    → </w:t>
+      </w:r>
+      <w:r>
+        <w:rPr>
+          <w:rStyle w:val="VerbatimChar"/>
+          <w:rFonts w:hint="eastAsia"/>
+        </w:rPr>
+        <w:t xml:space="preserve">追蹤</w:t>
+      </w:r>
+      <w:r>
+        <w:rPr>
+          <w:rStyle w:val="VerbatimChar"/>
+        </w:rPr>
+        <w:t xml:space="preserve"> · </w:t>
+      </w:r>
+      <w:r>
+        <w:rPr>
+          <w:rStyle w:val="VerbatimChar"/>
+          <w:rFonts w:hint="eastAsia"/>
+        </w:rPr>
+        <w:t xml:space="preserve">明日</w:t>
+      </w:r>
+      <w:r>
+        <w:rPr>
+          <w:rStyle w:val="VerbatimChar"/>
+        </w:rPr>
+        <w:t xml:space="preserve"> 09:00 </w:t>
+      </w:r>
+      <w:r>
+        <w:rPr>
+          <w:rStyle w:val="VerbatimChar"/>
+          <w:rFonts w:hint="eastAsia"/>
+        </w:rPr>
+        <w:t xml:space="preserve">開會</w:t>
+      </w:r>
+      <w:r>
+        <w:rPr>
+          <w:rStyle w:val="VerbatimChar"/>
+        </w:rPr>
+        <w:t xml:space="preserve">    │</w:t>
+      </w:r>
+      <w:r>
+        <w:br/>
+      </w:r>
+      <w:r>
+        <w:rPr>
+          <w:rStyle w:val="VerbatimChar"/>
+        </w:rPr>
+        <w:t xml:space="preserve">│ 2. </w:t>
+      </w:r>
+      <w:r>
+        <w:rPr>
+          <w:rStyle w:val="VerbatimChar"/>
+          <w:rFonts w:hint="eastAsia"/>
+        </w:rPr>
+        <w:t xml:space="preserve">申請</w:t>
+      </w:r>
+      <w:r>
+        <w:rPr>
+          <w:rStyle w:val="VerbatimChar"/>
+        </w:rPr>
+        <w:t xml:space="preserve"> 2 </w:t>
+      </w:r>
+      <w:r>
+        <w:rPr>
+          <w:rStyle w:val="VerbatimChar"/>
+          <w:rFonts w:hint="eastAsia"/>
+        </w:rPr>
+        <w:t xml:space="preserve">名檢驗</w:t>
+      </w:r>
+      <w:r>
+        <w:rPr>
+          <w:rStyle w:val="VerbatimChar"/>
+        </w:rPr>
+        <w:t xml:space="preserve">   15:00       │</w:t>
+      </w:r>
+      <w:r>
+        <w:br/>
+      </w:r>
+      <w:r>
+        <w:rPr>
+          <w:rStyle w:val="VerbatimChar"/>
+        </w:rPr>
+        <w:t xml:space="preserve">│    </w:t>
+      </w:r>
+      <w:r>
+        <w:rPr>
+          <w:rStyle w:val="VerbatimChar"/>
+          <w:rFonts w:hint="eastAsia"/>
+        </w:rPr>
+        <w:t xml:space="preserve">人資已收單</w:t>
+      </w:r>
+      <w:r>
+        <w:rPr>
+          <w:rStyle w:val="VerbatimChar"/>
+        </w:rPr>
+        <w:t xml:space="preserve"> · </w:t>
+      </w:r>
+      <w:r>
+        <w:rPr>
+          <w:rStyle w:val="VerbatimChar"/>
+          <w:rFonts w:hint="eastAsia"/>
+        </w:rPr>
+        <w:t xml:space="preserve">週五前回</w:t>
+      </w:r>
+      <w:r>
+        <w:rPr>
+          <w:rStyle w:val="VerbatimChar"/>
+        </w:rPr>
+        <w:t xml:space="preserve">        │</w:t>
+      </w:r>
+      <w:r>
+        <w:br/>
+      </w:r>
+      <w:r>
+        <w:rPr>
+          <w:rStyle w:val="VerbatimChar"/>
+        </w:rPr>
+        <w:t xml:space="preserve">│ 3. </w:t>
+      </w:r>
+      <w:r>
+        <w:rPr>
+          <w:rStyle w:val="VerbatimChar"/>
+          <w:rFonts w:hint="eastAsia"/>
+        </w:rPr>
+        <w:t xml:space="preserve">不良品已回工廠</w:t>
+      </w:r>
+      <w:r>
+        <w:rPr>
+          <w:rStyle w:val="VerbatimChar"/>
+        </w:rPr>
+        <w:t xml:space="preserve">              │</w:t>
+      </w:r>
+      <w:r>
+        <w:br/>
+      </w:r>
+      <w:r>
+        <w:rPr>
+          <w:rStyle w:val="VerbatimChar"/>
+        </w:rPr>
+        <w:t xml:space="preserve">│ ─────────────                  │</w:t>
+      </w:r>
+      <w:r>
+        <w:br/>
+      </w:r>
+      <w:r>
+        <w:rPr>
+          <w:rStyle w:val="VerbatimChar"/>
+        </w:rPr>
+        <w:t xml:space="preserve">│ </w:t>
+      </w:r>
+      <w:r>
+        <w:rPr>
+          <w:rStyle w:val="VerbatimChar"/>
+          <w:rFonts w:hint="eastAsia"/>
+        </w:rPr>
+        <w:t xml:space="preserve">共</w:t>
+      </w:r>
+      <w:r>
+        <w:rPr>
+          <w:rStyle w:val="VerbatimChar"/>
+        </w:rPr>
+        <w:t xml:space="preserve"> 3 </w:t>
+      </w:r>
+      <w:r>
+        <w:rPr>
+          <w:rStyle w:val="VerbatimChar"/>
+          <w:rFonts w:hint="eastAsia"/>
+        </w:rPr>
+        <w:t xml:space="preserve">項</w:t>
+      </w:r>
+      <w:r>
+        <w:rPr>
+          <w:rStyle w:val="VerbatimChar"/>
+        </w:rPr>
+        <w:t xml:space="preserve">                        │</w:t>
+      </w:r>
+      <w:r>
+        <w:br/>
+      </w:r>
+      <w:r>
+        <w:rPr>
+          <w:rStyle w:val="VerbatimChar"/>
+        </w:rPr>
+        <w:t xml:space="preserve">└────────────────────────────────┘</w:t>
+      </w:r>
+      <w:r>
+        <w:br/>
+      </w:r>
+      <w:r>
+        <w:br/>
+      </w:r>
+      <w:r>
+        <w:rPr>
+          <w:rStyle w:val="VerbatimChar"/>
+        </w:rPr>
+        <w:t xml:space="preserve">[ </w:t>
+      </w:r>
+      <w:r>
+        <w:rPr>
+          <w:rStyle w:val="VerbatimChar"/>
+          <w:rFonts w:hint="eastAsia"/>
+        </w:rPr>
+        <w:t xml:space="preserve">取消</w:t>
+      </w:r>
+      <w:r>
+        <w:rPr>
+          <w:rStyle w:val="VerbatimChar"/>
+        </w:rPr>
+        <w:t xml:space="preserve"> ]           [ </w:t>
+      </w:r>
+      <w:r>
+        <w:rPr>
+          <w:rStyle w:val="VerbatimChar"/>
+          <w:rFonts w:hint="eastAsia"/>
+        </w:rPr>
+        <w:t xml:space="preserve">確定送出</w:t>
+      </w:r>
+      <w:r>
+        <w:rPr>
+          <w:rStyle w:val="VerbatimChar"/>
+        </w:rPr>
+        <w:t xml:space="preserve"> ]</w:t>
+      </w:r>
+    </w:p>
+    <w:p>
+      <w:pPr>
+        <w:pStyle w:val="Compact"/>
+        <w:numPr>
+          <w:ilvl w:val="0"/>
+          <w:numId w:val="1045"/>
+        </w:numPr>
+      </w:pPr>
+      <w:r>
+        <w:rPr>
+          <w:rFonts w:hint="eastAsia"/>
+        </w:rPr>
+        <w:t xml:space="preserve">確認</w:t>
+      </w:r>
+      <w:r>
+        <w:t xml:space="preserve"> preview </w:t>
+      </w:r>
+      <w:r>
+        <w:rPr>
+          <w:rFonts w:hint="eastAsia"/>
+        </w:rPr>
+        <w:t xml:space="preserve">沒問題</w:t>
+      </w:r>
+      <w:r>
+        <w:t xml:space="preserve"> · </w:t>
+      </w:r>
+      <w:r>
+        <w:rPr>
+          <w:rFonts w:hint="eastAsia"/>
+        </w:rPr>
+        <w:t xml:space="preserve">按「</w:t>
+      </w:r>
+      <w:r>
+        <w:rPr>
+          <w:rFonts w:hint="eastAsia"/>
+          <w:b/>
+          <w:bCs/>
+        </w:rPr>
+        <w:t xml:space="preserve">確定送出</w:t>
+      </w:r>
+      <w:r>
+        <w:t xml:space="preserve">」</w:t>
       </w:r>
     </w:p>
     <w:p>
@@ -7484,17 +8475,110 @@
         <w:pStyle w:val="Compact"/>
         <w:numPr>
           <w:ilvl w:val="0"/>
-          <w:numId w:val="1045"/>
-        </w:numPr>
-      </w:pPr>
-      <w:r>
-        <w:t xml:space="preserve">✅ </w:t>
-      </w:r>
-      <w:r>
-        <w:rPr>
-          <w:rFonts w:hint="eastAsia"/>
-        </w:rPr>
-        <w:t xml:space="preserve">頁面顯「✓</w:t>
+          <w:numId w:val="1046"/>
+        </w:numPr>
+      </w:pPr>
+      <w:r>
+        <w:rPr>
+          <w:rFonts w:hint="eastAsia"/>
+        </w:rPr>
+        <w:t xml:space="preserve">頁面顯「日報已送出</w:t>
+      </w:r>
+      <w:r>
+        <w:t xml:space="preserve"> · </w:t>
+      </w:r>
+      <w:r>
+        <w:rPr>
+          <w:rFonts w:hint="eastAsia"/>
+        </w:rPr>
+        <w:t xml:space="preserve">主管會立即收到</w:t>
+      </w:r>
+      <w:r>
+        <w:t xml:space="preserve"> LINE </w:t>
+      </w:r>
+      <w:r>
+        <w:rPr>
+          <w:rFonts w:hint="eastAsia"/>
+        </w:rPr>
+        <w:t xml:space="preserve">通知」</w:t>
+      </w:r>
+    </w:p>
+    <w:p>
+      <w:pPr>
+        <w:pStyle w:val="Compact"/>
+        <w:numPr>
+          <w:ilvl w:val="0"/>
+          <w:numId w:val="1046"/>
+        </w:numPr>
+      </w:pPr>
+      <w:r>
+        <w:t xml:space="preserve">1 </w:t>
+      </w:r>
+      <w:r>
+        <w:rPr>
+          <w:rFonts w:hint="eastAsia"/>
+        </w:rPr>
+        <w:t xml:space="preserve">秒後</w:t>
+      </w:r>
+      <w:r>
+        <w:t xml:space="preserve"> LIFF </w:t>
+      </w:r>
+      <w:r>
+        <w:rPr>
+          <w:rFonts w:hint="eastAsia"/>
+        </w:rPr>
+        <w:t xml:space="preserve">頁自動關閉</w:t>
+      </w:r>
+      <w:r>
+        <w:t xml:space="preserve"> · </w:t>
+      </w:r>
+      <w:r>
+        <w:rPr>
+          <w:rFonts w:hint="eastAsia"/>
+        </w:rPr>
+        <w:t xml:space="preserve">跳回</w:t>
+      </w:r>
+      <w:r>
+        <w:t xml:space="preserve"> LINE </w:t>
+      </w:r>
+      <w:r>
+        <w:rPr>
+          <w:rFonts w:hint="eastAsia"/>
+        </w:rPr>
+        <w:t xml:space="preserve">聊天</w:t>
+      </w:r>
+    </w:p>
+    <w:p>
+      <w:pPr>
+        <w:pStyle w:val="Compact"/>
+        <w:numPr>
+          <w:ilvl w:val="0"/>
+          <w:numId w:val="1046"/>
+        </w:numPr>
+      </w:pPr>
+      <w:r>
+        <w:rPr>
+          <w:rFonts w:hint="eastAsia"/>
+        </w:rPr>
+        <w:t xml:space="preserve">再打「日報」查</w:t>
+      </w:r>
+      <w:r>
+        <w:t xml:space="preserve"> · </w:t>
+      </w:r>
+      <w:r>
+        <w:rPr>
+          <w:rFonts w:hint="eastAsia"/>
+        </w:rPr>
+        <w:t xml:space="preserve">頂部顯「已於</w:t>
+      </w:r>
+      <w:r>
+        <w:t xml:space="preserve"> XX:XX </w:t>
+      </w:r>
+      <w:r>
+        <w:rPr>
+          <w:rFonts w:hint="eastAsia"/>
+        </w:rPr>
+        <w:t xml:space="preserve">送出主管」·</w:t>
       </w:r>
       <w:r>
         <w:t xml:space="preserve"> </w:t>
@@ -7503,7 +8587,191 @@
         <w:rPr>
           <w:rFonts w:hint="eastAsia"/>
         </w:rPr>
-        <w:t xml:space="preserve">日報已送出</w:t>
+        <w:t xml:space="preserve">按鈕不能再改</w:t>
+      </w:r>
+    </w:p>
+    <w:p>
+      <w:pPr>
+        <w:pStyle w:val="FirstParagraph"/>
+      </w:pPr>
+      <w:r>
+        <w:rPr>
+          <w:rFonts w:hint="eastAsia"/>
+          <w:b/>
+          <w:bCs/>
+        </w:rPr>
+        <w:t xml:space="preserve">應該看到（Alice</w:t>
+      </w:r>
+      <w:r>
+        <w:rPr>
+          <w:b/>
+          <w:bCs/>
+        </w:rPr>
+        <w:t xml:space="preserve"> </w:t>
+      </w:r>
+      <w:r>
+        <w:rPr>
+          <w:rFonts w:hint="eastAsia"/>
+          <w:b/>
+          <w:bCs/>
+        </w:rPr>
+        <w:t xml:space="preserve">部門主管的</w:t>
+      </w:r>
+      <w:r>
+        <w:rPr>
+          <w:b/>
+          <w:bCs/>
+        </w:rPr>
+        <w:t xml:space="preserve"> LINE </w:t>
+      </w:r>
+      <w:r>
+        <w:rPr>
+          <w:rFonts w:hint="eastAsia"/>
+          <w:b/>
+          <w:bCs/>
+        </w:rPr>
+        <w:t xml:space="preserve">端）</w:t>
+      </w:r>
+      <w:r>
+        <w:rPr>
+          <w:rFonts w:hint="eastAsia"/>
+        </w:rPr>
+        <w:t xml:space="preserve">：</w:t>
+      </w:r>
+    </w:p>
+    <w:p>
+      <w:pPr>
+        <w:pStyle w:val="Compact"/>
+        <w:numPr>
+          <w:ilvl w:val="0"/>
+          <w:numId w:val="1047"/>
+        </w:numPr>
+      </w:pPr>
+      <w:r>
+        <w:rPr>
+          <w:rFonts w:hint="eastAsia"/>
+        </w:rPr>
+        <w:t xml:space="preserve">主管</w:t>
+      </w:r>
+      <w:r>
+        <w:t xml:space="preserve"> LINE </w:t>
+      </w:r>
+      <w:r>
+        <w:rPr>
+          <w:rFonts w:hint="eastAsia"/>
+        </w:rPr>
+        <w:t xml:space="preserve">立即收到</w:t>
+      </w:r>
+      <w:r>
+        <w:t xml:space="preserve"> push </w:t>
+      </w:r>
+      <w:r>
+        <w:rPr>
+          <w:rFonts w:hint="eastAsia"/>
+        </w:rPr>
+        <w:t xml:space="preserve">通知：</w:t>
+      </w:r>
+    </w:p>
+    <w:p>
+      <w:pPr>
+        <w:pStyle w:val="SourceCode"/>
+        <w:numPr>
+          <w:ilvl w:val="0"/>
+          <w:numId w:val="1000"/>
+        </w:numPr>
+      </w:pPr>
+      <w:r>
+        <w:rPr>
+          <w:rStyle w:val="VerbatimChar"/>
+          <w:rFonts w:hint="eastAsia"/>
+        </w:rPr>
+        <w:t xml:space="preserve">王愛麗絲</w:t>
+      </w:r>
+      <w:r>
+        <w:rPr>
+          <w:rStyle w:val="VerbatimChar"/>
+        </w:rPr>
+        <w:t xml:space="preserve"> </w:t>
+      </w:r>
+      <w:r>
+        <w:rPr>
+          <w:rStyle w:val="VerbatimChar"/>
+          <w:rFonts w:hint="eastAsia"/>
+        </w:rPr>
+        <w:t xml:space="preserve">已送出</w:t>
+      </w:r>
+      <w:r>
+        <w:rPr>
+          <w:rStyle w:val="VerbatimChar"/>
+        </w:rPr>
+        <w:t xml:space="preserve"> 2026-07-23 </w:t>
+      </w:r>
+      <w:r>
+        <w:rPr>
+          <w:rStyle w:val="VerbatimChar"/>
+          <w:rFonts w:hint="eastAsia"/>
+        </w:rPr>
+        <w:t xml:space="preserve">個人日報</w:t>
+      </w:r>
+      <w:r>
+        <w:rPr>
+          <w:rStyle w:val="VerbatimChar"/>
+        </w:rPr>
+        <w:t xml:space="preserve"> · 3 </w:t>
+      </w:r>
+      <w:r>
+        <w:rPr>
+          <w:rStyle w:val="VerbatimChar"/>
+          <w:rFonts w:hint="eastAsia"/>
+        </w:rPr>
+        <w:t xml:space="preserve">項</w:t>
+      </w:r>
+      <w:r>
+        <w:br/>
+      </w:r>
+      <w:r>
+        <w:rPr>
+          <w:rStyle w:val="VerbatimChar"/>
+          <w:rFonts w:hint="eastAsia"/>
+        </w:rPr>
+        <w:t xml:space="preserve">進「戰情室</w:t>
+      </w:r>
+      <w:r>
+        <w:rPr>
+          <w:rStyle w:val="VerbatimChar"/>
+        </w:rPr>
+        <w:t xml:space="preserve"> → </w:t>
+      </w:r>
+      <w:r>
+        <w:rPr>
+          <w:rStyle w:val="VerbatimChar"/>
+          <w:rFonts w:hint="eastAsia"/>
+        </w:rPr>
+        <w:t xml:space="preserve">部門日報」查看</w:t>
+      </w:r>
+    </w:p>
+    <w:p>
+      <w:pPr>
+        <w:pStyle w:val="Compact"/>
+        <w:numPr>
+          <w:ilvl w:val="0"/>
+          <w:numId w:val="1047"/>
+        </w:numPr>
+      </w:pPr>
+      <w:r>
+        <w:rPr>
+          <w:rFonts w:hint="eastAsia"/>
+        </w:rPr>
+        <w:t xml:space="preserve">主管進</w:t>
+      </w:r>
+      <w:r>
+        <w:t xml:space="preserve"> aiproot </w:t>
+      </w:r>
+      <w:r>
+        <w:rPr>
+          <w:rFonts w:hint="eastAsia"/>
+        </w:rPr>
+        <w:t xml:space="preserve">網頁</w:t>
       </w:r>
       <w:r>
         <w:t xml:space="preserve"> · </w:t>
@@ -7512,43 +8780,16 @@
         <w:rPr>
           <w:rFonts w:hint="eastAsia"/>
         </w:rPr>
-        <w:t xml:space="preserve">主管會立即收到</w:t>
-      </w:r>
-      <w:r>
-        <w:t xml:space="preserve"> LINE </w:t>
-      </w:r>
-      <w:r>
-        <w:rPr>
-          <w:rFonts w:hint="eastAsia"/>
-        </w:rPr>
-        <w:t xml:space="preserve">通知」</w:t>
-      </w:r>
-    </w:p>
-    <w:p>
-      <w:pPr>
-        <w:pStyle w:val="Compact"/>
-        <w:numPr>
-          <w:ilvl w:val="0"/>
-          <w:numId w:val="1045"/>
-        </w:numPr>
-      </w:pPr>
-      <w:r>
-        <w:t xml:space="preserve">✅ 1 </w:t>
-      </w:r>
-      <w:r>
-        <w:rPr>
-          <w:rFonts w:hint="eastAsia"/>
-        </w:rPr>
-        <w:t xml:space="preserve">秒後</w:t>
-      </w:r>
-      <w:r>
-        <w:t xml:space="preserve"> LIFF </w:t>
-      </w:r>
-      <w:r>
-        <w:rPr>
-          <w:rFonts w:hint="eastAsia"/>
-        </w:rPr>
-        <w:t xml:space="preserve">頁自動關閉</w:t>
+        <w:t xml:space="preserve">戰情室</w:t>
+      </w:r>
+      <w:r>
+        <w:t xml:space="preserve"> → </w:t>
+      </w:r>
+      <w:r>
+        <w:rPr>
+          <w:rFonts w:hint="eastAsia"/>
+        </w:rPr>
+        <w:t xml:space="preserve">部門日報</w:t>
       </w:r>
       <w:r>
         <w:t xml:space="preserve"> · </w:t>
@@ -7557,70 +8798,7 @@
         <w:rPr>
           <w:rFonts w:hint="eastAsia"/>
         </w:rPr>
-        <w:t xml:space="preserve">跳回</w:t>
-      </w:r>
-      <w:r>
-        <w:t xml:space="preserve"> LINE </w:t>
-      </w:r>
-      <w:r>
-        <w:rPr>
-          <w:rFonts w:hint="eastAsia"/>
-        </w:rPr>
-        <w:t xml:space="preserve">聊天</w:t>
-      </w:r>
-    </w:p>
-    <w:p>
-      <w:pPr>
-        <w:pStyle w:val="Compact"/>
-        <w:numPr>
-          <w:ilvl w:val="0"/>
-          <w:numId w:val="1045"/>
-        </w:numPr>
-      </w:pPr>
-      <w:r>
-        <w:t xml:space="preserve">✅ </w:t>
-      </w:r>
-      <w:r>
-        <w:rPr>
-          <w:rFonts w:hint="eastAsia"/>
-        </w:rPr>
-        <w:t xml:space="preserve">再打「日報」查</w:t>
-      </w:r>
-      <w:r>
-        <w:t xml:space="preserve"> · </w:t>
-      </w:r>
-      <w:r>
-        <w:rPr>
-          <w:rFonts w:hint="eastAsia"/>
-        </w:rPr>
-        <w:t xml:space="preserve">頂部顯「✓</w:t>
-      </w:r>
-      <w:r>
-        <w:t xml:space="preserve"> </w:t>
-      </w:r>
-      <w:r>
-        <w:rPr>
-          <w:rFonts w:hint="eastAsia"/>
-        </w:rPr>
-        <w:t xml:space="preserve">已於</w:t>
-      </w:r>
-      <w:r>
-        <w:t xml:space="preserve"> XX:XX </w:t>
-      </w:r>
-      <w:r>
-        <w:rPr>
-          <w:rFonts w:hint="eastAsia"/>
-        </w:rPr>
-        <w:t xml:space="preserve">送出主管」·</w:t>
-      </w:r>
-      <w:r>
-        <w:t xml:space="preserve"> </w:t>
-      </w:r>
-      <w:r>
-        <w:rPr>
-          <w:rFonts w:hint="eastAsia"/>
-        </w:rPr>
-        <w:t xml:space="preserve">按鈕不能再改</w:t>
+        <w:t xml:space="preserve">看部門所有員工當日日報</w:t>
       </w:r>
     </w:p>
     <w:p>
@@ -7633,37 +8811,7 @@
           <w:b/>
           <w:bCs/>
         </w:rPr>
-        <w:t xml:space="preserve">應該看到（Alice</w:t>
-      </w:r>
-      <w:r>
-        <w:rPr>
-          <w:b/>
-          <w:bCs/>
-        </w:rPr>
-        <w:t xml:space="preserve"> </w:t>
-      </w:r>
-      <w:r>
-        <w:rPr>
-          <w:rFonts w:hint="eastAsia"/>
-          <w:b/>
-          <w:bCs/>
-        </w:rPr>
-        <w:t xml:space="preserve">部門主管的</w:t>
-      </w:r>
-      <w:r>
-        <w:rPr>
-          <w:b/>
-          <w:bCs/>
-        </w:rPr>
-        <w:t xml:space="preserve"> LINE </w:t>
-      </w:r>
-      <w:r>
-        <w:rPr>
-          <w:rFonts w:hint="eastAsia"/>
-          <w:b/>
-          <w:bCs/>
-        </w:rPr>
-        <w:t xml:space="preserve">端）</w:t>
+        <w:t xml:space="preserve">若主管沒收到通知</w:t>
       </w:r>
       <w:r>
         <w:rPr>
@@ -7677,200 +8825,7 @@
         <w:pStyle w:val="Compact"/>
         <w:numPr>
           <w:ilvl w:val="0"/>
-          <w:numId w:val="1046"/>
-        </w:numPr>
-      </w:pPr>
-      <w:r>
-        <w:t xml:space="preserve">✅ </w:t>
-      </w:r>
-      <w:r>
-        <w:rPr>
-          <w:rFonts w:hint="eastAsia"/>
-        </w:rPr>
-        <w:t xml:space="preserve">主管</w:t>
-      </w:r>
-      <w:r>
-        <w:t xml:space="preserve"> LINE </w:t>
-      </w:r>
-      <w:r>
-        <w:rPr>
-          <w:rFonts w:hint="eastAsia"/>
-        </w:rPr>
-        <w:t xml:space="preserve">立即收到</w:t>
-      </w:r>
-      <w:r>
-        <w:t xml:space="preserve"> push </w:t>
-      </w:r>
-      <w:r>
-        <w:rPr>
-          <w:rFonts w:hint="eastAsia"/>
-        </w:rPr>
-        <w:t xml:space="preserve">通知：</w:t>
-      </w:r>
-    </w:p>
-    <w:p>
-      <w:pPr>
-        <w:pStyle w:val="SourceCode"/>
-        <w:numPr>
-          <w:ilvl w:val="0"/>
-          <w:numId w:val="1000"/>
-        </w:numPr>
-      </w:pPr>
-      <w:r>
-        <w:rPr>
-          <w:rStyle w:val="VerbatimChar"/>
-        </w:rPr>
-        <w:t xml:space="preserve">📋 </w:t>
-      </w:r>
-      <w:r>
-        <w:rPr>
-          <w:rStyle w:val="VerbatimChar"/>
-          <w:rFonts w:hint="eastAsia"/>
-        </w:rPr>
-        <w:t xml:space="preserve">王愛麗絲</w:t>
-      </w:r>
-      <w:r>
-        <w:rPr>
-          <w:rStyle w:val="VerbatimChar"/>
-        </w:rPr>
-        <w:t xml:space="preserve"> </w:t>
-      </w:r>
-      <w:r>
-        <w:rPr>
-          <w:rStyle w:val="VerbatimChar"/>
-          <w:rFonts w:hint="eastAsia"/>
-        </w:rPr>
-        <w:t xml:space="preserve">已送出</w:t>
-      </w:r>
-      <w:r>
-        <w:rPr>
-          <w:rStyle w:val="VerbatimChar"/>
-        </w:rPr>
-        <w:t xml:space="preserve"> 2026-07-23 </w:t>
-      </w:r>
-      <w:r>
-        <w:rPr>
-          <w:rStyle w:val="VerbatimChar"/>
-          <w:rFonts w:hint="eastAsia"/>
-        </w:rPr>
-        <w:t xml:space="preserve">個人日報</w:t>
-      </w:r>
-      <w:r>
-        <w:rPr>
-          <w:rStyle w:val="VerbatimChar"/>
-        </w:rPr>
-        <w:t xml:space="preserve"> · 3 </w:t>
-      </w:r>
-      <w:r>
-        <w:rPr>
-          <w:rStyle w:val="VerbatimChar"/>
-          <w:rFonts w:hint="eastAsia"/>
-        </w:rPr>
-        <w:t xml:space="preserve">項</w:t>
-      </w:r>
-      <w:r>
-        <w:br/>
-      </w:r>
-      <w:r>
-        <w:rPr>
-          <w:rStyle w:val="VerbatimChar"/>
-          <w:rFonts w:hint="eastAsia"/>
-        </w:rPr>
-        <w:t xml:space="preserve">進「戰情室</w:t>
-      </w:r>
-      <w:r>
-        <w:rPr>
-          <w:rStyle w:val="VerbatimChar"/>
-        </w:rPr>
-        <w:t xml:space="preserve"> → </w:t>
-      </w:r>
-      <w:r>
-        <w:rPr>
-          <w:rStyle w:val="VerbatimChar"/>
-          <w:rFonts w:hint="eastAsia"/>
-        </w:rPr>
-        <w:t xml:space="preserve">部門日報」查看</w:t>
-      </w:r>
-    </w:p>
-    <w:p>
-      <w:pPr>
-        <w:pStyle w:val="Compact"/>
-        <w:numPr>
-          <w:ilvl w:val="0"/>
-          <w:numId w:val="1046"/>
-        </w:numPr>
-      </w:pPr>
-      <w:r>
-        <w:t xml:space="preserve">✅ </w:t>
-      </w:r>
-      <w:r>
-        <w:rPr>
-          <w:rFonts w:hint="eastAsia"/>
-        </w:rPr>
-        <w:t xml:space="preserve">主管進</w:t>
-      </w:r>
-      <w:r>
-        <w:t xml:space="preserve"> aiproot </w:t>
-      </w:r>
-      <w:r>
-        <w:rPr>
-          <w:rFonts w:hint="eastAsia"/>
-        </w:rPr>
-        <w:t xml:space="preserve">網頁</w:t>
-      </w:r>
-      <w:r>
-        <w:t xml:space="preserve"> · </w:t>
-      </w:r>
-      <w:r>
-        <w:rPr>
-          <w:rFonts w:hint="eastAsia"/>
-        </w:rPr>
-        <w:t xml:space="preserve">戰情室</w:t>
-      </w:r>
-      <w:r>
-        <w:t xml:space="preserve"> → </w:t>
-      </w:r>
-      <w:r>
-        <w:rPr>
-          <w:rFonts w:hint="eastAsia"/>
-        </w:rPr>
-        <w:t xml:space="preserve">部門日報</w:t>
-      </w:r>
-      <w:r>
-        <w:t xml:space="preserve"> · </w:t>
-      </w:r>
-      <w:r>
-        <w:rPr>
-          <w:rFonts w:hint="eastAsia"/>
-        </w:rPr>
-        <w:t xml:space="preserve">看部門所有員工當日日報</w:t>
-      </w:r>
-    </w:p>
-    <w:p>
-      <w:pPr>
-        <w:pStyle w:val="FirstParagraph"/>
-      </w:pPr>
-      <w:r>
-        <w:rPr>
-          <w:rFonts w:hint="eastAsia"/>
-          <w:b/>
-          <w:bCs/>
-        </w:rPr>
-        <w:t xml:space="preserve">若主管沒收到通知</w:t>
-      </w:r>
-      <w:r>
-        <w:rPr>
-          <w:rFonts w:hint="eastAsia"/>
-        </w:rPr>
-        <w:t xml:space="preserve">：</w:t>
-      </w:r>
-    </w:p>
-    <w:p>
-      <w:pPr>
-        <w:pStyle w:val="Compact"/>
-        <w:numPr>
-          <w:ilvl w:val="0"/>
-          <w:numId w:val="1047"/>
+          <w:numId w:val="1048"/>
         </w:numPr>
       </w:pPr>
       <w:r>
@@ -7897,7 +8852,7 @@
         <w:pStyle w:val="Compact"/>
         <w:numPr>
           <w:ilvl w:val="0"/>
-          <w:numId w:val="1047"/>
+          <w:numId w:val="1048"/>
         </w:numPr>
       </w:pPr>
       <w:r>
@@ -7921,7 +8876,7 @@
         <w:pStyle w:val="Compact"/>
         <w:numPr>
           <w:ilvl w:val="0"/>
-          <w:numId w:val="1047"/>
+          <w:numId w:val="1048"/>
         </w:numPr>
       </w:pPr>
       <w:r>
@@ -8023,7 +8978,7 @@
         <w:pStyle w:val="Compact"/>
         <w:numPr>
           <w:ilvl w:val="0"/>
-          <w:numId w:val="1048"/>
+          <w:numId w:val="1049"/>
         </w:numPr>
       </w:pPr>
       <w:r>
@@ -8065,7 +9020,7 @@
         <w:pStyle w:val="Compact"/>
         <w:numPr>
           <w:ilvl w:val="0"/>
-          <w:numId w:val="1048"/>
+          <w:numId w:val="1049"/>
         </w:numPr>
       </w:pPr>
       <w:r>
@@ -8089,7 +9044,7 @@
         <w:pStyle w:val="Compact"/>
         <w:numPr>
           <w:ilvl w:val="0"/>
-          <w:numId w:val="1048"/>
+          <w:numId w:val="1049"/>
         </w:numPr>
       </w:pPr>
       <w:r>
@@ -8148,7 +9103,7 @@
         <w:pStyle w:val="Compact"/>
         <w:numPr>
           <w:ilvl w:val="0"/>
-          <w:numId w:val="1049"/>
+          <w:numId w:val="1050"/>
         </w:numPr>
       </w:pPr>
       <w:r>
@@ -8210,7 +9165,7 @@
         <w:pStyle w:val="Compact"/>
         <w:numPr>
           <w:ilvl w:val="0"/>
-          <w:numId w:val="1049"/>
+          <w:numId w:val="1050"/>
         </w:numPr>
       </w:pPr>
       <w:r>
@@ -8243,7 +9198,7 @@
         <w:pStyle w:val="Compact"/>
         <w:numPr>
           <w:ilvl w:val="0"/>
-          <w:numId w:val="1049"/>
+          <w:numId w:val="1050"/>
         </w:numPr>
       </w:pPr>
       <w:r>
@@ -8253,36 +9208,241 @@
         <w:t xml:space="preserve">登入後</w:t>
       </w:r>
       <w:r>
-        <w:t xml:space="preserve"> sidebar </w:t>
-      </w:r>
-      <w:r>
-        <w:rPr>
-          <w:rFonts w:hint="eastAsia"/>
-        </w:rPr>
-        <w:t xml:space="preserve">只有「我的日報」（角色是</w:t>
-      </w:r>
-      <w:r>
         <w:t xml:space="preserve"> </w:t>
       </w:r>
       <w:r>
         <w:rPr>
+          <w:b/>
+          <w:bCs/>
+        </w:rPr>
+        <w:t xml:space="preserve">default </w:t>
+      </w:r>
+      <w:r>
+        <w:rPr>
+          <w:rFonts w:hint="eastAsia"/>
+          <w:b/>
+          <w:bCs/>
+        </w:rPr>
+        <w:t xml:space="preserve">直接進「我的日報」</w:t>
+      </w:r>
+      <w:r>
+        <w:rPr>
+          <w:rFonts w:hint="eastAsia"/>
+        </w:rPr>
+        <w:t xml:space="preserve">（role=</w:t>
+      </w:r>
+      <w:r>
+        <w:rPr>
           <w:rStyle w:val="VerbatimChar"/>
         </w:rPr>
         <w:t xml:space="preserve">employee</w:t>
       </w:r>
       <w:r>
-        <w:rPr>
-          <w:rFonts w:hint="eastAsia"/>
-        </w:rPr>
-        <w:t xml:space="preserve">）</w:t>
-      </w:r>
-    </w:p>
-    <w:p>
-      <w:pPr>
-        <w:pStyle w:val="Compact"/>
-        <w:numPr>
-          <w:ilvl w:val="0"/>
-          <w:numId w:val="1049"/>
+        <w:t xml:space="preserve"> </w:t>
+      </w:r>
+      <w:r>
+        <w:t xml:space="preserve">· sidebar </w:t>
+      </w:r>
+      <w:r>
+        <w:rPr>
+          <w:rFonts w:hint="eastAsia"/>
+        </w:rPr>
+        <w:t xml:space="preserve">只有這一項）</w:t>
+      </w:r>
+    </w:p>
+    <w:p>
+      <w:pPr>
+        <w:pStyle w:val="Compact"/>
+        <w:numPr>
+          <w:ilvl w:val="0"/>
+          <w:numId w:val="1050"/>
+        </w:numPr>
+      </w:pPr>
+      <w:r>
+        <w:rPr>
+          <w:rFonts w:hint="eastAsia"/>
+        </w:rPr>
+        <w:t xml:space="preserve">頁面右上有工具列分兩區：</w:t>
+      </w:r>
+    </w:p>
+    <w:p>
+      <w:pPr>
+        <w:pStyle w:val="Compact"/>
+        <w:numPr>
+          <w:ilvl w:val="1"/>
+          <w:numId w:val="1051"/>
+        </w:numPr>
+      </w:pPr>
+      <w:r>
+        <w:rPr>
+          <w:rFonts w:hint="eastAsia"/>
+          <w:b/>
+          <w:bCs/>
+        </w:rPr>
+        <w:t xml:space="preserve">查看日期</w:t>
+      </w:r>
+      <w:r>
+        <w:t xml:space="preserve"> </w:t>
+      </w:r>
+      <w:r>
+        <w:t xml:space="preserve">· date picker · </w:t>
+      </w:r>
+      <w:r>
+        <w:rPr>
+          <w:rFonts w:hint="eastAsia"/>
+        </w:rPr>
+        <w:t xml:space="preserve">可切歷史日看以前送過的日報（hint</w:t>
+      </w:r>
+      <w:r>
+        <w:t xml:space="preserve"> </w:t>
+      </w:r>
+      <w:r>
+        <w:rPr>
+          <w:rFonts w:hint="eastAsia"/>
+        </w:rPr>
+        <w:t xml:space="preserve">顯「今日」/「昨天」/「N</w:t>
+      </w:r>
+      <w:r>
+        <w:t xml:space="preserve"> </w:t>
+      </w:r>
+      <w:r>
+        <w:rPr>
+          <w:rFonts w:hint="eastAsia"/>
+        </w:rPr>
+        <w:t xml:space="preserve">天前」）</w:t>
+      </w:r>
+    </w:p>
+    <w:p>
+      <w:pPr>
+        <w:pStyle w:val="Compact"/>
+        <w:numPr>
+          <w:ilvl w:val="1"/>
+          <w:numId w:val="1051"/>
+        </w:numPr>
+      </w:pPr>
+      <w:r>
+        <w:rPr>
+          <w:rFonts w:hint="eastAsia"/>
+          <w:b/>
+          <w:bCs/>
+        </w:rPr>
+        <w:t xml:space="preserve">當日操作</w:t>
+      </w:r>
+      <w:r>
+        <w:t xml:space="preserve"> </w:t>
+      </w:r>
+      <w:r>
+        <w:t xml:space="preserve">· </w:t>
+      </w:r>
+      <w:r>
+        <w:rPr>
+          <w:rFonts w:hint="eastAsia"/>
+        </w:rPr>
+        <w:t xml:space="preserve">「重新生成」按鈕（hint「重跑</w:t>
+      </w:r>
+      <w:r>
+        <w:t xml:space="preserve"> AI · </w:t>
+      </w:r>
+      <w:r>
+        <w:rPr>
+          <w:rFonts w:hint="eastAsia"/>
+        </w:rPr>
+        <w:t xml:space="preserve">保留手動編輯」）</w:t>
+      </w:r>
+    </w:p>
+    <w:p>
+      <w:pPr>
+        <w:pStyle w:val="Compact"/>
+        <w:numPr>
+          <w:ilvl w:val="0"/>
+          <w:numId w:val="1050"/>
+        </w:numPr>
+      </w:pPr>
+      <w:r>
+        <w:rPr>
+          <w:rFonts w:hint="eastAsia"/>
+        </w:rPr>
+        <w:t xml:space="preserve">編輯區下方</w:t>
+      </w:r>
+      <w:r>
+        <w:rPr>
+          <w:rFonts w:hint="eastAsia"/>
+          <w:b/>
+          <w:bCs/>
+        </w:rPr>
+        <w:t xml:space="preserve">即時</w:t>
+      </w:r>
+      <w:r>
+        <w:rPr>
+          <w:b/>
+          <w:bCs/>
+        </w:rPr>
+        <w:t xml:space="preserve"> preview</w:t>
+      </w:r>
+      <w:r>
+        <w:rPr>
+          <w:rFonts w:hint="eastAsia"/>
+        </w:rPr>
+        <w:t xml:space="preserve">（隨編輯</w:t>
+      </w:r>
+      <w:r>
+        <w:t xml:space="preserve"> live update · </w:t>
+      </w:r>
+      <w:r>
+        <w:rPr>
+          <w:rFonts w:hint="eastAsia"/>
+        </w:rPr>
+        <w:t xml:space="preserve">送出前可看主管將收到的完整格式）</w:t>
+      </w:r>
+    </w:p>
+    <w:p>
+      <w:pPr>
+        <w:pStyle w:val="Compact"/>
+        <w:numPr>
+          <w:ilvl w:val="0"/>
+          <w:numId w:val="1050"/>
+        </w:numPr>
+      </w:pPr>
+      <w:r>
+        <w:rPr>
+          <w:rFonts w:hint="eastAsia"/>
+        </w:rPr>
+        <w:t xml:space="preserve">送「送出日報」→</w:t>
+      </w:r>
+      <w:r>
+        <w:t xml:space="preserve"> dialog </w:t>
+      </w:r>
+      <w:r>
+        <w:rPr>
+          <w:rFonts w:hint="eastAsia"/>
+        </w:rPr>
+        <w:t xml:space="preserve">內同樣</w:t>
+      </w:r>
+      <w:r>
+        <w:t xml:space="preserve"> show </w:t>
+      </w:r>
+      <w:r>
+        <w:rPr>
+          <w:rFonts w:hint="eastAsia"/>
+        </w:rPr>
+        <w:t xml:space="preserve">完整</w:t>
+      </w:r>
+      <w:r>
+        <w:t xml:space="preserve"> preview + </w:t>
+      </w:r>
+      <w:r>
+        <w:rPr>
+          <w:rFonts w:hint="eastAsia"/>
+        </w:rPr>
+        <w:t xml:space="preserve">確定按鈕</w:t>
+      </w:r>
+    </w:p>
+    <w:p>
+      <w:pPr>
+        <w:pStyle w:val="Compact"/>
+        <w:numPr>
+          <w:ilvl w:val="0"/>
+          <w:numId w:val="1050"/>
         </w:numPr>
       </w:pPr>
       <w:r>
@@ -8355,7 +9515,7 @@
         <w:pStyle w:val="Compact"/>
         <w:numPr>
           <w:ilvl w:val="0"/>
-          <w:numId w:val="1050"/>
+          <w:numId w:val="1052"/>
         </w:numPr>
       </w:pPr>
       <w:r>
@@ -8388,7 +9548,7 @@
         <w:pStyle w:val="Compact"/>
         <w:numPr>
           <w:ilvl w:val="0"/>
-          <w:numId w:val="1050"/>
+          <w:numId w:val="1052"/>
         </w:numPr>
       </w:pPr>
       <w:r>
@@ -8430,7 +9590,7 @@
         <w:pStyle w:val="Compact"/>
         <w:numPr>
           <w:ilvl w:val="0"/>
-          <w:numId w:val="1050"/>
+          <w:numId w:val="1052"/>
         </w:numPr>
       </w:pPr>
       <w:r>
@@ -9363,16 +10523,7 @@
               <w:rPr>
                 <w:rFonts w:hint="eastAsia"/>
               </w:rPr>
-              <w:t xml:space="preserve">顯</w:t>
-            </w:r>
-            <w:r>
-              <w:t xml:space="preserve"> AI </w:t>
-            </w:r>
-            <w:r>
-              <w:rPr>
-                <w:rFonts w:hint="eastAsia"/>
-              </w:rPr>
-              <w:t xml:space="preserve">整理</w:t>
+              <w:t xml:space="preserve">顯今日狀態</w:t>
             </w:r>
           </w:p>
         </w:tc>
@@ -9405,7 +10556,7 @@
               <w:pStyle w:val="Compact"/>
             </w:pPr>
             <w:r>
-              <w:t xml:space="preserve">13</w:t>
+              <w:t xml:space="preserve">12a</w:t>
             </w:r>
           </w:p>
         </w:tc>
@@ -9416,16 +10567,309 @@
               <w:pStyle w:val="Compact"/>
             </w:pPr>
             <w:r>
-              <w:t xml:space="preserve">LIFF </w:t>
-            </w:r>
-            <w:r>
               <w:rPr>
                 <w:rFonts w:hint="eastAsia"/>
               </w:rPr>
-              <w:t xml:space="preserve">頁「送出日報」·</w:t>
+              <w:t xml:space="preserve">若</w:t>
+            </w:r>
+            <w:r>
+              <w:t xml:space="preserve"> AI </w:t>
+            </w:r>
+            <w:r>
+              <w:rPr>
+                <w:rFonts w:hint="eastAsia"/>
+              </w:rPr>
+              <w:t xml:space="preserve">尚未整理</w:t>
+            </w:r>
+            <w:r>
+              <w:t xml:space="preserve"> · LIFF </w:t>
+            </w:r>
+            <w:r>
+              <w:rPr>
+                <w:rFonts w:hint="eastAsia"/>
+              </w:rPr>
+              <w:t xml:space="preserve">應顯「已私訊</w:t>
+            </w:r>
+            <w:r>
+              <w:t xml:space="preserve"> N </w:t>
+            </w:r>
+            <w:r>
+              <w:rPr>
+                <w:rFonts w:hint="eastAsia"/>
+              </w:rPr>
+              <w:t xml:space="preserve">則」+</w:t>
             </w:r>
             <w:r>
               <w:t xml:space="preserve"> </w:t>
+            </w:r>
+            <w:r>
+              <w:rPr>
+                <w:rFonts w:hint="eastAsia"/>
+              </w:rPr>
+              <w:t xml:space="preserve">原始訊息</w:t>
+            </w:r>
+            <w:r>
+              <w:t xml:space="preserve"> list</w:t>
+            </w:r>
+          </w:p>
+        </w:tc>
+        <w:tc>
+          <w:tcPr/>
+          <w:p>
+            <w:pPr>
+              <w:pStyle w:val="Compact"/>
+              <w:jc w:val="center"/>
+            </w:pPr>
+            <w:r>
+              <w:t xml:space="preserve">☐</w:t>
+            </w:r>
+          </w:p>
+        </w:tc>
+        <w:tc>
+          <w:tcPr/>
+          <w:p>
+            <w:pPr>
+              <w:pStyle w:val="Compact"/>
+            </w:pPr>
+          </w:p>
+        </w:tc>
+      </w:tr>
+      <w:tr>
+        <w:tc>
+          <w:tcPr/>
+          <w:p>
+            <w:pPr>
+              <w:pStyle w:val="Compact"/>
+            </w:pPr>
+            <w:r>
+              <w:t xml:space="preserve">12b</w:t>
+            </w:r>
+          </w:p>
+        </w:tc>
+        <w:tc>
+          <w:tcPr/>
+          <w:p>
+            <w:pPr>
+              <w:pStyle w:val="Compact"/>
+            </w:pPr>
+            <w:r>
+              <w:rPr>
+                <w:rFonts w:hint="eastAsia"/>
+              </w:rPr>
+              <w:t xml:space="preserve">按「重新生成」·</w:t>
+            </w:r>
+            <w:r>
+              <w:t xml:space="preserve"> 5-10 </w:t>
+            </w:r>
+            <w:r>
+              <w:rPr>
+                <w:rFonts w:hint="eastAsia"/>
+              </w:rPr>
+              <w:t xml:space="preserve">秒後</w:t>
+            </w:r>
+            <w:r>
+              <w:t xml:space="preserve"> AI </w:t>
+            </w:r>
+            <w:r>
+              <w:rPr>
+                <w:rFonts w:hint="eastAsia"/>
+              </w:rPr>
+              <w:t xml:space="preserve">整理完</w:t>
+            </w:r>
+            <w:r>
+              <w:t xml:space="preserve"> · </w:t>
+            </w:r>
+            <w:r>
+              <w:rPr>
+                <w:rFonts w:hint="eastAsia"/>
+              </w:rPr>
+              <w:t xml:space="preserve">頁面</w:t>
+            </w:r>
+            <w:r>
+              <w:t xml:space="preserve"> refresh</w:t>
+            </w:r>
+          </w:p>
+        </w:tc>
+        <w:tc>
+          <w:tcPr/>
+          <w:p>
+            <w:pPr>
+              <w:pStyle w:val="Compact"/>
+              <w:jc w:val="center"/>
+            </w:pPr>
+            <w:r>
+              <w:t xml:space="preserve">☐</w:t>
+            </w:r>
+          </w:p>
+        </w:tc>
+        <w:tc>
+          <w:tcPr/>
+          <w:p>
+            <w:pPr>
+              <w:pStyle w:val="Compact"/>
+            </w:pPr>
+          </w:p>
+        </w:tc>
+      </w:tr>
+      <w:tr>
+        <w:tc>
+          <w:tcPr/>
+          <w:p>
+            <w:pPr>
+              <w:pStyle w:val="Compact"/>
+            </w:pPr>
+            <w:r>
+              <w:t xml:space="preserve">12c</w:t>
+            </w:r>
+          </w:p>
+        </w:tc>
+        <w:tc>
+          <w:tcPr/>
+          <w:p>
+            <w:pPr>
+              <w:pStyle w:val="Compact"/>
+            </w:pPr>
+            <w:r>
+              <w:rPr>
+                <w:rFonts w:hint="eastAsia"/>
+              </w:rPr>
+              <w:t xml:space="preserve">編輯區下方應有「主管將看到</w:t>
+            </w:r>
+            <w:r>
+              <w:t xml:space="preserve"> · </w:t>
+            </w:r>
+            <w:r>
+              <w:rPr>
+                <w:rFonts w:hint="eastAsia"/>
+              </w:rPr>
+              <w:t xml:space="preserve">預覽」live</w:t>
+            </w:r>
+            <w:r>
+              <w:t xml:space="preserve"> preview </w:t>
+            </w:r>
+            <w:r>
+              <w:rPr>
+                <w:rFonts w:hint="eastAsia"/>
+              </w:rPr>
+              <w:t xml:space="preserve">區塊</w:t>
+            </w:r>
+          </w:p>
+        </w:tc>
+        <w:tc>
+          <w:tcPr/>
+          <w:p>
+            <w:pPr>
+              <w:pStyle w:val="Compact"/>
+              <w:jc w:val="center"/>
+            </w:pPr>
+            <w:r>
+              <w:t xml:space="preserve">☐</w:t>
+            </w:r>
+          </w:p>
+        </w:tc>
+        <w:tc>
+          <w:tcPr/>
+          <w:p>
+            <w:pPr>
+              <w:pStyle w:val="Compact"/>
+            </w:pPr>
+          </w:p>
+        </w:tc>
+      </w:tr>
+      <w:tr>
+        <w:tc>
+          <w:tcPr/>
+          <w:p>
+            <w:pPr>
+              <w:pStyle w:val="Compact"/>
+            </w:pPr>
+            <w:r>
+              <w:t xml:space="preserve">13</w:t>
+            </w:r>
+          </w:p>
+        </w:tc>
+        <w:tc>
+          <w:tcPr/>
+          <w:p>
+            <w:pPr>
+              <w:pStyle w:val="Compact"/>
+            </w:pPr>
+            <w:r>
+              <w:rPr>
+                <w:rFonts w:hint="eastAsia"/>
+              </w:rPr>
+              <w:t xml:space="preserve">按「送出日報」·</w:t>
+            </w:r>
+            <w:r>
+              <w:t xml:space="preserve"> </w:t>
+            </w:r>
+            <w:r>
+              <w:rPr>
+                <w:rFonts w:hint="eastAsia"/>
+              </w:rPr>
+              <w:t xml:space="preserve">彈</w:t>
+            </w:r>
+            <w:r>
+              <w:t xml:space="preserve"> confirm dialog </w:t>
+            </w:r>
+            <w:r>
+              <w:rPr>
+                <w:rFonts w:hint="eastAsia"/>
+              </w:rPr>
+              <w:t xml:space="preserve">內含完整</w:t>
+            </w:r>
+            <w:r>
+              <w:t xml:space="preserve"> preview</w:t>
+            </w:r>
+          </w:p>
+        </w:tc>
+        <w:tc>
+          <w:tcPr/>
+          <w:p>
+            <w:pPr>
+              <w:pStyle w:val="Compact"/>
+              <w:jc w:val="center"/>
+            </w:pPr>
+            <w:r>
+              <w:t xml:space="preserve">☐</w:t>
+            </w:r>
+          </w:p>
+        </w:tc>
+        <w:tc>
+          <w:tcPr/>
+          <w:p>
+            <w:pPr>
+              <w:pStyle w:val="Compact"/>
+            </w:pPr>
+          </w:p>
+        </w:tc>
+      </w:tr>
+      <w:tr>
+        <w:tc>
+          <w:tcPr/>
+          <w:p>
+            <w:pPr>
+              <w:pStyle w:val="Compact"/>
+            </w:pPr>
+            <w:r>
+              <w:t xml:space="preserve">13a</w:t>
+            </w:r>
+          </w:p>
+        </w:tc>
+        <w:tc>
+          <w:tcPr/>
+          <w:p>
+            <w:pPr>
+              <w:pStyle w:val="Compact"/>
+            </w:pPr>
+            <w:r>
+              <w:rPr>
+                <w:rFonts w:hint="eastAsia"/>
+              </w:rPr>
+              <w:t xml:space="preserve">確定送出後</w:t>
+            </w:r>
+            <w:r>
+              <w:t xml:space="preserve"> · </w:t>
             </w:r>
             <w:r>
               <w:rPr>
@@ -9440,7 +10884,167 @@
               <w:rPr>
                 <w:rFonts w:hint="eastAsia"/>
               </w:rPr>
-              <w:t xml:space="preserve">立即收通知</w:t>
+              <w:t xml:space="preserve">立即收通知（純文字</w:t>
+            </w:r>
+            <w:r>
+              <w:t xml:space="preserve"> · </w:t>
+            </w:r>
+            <w:r>
+              <w:rPr>
+                <w:rFonts w:hint="eastAsia"/>
+              </w:rPr>
+              <w:t xml:space="preserve">無</w:t>
+            </w:r>
+            <w:r>
+              <w:t xml:space="preserve"> emoji </w:t>
+            </w:r>
+            <w:r>
+              <w:rPr>
+                <w:rFonts w:hint="eastAsia"/>
+              </w:rPr>
+              <w:t xml:space="preserve">開頭）</w:t>
+            </w:r>
+          </w:p>
+        </w:tc>
+        <w:tc>
+          <w:tcPr/>
+          <w:p>
+            <w:pPr>
+              <w:pStyle w:val="Compact"/>
+              <w:jc w:val="center"/>
+            </w:pPr>
+            <w:r>
+              <w:t xml:space="preserve">☐</w:t>
+            </w:r>
+          </w:p>
+        </w:tc>
+        <w:tc>
+          <w:tcPr/>
+          <w:p>
+            <w:pPr>
+              <w:pStyle w:val="Compact"/>
+            </w:pPr>
+          </w:p>
+        </w:tc>
+      </w:tr>
+      <w:tr>
+        <w:tc>
+          <w:tcPr/>
+          <w:p>
+            <w:pPr>
+              <w:pStyle w:val="Compact"/>
+            </w:pPr>
+            <w:r>
+              <w:t xml:space="preserve">14</w:t>
+            </w:r>
+          </w:p>
+        </w:tc>
+        <w:tc>
+          <w:tcPr/>
+          <w:p>
+            <w:pPr>
+              <w:pStyle w:val="Compact"/>
+            </w:pPr>
+            <w:r>
+              <w:rPr>
+                <w:rFonts w:hint="eastAsia"/>
+              </w:rPr>
+              <w:t xml:space="preserve">員工</w:t>
+            </w:r>
+            <w:r>
+              <w:t xml:space="preserve"> web </w:t>
+            </w:r>
+            <w:r>
+              <w:rPr>
+                <w:rFonts w:hint="eastAsia"/>
+              </w:rPr>
+              <w:t xml:space="preserve">登入</w:t>
+            </w:r>
+            <w:r>
+              <w:t xml:space="preserve"> (LINE OAuth) · </w:t>
+            </w:r>
+            <w:r>
+              <w:rPr>
+                <w:rFonts w:hint="eastAsia"/>
+              </w:rPr>
+              <w:t xml:space="preserve">直接進「我的日報」頁</w:t>
+            </w:r>
+            <w:r>
+              <w:t xml:space="preserve"> · sidebar </w:t>
+            </w:r>
+            <w:r>
+              <w:rPr>
+                <w:rFonts w:hint="eastAsia"/>
+              </w:rPr>
+              <w:t xml:space="preserve">只有這項</w:t>
+            </w:r>
+          </w:p>
+        </w:tc>
+        <w:tc>
+          <w:tcPr/>
+          <w:p>
+            <w:pPr>
+              <w:pStyle w:val="Compact"/>
+              <w:jc w:val="center"/>
+            </w:pPr>
+            <w:r>
+              <w:t xml:space="preserve">☐</w:t>
+            </w:r>
+          </w:p>
+        </w:tc>
+        <w:tc>
+          <w:tcPr/>
+          <w:p>
+            <w:pPr>
+              <w:pStyle w:val="Compact"/>
+            </w:pPr>
+          </w:p>
+        </w:tc>
+      </w:tr>
+      <w:tr>
+        <w:tc>
+          <w:tcPr/>
+          <w:p>
+            <w:pPr>
+              <w:pStyle w:val="Compact"/>
+            </w:pPr>
+            <w:r>
+              <w:t xml:space="preserve">15</w:t>
+            </w:r>
+          </w:p>
+        </w:tc>
+        <w:tc>
+          <w:tcPr/>
+          <w:p>
+            <w:pPr>
+              <w:pStyle w:val="Compact"/>
+            </w:pPr>
+            <w:r>
+              <w:t xml:space="preserve">Web </w:t>
+            </w:r>
+            <w:r>
+              <w:rPr>
+                <w:rFonts w:hint="eastAsia"/>
+              </w:rPr>
+              <w:t xml:space="preserve">「我的日報」右上有分兩區工具列（查看日期</w:t>
+            </w:r>
+            <w:r>
+              <w:t xml:space="preserve"> + </w:t>
+            </w:r>
+            <w:r>
+              <w:rPr>
+                <w:rFonts w:hint="eastAsia"/>
+              </w:rPr>
+              <w:t xml:space="preserve">當日操作）·</w:t>
+            </w:r>
+            <w:r>
+              <w:t xml:space="preserve"> </w:t>
+            </w:r>
+            <w:r>
+              <w:rPr>
+                <w:rFonts w:hint="eastAsia"/>
+              </w:rPr>
+              <w:t xml:space="preserve">可切歷史日</w:t>
             </w:r>
           </w:p>
         </w:tc>
@@ -9513,7 +11117,7 @@
         <w:pStyle w:val="Compact"/>
         <w:numPr>
           <w:ilvl w:val="0"/>
-          <w:numId w:val="1051"/>
+          <w:numId w:val="1053"/>
         </w:numPr>
       </w:pPr>
       <w:r>
@@ -9554,7 +11158,7 @@
         <w:pStyle w:val="Compact"/>
         <w:numPr>
           <w:ilvl w:val="0"/>
-          <w:numId w:val="1051"/>
+          <w:numId w:val="1053"/>
         </w:numPr>
       </w:pPr>
       <w:r>
@@ -9604,7 +11208,7 @@
         <w:pStyle w:val="Compact"/>
         <w:numPr>
           <w:ilvl w:val="0"/>
-          <w:numId w:val="1051"/>
+          <w:numId w:val="1053"/>
         </w:numPr>
       </w:pPr>
       <w:r>
@@ -9651,7 +11255,7 @@
         <w:pStyle w:val="Compact"/>
         <w:numPr>
           <w:ilvl w:val="0"/>
-          <w:numId w:val="1051"/>
+          <w:numId w:val="1053"/>
         </w:numPr>
       </w:pPr>
       <w:r>
@@ -10377,7 +11981,7 @@
         <w:pStyle w:val="Compact"/>
         <w:numPr>
           <w:ilvl w:val="0"/>
-          <w:numId w:val="1052"/>
+          <w:numId w:val="1054"/>
         </w:numPr>
       </w:pPr>
       <w:r>
@@ -10401,7 +12005,7 @@
         <w:pStyle w:val="Compact"/>
         <w:numPr>
           <w:ilvl w:val="0"/>
-          <w:numId w:val="1052"/>
+          <w:numId w:val="1054"/>
         </w:numPr>
       </w:pPr>
       <w:r>
@@ -10416,7 +12020,7 @@
         <w:pStyle w:val="Compact"/>
         <w:numPr>
           <w:ilvl w:val="0"/>
-          <w:numId w:val="1052"/>
+          <w:numId w:val="1054"/>
         </w:numPr>
       </w:pPr>
       <w:r>
@@ -10550,7 +12154,7 @@
         <w:pStyle w:val="Compact"/>
         <w:numPr>
           <w:ilvl w:val="0"/>
-          <w:numId w:val="1053"/>
+          <w:numId w:val="1055"/>
         </w:numPr>
       </w:pPr>
       <w:r>
@@ -10583,7 +12187,7 @@
         <w:pStyle w:val="Compact"/>
         <w:numPr>
           <w:ilvl w:val="0"/>
-          <w:numId w:val="1054"/>
+          <w:numId w:val="1056"/>
         </w:numPr>
       </w:pPr>
       <w:r>
@@ -10625,7 +12229,7 @@
         <w:pStyle w:val="Compact"/>
         <w:numPr>
           <w:ilvl w:val="0"/>
-          <w:numId w:val="1055"/>
+          <w:numId w:val="1057"/>
         </w:numPr>
       </w:pPr>
       <w:r>
@@ -11697,6 +13301,9 @@
     <w:abstractNumId w:val="991"/>
   </w:num>
   <w:num w:numId="1044">
+    <w:abstractNumId w:val="991"/>
+  </w:num>
+  <w:num w:numId="1045">
     <w:abstractNumId w:val="99411"/>
     <w:lvlOverride w:ilvl="0">
       <w:startOverride w:val="1"/>
@@ -11726,9 +13333,6 @@
       <w:startOverride w:val="1"/>
     </w:lvlOverride>
   </w:num>
-  <w:num w:numId="1045">
-    <w:abstractNumId w:val="991"/>
-  </w:num>
   <w:num w:numId="1046">
     <w:abstractNumId w:val="991"/>
   </w:num>
@@ -11745,6 +13349,12 @@
     <w:abstractNumId w:val="991"/>
   </w:num>
   <w:num w:numId="1051">
+    <w:abstractNumId w:val="991"/>
+  </w:num>
+  <w:num w:numId="1052">
+    <w:abstractNumId w:val="991"/>
+  </w:num>
+  <w:num w:numId="1053">
     <w:abstractNumId w:val="99411"/>
     <w:lvlOverride w:ilvl="0">
       <w:startOverride w:val="1"/>
@@ -11774,16 +13384,16 @@
       <w:startOverride w:val="1"/>
     </w:lvlOverride>
   </w:num>
-  <w:num w:numId="1052">
+  <w:num w:numId="1054">
     <w:abstractNumId w:val="991"/>
   </w:num>
-  <w:num w:numId="1053">
+  <w:num w:numId="1055">
     <w:abstractNumId w:val="992"/>
   </w:num>
-  <w:num w:numId="1054">
+  <w:num w:numId="1056">
     <w:abstractNumId w:val="992"/>
   </w:num>
-  <w:num w:numId="1055">
+  <w:num w:numId="1057">
     <w:abstractNumId w:val="992"/>
   </w:num>
 </w:numbering>
